--- a/CS435P03Schiewe_Tests.docx
+++ b/CS435P03Schiewe_Tests.docx
@@ -944,6 +944,7 @@
       <w:pPr>
         <w:rPr>
           <w:rFonts w:ascii="Cambria Math" w:hAnsi="Cambria Math"/>
+          <w:noProof/>
         </w:rPr>
       </w:pPr>
       <w:r>
@@ -952,13 +953,6 @@
         </w:rPr>
         <w:t>Errors:</w:t>
       </w:r>
-    </w:p>
-    <w:p>
-      <w:pPr>
-        <w:rPr>
-          <w:rFonts w:ascii="Cambria Math" w:hAnsi="Cambria Math"/>
-        </w:rPr>
-      </w:pPr>
     </w:p>
     <w:p>
       <w:pPr>
@@ -973,10 +967,10 @@
         </w:rPr>
         <w:lastRenderedPageBreak/>
         <w:drawing>
-          <wp:inline distT="0" distB="0" distL="0" distR="0" wp14:anchorId="208E4A29" wp14:editId="76888683">
-            <wp:extent cx="5943600" cy="4434205"/>
-            <wp:effectExtent l="0" t="0" r="0" b="4445"/>
-            <wp:docPr id="721894423" name="Picture 7"/>
+          <wp:inline distT="0" distB="0" distL="0" distR="0" wp14:anchorId="45303D18" wp14:editId="4B6AE545">
+            <wp:extent cx="6359556" cy="4744528"/>
+            <wp:effectExtent l="0" t="0" r="3175" b="0"/>
+            <wp:docPr id="898265673" name="Picture 2"/>
             <wp:cNvGraphicFramePr>
               <a:graphicFrameLocks xmlns:a="http://schemas.openxmlformats.org/drawingml/2006/main" noChangeAspect="1"/>
             </wp:cNvGraphicFramePr>
@@ -984,7 +978,7 @@
               <a:graphicData uri="http://schemas.openxmlformats.org/drawingml/2006/picture">
                 <pic:pic xmlns:pic="http://schemas.openxmlformats.org/drawingml/2006/picture">
                   <pic:nvPicPr>
-                    <pic:cNvPr id="721894423" name="Picture 721894423"/>
+                    <pic:cNvPr id="898265673" name="Picture 898265673"/>
                     <pic:cNvPicPr/>
                   </pic:nvPicPr>
                   <pic:blipFill>
@@ -1002,7 +996,7 @@
                   <pic:spPr>
                     <a:xfrm>
                       <a:off x="0" y="0"/>
-                      <a:ext cx="5943600" cy="4434205"/>
+                      <a:ext cx="6367222" cy="4750248"/>
                     </a:xfrm>
                     <a:prstGeom prst="rect">
                       <a:avLst/>
@@ -1815,10 +1809,10 @@
         </w:rPr>
         <w:lastRenderedPageBreak/>
         <w:drawing>
-          <wp:inline distT="0" distB="0" distL="0" distR="0" wp14:anchorId="45168211" wp14:editId="17705561">
-            <wp:extent cx="6116738" cy="4563374"/>
-            <wp:effectExtent l="0" t="0" r="0" b="8890"/>
-            <wp:docPr id="1280846416" name="Picture 8"/>
+          <wp:inline distT="0" distB="0" distL="0" distR="0" wp14:anchorId="68EE55DC" wp14:editId="110C6A31">
+            <wp:extent cx="6290180" cy="4692770"/>
+            <wp:effectExtent l="0" t="0" r="0" b="0"/>
+            <wp:docPr id="227497128" name="Picture 3"/>
             <wp:cNvGraphicFramePr>
               <a:graphicFrameLocks xmlns:a="http://schemas.openxmlformats.org/drawingml/2006/main" noChangeAspect="1"/>
             </wp:cNvGraphicFramePr>
@@ -1826,7 +1820,7 @@
               <a:graphicData uri="http://schemas.openxmlformats.org/drawingml/2006/picture">
                 <pic:pic xmlns:pic="http://schemas.openxmlformats.org/drawingml/2006/picture">
                   <pic:nvPicPr>
-                    <pic:cNvPr id="1280846416" name="Picture 1280846416"/>
+                    <pic:cNvPr id="227497128" name="Picture 227497128"/>
                     <pic:cNvPicPr/>
                   </pic:nvPicPr>
                   <pic:blipFill>
@@ -1844,7 +1838,7 @@
                   <pic:spPr>
                     <a:xfrm>
                       <a:off x="0" y="0"/>
-                      <a:ext cx="6118890" cy="4564980"/>
+                      <a:ext cx="6292185" cy="4694266"/>
                     </a:xfrm>
                     <a:prstGeom prst="rect">
                       <a:avLst/>
@@ -2651,10 +2645,10 @@
         </w:rPr>
         <w:lastRenderedPageBreak/>
         <w:drawing>
-          <wp:inline distT="0" distB="0" distL="0" distR="0" wp14:anchorId="2CB62872" wp14:editId="2C0E84A5">
-            <wp:extent cx="6174552" cy="4606506"/>
-            <wp:effectExtent l="0" t="0" r="0" b="3810"/>
-            <wp:docPr id="1318672817" name="Picture 9"/>
+          <wp:inline distT="0" distB="0" distL="0" distR="0" wp14:anchorId="526B40FE" wp14:editId="62A04158">
+            <wp:extent cx="6267054" cy="4675517"/>
+            <wp:effectExtent l="0" t="0" r="635" b="0"/>
+            <wp:docPr id="1376365667" name="Picture 4"/>
             <wp:cNvGraphicFramePr>
               <a:graphicFrameLocks xmlns:a="http://schemas.openxmlformats.org/drawingml/2006/main" noChangeAspect="1"/>
             </wp:cNvGraphicFramePr>
@@ -2662,7 +2656,7 @@
               <a:graphicData uri="http://schemas.openxmlformats.org/drawingml/2006/picture">
                 <pic:pic xmlns:pic="http://schemas.openxmlformats.org/drawingml/2006/picture">
                   <pic:nvPicPr>
-                    <pic:cNvPr id="1318672817" name="Picture 1318672817"/>
+                    <pic:cNvPr id="1376365667" name="Picture 1376365667"/>
                     <pic:cNvPicPr/>
                   </pic:nvPicPr>
                   <pic:blipFill>
@@ -2680,7 +2674,7 @@
                   <pic:spPr>
                     <a:xfrm>
                       <a:off x="0" y="0"/>
-                      <a:ext cx="6176945" cy="4608291"/>
+                      <a:ext cx="6270036" cy="4677742"/>
                     </a:xfrm>
                     <a:prstGeom prst="rect">
                       <a:avLst/>
@@ -3479,10 +3473,10 @@
         </w:rPr>
         <w:lastRenderedPageBreak/>
         <w:drawing>
-          <wp:inline distT="0" distB="0" distL="0" distR="0" wp14:anchorId="58EE92E2" wp14:editId="27520130">
-            <wp:extent cx="6115056" cy="4735902"/>
-            <wp:effectExtent l="0" t="0" r="0" b="7620"/>
-            <wp:docPr id="780571517" name="Picture 10"/>
+          <wp:inline distT="0" distB="0" distL="0" distR="0" wp14:anchorId="1A6B31BA" wp14:editId="058E9056">
+            <wp:extent cx="6259857" cy="4848045"/>
+            <wp:effectExtent l="0" t="0" r="7620" b="0"/>
+            <wp:docPr id="2110995029" name="Picture 5"/>
             <wp:cNvGraphicFramePr>
               <a:graphicFrameLocks xmlns:a="http://schemas.openxmlformats.org/drawingml/2006/main" noChangeAspect="1"/>
             </wp:cNvGraphicFramePr>
@@ -3490,7 +3484,7 @@
               <a:graphicData uri="http://schemas.openxmlformats.org/drawingml/2006/picture">
                 <pic:pic xmlns:pic="http://schemas.openxmlformats.org/drawingml/2006/picture">
                   <pic:nvPicPr>
-                    <pic:cNvPr id="780571517" name="Picture 780571517"/>
+                    <pic:cNvPr id="2110995029" name="Picture 2110995029"/>
                     <pic:cNvPicPr/>
                   </pic:nvPicPr>
                   <pic:blipFill>
@@ -3508,7 +3502,7 @@
                   <pic:spPr>
                     <a:xfrm>
                       <a:off x="0" y="0"/>
-                      <a:ext cx="6117455" cy="4737760"/>
+                      <a:ext cx="6262999" cy="4850478"/>
                     </a:xfrm>
                     <a:prstGeom prst="rect">
                       <a:avLst/>
@@ -4478,6 +4472,7 @@
       <w:pPr>
         <w:rPr>
           <w:rFonts w:ascii="Cambria Math" w:hAnsi="Cambria Math"/>
+          <w:noProof/>
         </w:rPr>
       </w:pPr>
       <w:r>
@@ -4500,10 +4495,10 @@
         </w:rPr>
         <w:lastRenderedPageBreak/>
         <w:drawing>
-          <wp:inline distT="0" distB="0" distL="0" distR="0" wp14:anchorId="2B573B0C" wp14:editId="3417E663">
-            <wp:extent cx="6425291" cy="2984740"/>
-            <wp:effectExtent l="0" t="0" r="0" b="6350"/>
-            <wp:docPr id="858023614" name="Picture 11"/>
+          <wp:inline distT="0" distB="0" distL="0" distR="0" wp14:anchorId="1355CDD5" wp14:editId="064D1047">
+            <wp:extent cx="6592422" cy="3062377"/>
+            <wp:effectExtent l="0" t="0" r="0" b="5080"/>
+            <wp:docPr id="394012952" name="Picture 6"/>
             <wp:cNvGraphicFramePr>
               <a:graphicFrameLocks xmlns:a="http://schemas.openxmlformats.org/drawingml/2006/main" noChangeAspect="1"/>
             </wp:cNvGraphicFramePr>
@@ -4511,7 +4506,7 @@
               <a:graphicData uri="http://schemas.openxmlformats.org/drawingml/2006/picture">
                 <pic:pic xmlns:pic="http://schemas.openxmlformats.org/drawingml/2006/picture">
                   <pic:nvPicPr>
-                    <pic:cNvPr id="858023614" name="Picture 858023614"/>
+                    <pic:cNvPr id="394012952" name="Picture 394012952"/>
                     <pic:cNvPicPr/>
                   </pic:nvPicPr>
                   <pic:blipFill>
@@ -4529,7 +4524,7 @@
                   <pic:spPr>
                     <a:xfrm>
                       <a:off x="0" y="0"/>
-                      <a:ext cx="6431881" cy="2987801"/>
+                      <a:ext cx="6598831" cy="3065354"/>
                     </a:xfrm>
                     <a:prstGeom prst="rect">
                       <a:avLst/>

--- a/CS435P03Schiewe_Tests.docx
+++ b/CS435P03Schiewe_Tests.docx
@@ -399,19 +399,6 @@
         <w:rPr>
           <w:rFonts w:ascii="Cambria Math" w:hAnsi="Cambria Math"/>
         </w:rPr>
-        <w:t>Parse Tree:</w:t>
-      </w:r>
-    </w:p>
-    <w:p>
-      <w:pPr>
-        <w:rPr>
-          <w:rFonts w:ascii="Cambria Math" w:hAnsi="Cambria Math"/>
-        </w:rPr>
-      </w:pPr>
-      <w:r>
-        <w:rPr>
-          <w:rFonts w:ascii="Cambria Math" w:hAnsi="Cambria Math"/>
-        </w:rPr>
         <w:t>(program (</w:t>
       </w:r>
       <w:proofErr w:type="spellStart"/>
@@ -944,28 +931,960 @@
       <w:pPr>
         <w:rPr>
           <w:rFonts w:ascii="Cambria Math" w:hAnsi="Cambria Math"/>
+        </w:rPr>
+      </w:pPr>
+      <w:r>
+        <w:rPr>
+          <w:rFonts w:ascii="Cambria Math" w:hAnsi="Cambria Math"/>
+        </w:rPr>
+        <w:t>[@0,0:0='x</w:t>
+      </w:r>
+      <w:proofErr w:type="gramStart"/>
+      <w:r>
+        <w:rPr>
+          <w:rFonts w:ascii="Cambria Math" w:hAnsi="Cambria Math"/>
+        </w:rPr>
+        <w:t>',&lt;</w:t>
+      </w:r>
+      <w:proofErr w:type="gramEnd"/>
+      <w:r>
+        <w:rPr>
+          <w:rFonts w:ascii="Cambria Math" w:hAnsi="Cambria Math"/>
+        </w:rPr>
+        <w:t>ID&gt;,1:0]</w:t>
+      </w:r>
+    </w:p>
+    <w:p>
+      <w:pPr>
+        <w:rPr>
+          <w:rFonts w:ascii="Cambria Math" w:hAnsi="Cambria Math"/>
+        </w:rPr>
+      </w:pPr>
+      <w:r>
+        <w:rPr>
+          <w:rFonts w:ascii="Cambria Math" w:hAnsi="Cambria Math"/>
+        </w:rPr>
+        <w:t>[@1,2:3=</w:t>
+      </w:r>
+      <w:proofErr w:type="gramStart"/>
+      <w:r>
+        <w:rPr>
+          <w:rFonts w:ascii="Cambria Math" w:hAnsi="Cambria Math"/>
+        </w:rPr>
+        <w:t>':=',&lt;':=</w:t>
+      </w:r>
+      <w:proofErr w:type="gramEnd"/>
+      <w:r>
+        <w:rPr>
+          <w:rFonts w:ascii="Cambria Math" w:hAnsi="Cambria Math"/>
+        </w:rPr>
+        <w:t>'&gt;,1:2]</w:t>
+      </w:r>
+    </w:p>
+    <w:p>
+      <w:pPr>
+        <w:rPr>
+          <w:rFonts w:ascii="Cambria Math" w:hAnsi="Cambria Math"/>
+        </w:rPr>
+      </w:pPr>
+      <w:r>
+        <w:rPr>
+          <w:rFonts w:ascii="Cambria Math" w:hAnsi="Cambria Math"/>
+        </w:rPr>
+        <w:t>[@2,5:5='2</w:t>
+      </w:r>
+      <w:proofErr w:type="gramStart"/>
+      <w:r>
+        <w:rPr>
+          <w:rFonts w:ascii="Cambria Math" w:hAnsi="Cambria Math"/>
+        </w:rPr>
+        <w:t>',&lt;</w:t>
+      </w:r>
+      <w:proofErr w:type="gramEnd"/>
+      <w:r>
+        <w:rPr>
+          <w:rFonts w:ascii="Cambria Math" w:hAnsi="Cambria Math"/>
+        </w:rPr>
+        <w:t>NUMBER&gt;,1:5]</w:t>
+      </w:r>
+    </w:p>
+    <w:p>
+      <w:pPr>
+        <w:rPr>
+          <w:rFonts w:ascii="Cambria Math" w:hAnsi="Cambria Math"/>
+        </w:rPr>
+      </w:pPr>
+      <w:r>
+        <w:rPr>
+          <w:rFonts w:ascii="Cambria Math" w:hAnsi="Cambria Math"/>
+        </w:rPr>
+        <w:t>[@3,6:6=';</w:t>
+      </w:r>
+      <w:proofErr w:type="gramStart"/>
+      <w:r>
+        <w:rPr>
+          <w:rFonts w:ascii="Cambria Math" w:hAnsi="Cambria Math"/>
+        </w:rPr>
+        <w:t>',&lt;</w:t>
+      </w:r>
+      <w:proofErr w:type="gramEnd"/>
+      <w:r>
+        <w:rPr>
+          <w:rFonts w:ascii="Cambria Math" w:hAnsi="Cambria Math"/>
+        </w:rPr>
+        <w:t>';'&gt;,1:6]</w:t>
+      </w:r>
+    </w:p>
+    <w:p>
+      <w:pPr>
+        <w:rPr>
+          <w:rFonts w:ascii="Cambria Math" w:hAnsi="Cambria Math"/>
+        </w:rPr>
+      </w:pPr>
+      <w:r>
+        <w:rPr>
+          <w:rFonts w:ascii="Cambria Math" w:hAnsi="Cambria Math"/>
+        </w:rPr>
+        <w:t>[@4,9:9='y</w:t>
+      </w:r>
+      <w:proofErr w:type="gramStart"/>
+      <w:r>
+        <w:rPr>
+          <w:rFonts w:ascii="Cambria Math" w:hAnsi="Cambria Math"/>
+        </w:rPr>
+        <w:t>',&lt;</w:t>
+      </w:r>
+      <w:proofErr w:type="gramEnd"/>
+      <w:r>
+        <w:rPr>
+          <w:rFonts w:ascii="Cambria Math" w:hAnsi="Cambria Math"/>
+        </w:rPr>
+        <w:t>ID&gt;,2:0]</w:t>
+      </w:r>
+    </w:p>
+    <w:p>
+      <w:pPr>
+        <w:rPr>
+          <w:rFonts w:ascii="Cambria Math" w:hAnsi="Cambria Math"/>
+        </w:rPr>
+      </w:pPr>
+      <w:r>
+        <w:rPr>
+          <w:rFonts w:ascii="Cambria Math" w:hAnsi="Cambria Math"/>
+        </w:rPr>
+        <w:t>[@5,11:12=</w:t>
+      </w:r>
+      <w:proofErr w:type="gramStart"/>
+      <w:r>
+        <w:rPr>
+          <w:rFonts w:ascii="Cambria Math" w:hAnsi="Cambria Math"/>
+        </w:rPr>
+        <w:t>':=',&lt;':=</w:t>
+      </w:r>
+      <w:proofErr w:type="gramEnd"/>
+      <w:r>
+        <w:rPr>
+          <w:rFonts w:ascii="Cambria Math" w:hAnsi="Cambria Math"/>
+        </w:rPr>
+        <w:t>'&gt;,2:2]</w:t>
+      </w:r>
+    </w:p>
+    <w:p>
+      <w:pPr>
+        <w:rPr>
+          <w:rFonts w:ascii="Cambria Math" w:hAnsi="Cambria Math"/>
+        </w:rPr>
+      </w:pPr>
+      <w:r>
+        <w:rPr>
+          <w:rFonts w:ascii="Cambria Math" w:hAnsi="Cambria Math"/>
+        </w:rPr>
+        <w:lastRenderedPageBreak/>
+        <w:t>[@6,14:14='3</w:t>
+      </w:r>
+      <w:proofErr w:type="gramStart"/>
+      <w:r>
+        <w:rPr>
+          <w:rFonts w:ascii="Cambria Math" w:hAnsi="Cambria Math"/>
+        </w:rPr>
+        <w:t>',&lt;</w:t>
+      </w:r>
+      <w:proofErr w:type="gramEnd"/>
+      <w:r>
+        <w:rPr>
+          <w:rFonts w:ascii="Cambria Math" w:hAnsi="Cambria Math"/>
+        </w:rPr>
+        <w:t>NUMBER&gt;,2:5]</w:t>
+      </w:r>
+    </w:p>
+    <w:p>
+      <w:pPr>
+        <w:rPr>
+          <w:rFonts w:ascii="Cambria Math" w:hAnsi="Cambria Math"/>
+        </w:rPr>
+      </w:pPr>
+      <w:r>
+        <w:rPr>
+          <w:rFonts w:ascii="Cambria Math" w:hAnsi="Cambria Math"/>
+        </w:rPr>
+        <w:t>[@7,15:15=';</w:t>
+      </w:r>
+      <w:proofErr w:type="gramStart"/>
+      <w:r>
+        <w:rPr>
+          <w:rFonts w:ascii="Cambria Math" w:hAnsi="Cambria Math"/>
+        </w:rPr>
+        <w:t>',&lt;</w:t>
+      </w:r>
+      <w:proofErr w:type="gramEnd"/>
+      <w:r>
+        <w:rPr>
+          <w:rFonts w:ascii="Cambria Math" w:hAnsi="Cambria Math"/>
+        </w:rPr>
+        <w:t>';'&gt;,2:6]</w:t>
+      </w:r>
+    </w:p>
+    <w:p>
+      <w:pPr>
+        <w:rPr>
+          <w:rFonts w:ascii="Cambria Math" w:hAnsi="Cambria Math"/>
+        </w:rPr>
+      </w:pPr>
+      <w:r>
+        <w:rPr>
+          <w:rFonts w:ascii="Cambria Math" w:hAnsi="Cambria Math"/>
+        </w:rPr>
+        <w:t>[@8,18:21='read</w:t>
+      </w:r>
+      <w:proofErr w:type="gramStart"/>
+      <w:r>
+        <w:rPr>
+          <w:rFonts w:ascii="Cambria Math" w:hAnsi="Cambria Math"/>
+        </w:rPr>
+        <w:t>',&lt;</w:t>
+      </w:r>
+      <w:proofErr w:type="gramEnd"/>
+      <w:r>
+        <w:rPr>
+          <w:rFonts w:ascii="Cambria Math" w:hAnsi="Cambria Math"/>
+        </w:rPr>
+        <w:t>'read'&gt;,3:0]</w:t>
+      </w:r>
+    </w:p>
+    <w:p>
+      <w:pPr>
+        <w:rPr>
+          <w:rFonts w:ascii="Cambria Math" w:hAnsi="Cambria Math"/>
+        </w:rPr>
+      </w:pPr>
+      <w:r>
+        <w:rPr>
+          <w:rFonts w:ascii="Cambria Math" w:hAnsi="Cambria Math"/>
+        </w:rPr>
+        <w:t>[@9,22:22='(</w:t>
+      </w:r>
+      <w:proofErr w:type="gramStart"/>
+      <w:r>
+        <w:rPr>
+          <w:rFonts w:ascii="Cambria Math" w:hAnsi="Cambria Math"/>
+        </w:rPr>
+        <w:t>',&lt;</w:t>
+      </w:r>
+      <w:proofErr w:type="gramEnd"/>
+      <w:r>
+        <w:rPr>
+          <w:rFonts w:ascii="Cambria Math" w:hAnsi="Cambria Math"/>
+        </w:rPr>
+        <w:t>'('&gt;,3:4]</w:t>
+      </w:r>
+    </w:p>
+    <w:p>
+      <w:pPr>
+        <w:rPr>
+          <w:rFonts w:ascii="Cambria Math" w:hAnsi="Cambria Math"/>
+        </w:rPr>
+      </w:pPr>
+      <w:r>
+        <w:rPr>
+          <w:rFonts w:ascii="Cambria Math" w:hAnsi="Cambria Math"/>
+        </w:rPr>
+        <w:t>[@10,23:23='a</w:t>
+      </w:r>
+      <w:proofErr w:type="gramStart"/>
+      <w:r>
+        <w:rPr>
+          <w:rFonts w:ascii="Cambria Math" w:hAnsi="Cambria Math"/>
+        </w:rPr>
+        <w:t>',&lt;</w:t>
+      </w:r>
+      <w:proofErr w:type="gramEnd"/>
+      <w:r>
+        <w:rPr>
+          <w:rFonts w:ascii="Cambria Math" w:hAnsi="Cambria Math"/>
+        </w:rPr>
+        <w:t>ID&gt;,3:5]</w:t>
+      </w:r>
+    </w:p>
+    <w:p>
+      <w:pPr>
+        <w:rPr>
+          <w:rFonts w:ascii="Cambria Math" w:hAnsi="Cambria Math"/>
+        </w:rPr>
+      </w:pPr>
+      <w:r>
+        <w:rPr>
+          <w:rFonts w:ascii="Cambria Math" w:hAnsi="Cambria Math"/>
+        </w:rPr>
+        <w:t>[@11,24:24=',</w:t>
+      </w:r>
+      <w:proofErr w:type="gramStart"/>
+      <w:r>
+        <w:rPr>
+          <w:rFonts w:ascii="Cambria Math" w:hAnsi="Cambria Math"/>
+        </w:rPr>
+        <w:t>',&lt;</w:t>
+      </w:r>
+      <w:proofErr w:type="gramEnd"/>
+      <w:r>
+        <w:rPr>
+          <w:rFonts w:ascii="Cambria Math" w:hAnsi="Cambria Math"/>
+        </w:rPr>
+        <w:t>','&gt;,3:6]</w:t>
+      </w:r>
+    </w:p>
+    <w:p>
+      <w:pPr>
+        <w:rPr>
+          <w:rFonts w:ascii="Cambria Math" w:hAnsi="Cambria Math"/>
+        </w:rPr>
+      </w:pPr>
+      <w:r>
+        <w:rPr>
+          <w:rFonts w:ascii="Cambria Math" w:hAnsi="Cambria Math"/>
+        </w:rPr>
+        <w:t>[@12,26:26='b</w:t>
+      </w:r>
+      <w:proofErr w:type="gramStart"/>
+      <w:r>
+        <w:rPr>
+          <w:rFonts w:ascii="Cambria Math" w:hAnsi="Cambria Math"/>
+        </w:rPr>
+        <w:t>',&lt;</w:t>
+      </w:r>
+      <w:proofErr w:type="gramEnd"/>
+      <w:r>
+        <w:rPr>
+          <w:rFonts w:ascii="Cambria Math" w:hAnsi="Cambria Math"/>
+        </w:rPr>
+        <w:t>ID&gt;,3:8]</w:t>
+      </w:r>
+    </w:p>
+    <w:p>
+      <w:pPr>
+        <w:rPr>
+          <w:rFonts w:ascii="Cambria Math" w:hAnsi="Cambria Math"/>
+        </w:rPr>
+      </w:pPr>
+      <w:r>
+        <w:rPr>
+          <w:rFonts w:ascii="Cambria Math" w:hAnsi="Cambria Math"/>
+        </w:rPr>
+        <w:t>[@13,27:27=')</w:t>
+      </w:r>
+      <w:proofErr w:type="gramStart"/>
+      <w:r>
+        <w:rPr>
+          <w:rFonts w:ascii="Cambria Math" w:hAnsi="Cambria Math"/>
+        </w:rPr>
+        <w:t>',&lt;</w:t>
+      </w:r>
+      <w:proofErr w:type="gramEnd"/>
+      <w:r>
+        <w:rPr>
+          <w:rFonts w:ascii="Cambria Math" w:hAnsi="Cambria Math"/>
+        </w:rPr>
+        <w:t>')'&gt;,3:9]</w:t>
+      </w:r>
+    </w:p>
+    <w:p>
+      <w:pPr>
+        <w:rPr>
+          <w:rFonts w:ascii="Cambria Math" w:hAnsi="Cambria Math"/>
+        </w:rPr>
+      </w:pPr>
+      <w:r>
+        <w:rPr>
+          <w:rFonts w:ascii="Cambria Math" w:hAnsi="Cambria Math"/>
+        </w:rPr>
+        <w:t>[@14,28:28=';</w:t>
+      </w:r>
+      <w:proofErr w:type="gramStart"/>
+      <w:r>
+        <w:rPr>
+          <w:rFonts w:ascii="Cambria Math" w:hAnsi="Cambria Math"/>
+        </w:rPr>
+        <w:t>',&lt;</w:t>
+      </w:r>
+      <w:proofErr w:type="gramEnd"/>
+      <w:r>
+        <w:rPr>
+          <w:rFonts w:ascii="Cambria Math" w:hAnsi="Cambria Math"/>
+        </w:rPr>
+        <w:t>';'&gt;,3:10]</w:t>
+      </w:r>
+    </w:p>
+    <w:p>
+      <w:pPr>
+        <w:rPr>
+          <w:rFonts w:ascii="Cambria Math" w:hAnsi="Cambria Math"/>
+        </w:rPr>
+      </w:pPr>
+      <w:r>
+        <w:rPr>
+          <w:rFonts w:ascii="Cambria Math" w:hAnsi="Cambria Math"/>
+        </w:rPr>
+        <w:t>[@15,31:35='write</w:t>
+      </w:r>
+      <w:proofErr w:type="gramStart"/>
+      <w:r>
+        <w:rPr>
+          <w:rFonts w:ascii="Cambria Math" w:hAnsi="Cambria Math"/>
+        </w:rPr>
+        <w:t>',&lt;</w:t>
+      </w:r>
+      <w:proofErr w:type="gramEnd"/>
+      <w:r>
+        <w:rPr>
+          <w:rFonts w:ascii="Cambria Math" w:hAnsi="Cambria Math"/>
+        </w:rPr>
+        <w:t>'write'&gt;,4:0]</w:t>
+      </w:r>
+    </w:p>
+    <w:p>
+      <w:pPr>
+        <w:rPr>
+          <w:rFonts w:ascii="Cambria Math" w:hAnsi="Cambria Math"/>
+        </w:rPr>
+      </w:pPr>
+      <w:r>
+        <w:rPr>
+          <w:rFonts w:ascii="Cambria Math" w:hAnsi="Cambria Math"/>
+        </w:rPr>
+        <w:t>[@16,36:36='(</w:t>
+      </w:r>
+      <w:proofErr w:type="gramStart"/>
+      <w:r>
+        <w:rPr>
+          <w:rFonts w:ascii="Cambria Math" w:hAnsi="Cambria Math"/>
+        </w:rPr>
+        <w:t>',&lt;</w:t>
+      </w:r>
+      <w:proofErr w:type="gramEnd"/>
+      <w:r>
+        <w:rPr>
+          <w:rFonts w:ascii="Cambria Math" w:hAnsi="Cambria Math"/>
+        </w:rPr>
+        <w:t>'('&gt;,4:5]</w:t>
+      </w:r>
+    </w:p>
+    <w:p>
+      <w:pPr>
+        <w:rPr>
+          <w:rFonts w:ascii="Cambria Math" w:hAnsi="Cambria Math"/>
+        </w:rPr>
+      </w:pPr>
+      <w:r>
+        <w:rPr>
+          <w:rFonts w:ascii="Cambria Math" w:hAnsi="Cambria Math"/>
+        </w:rPr>
+        <w:t>[@17,37:37='a</w:t>
+      </w:r>
+      <w:proofErr w:type="gramStart"/>
+      <w:r>
+        <w:rPr>
+          <w:rFonts w:ascii="Cambria Math" w:hAnsi="Cambria Math"/>
+        </w:rPr>
+        <w:t>',&lt;</w:t>
+      </w:r>
+      <w:proofErr w:type="gramEnd"/>
+      <w:r>
+        <w:rPr>
+          <w:rFonts w:ascii="Cambria Math" w:hAnsi="Cambria Math"/>
+        </w:rPr>
+        <w:t>ID&gt;,4:6]</w:t>
+      </w:r>
+    </w:p>
+    <w:p>
+      <w:pPr>
+        <w:rPr>
+          <w:rFonts w:ascii="Cambria Math" w:hAnsi="Cambria Math"/>
+        </w:rPr>
+      </w:pPr>
+      <w:r>
+        <w:rPr>
+          <w:rFonts w:ascii="Cambria Math" w:hAnsi="Cambria Math"/>
+        </w:rPr>
+        <w:t>[@18,38:38=',</w:t>
+      </w:r>
+      <w:proofErr w:type="gramStart"/>
+      <w:r>
+        <w:rPr>
+          <w:rFonts w:ascii="Cambria Math" w:hAnsi="Cambria Math"/>
+        </w:rPr>
+        <w:t>',&lt;</w:t>
+      </w:r>
+      <w:proofErr w:type="gramEnd"/>
+      <w:r>
+        <w:rPr>
+          <w:rFonts w:ascii="Cambria Math" w:hAnsi="Cambria Math"/>
+        </w:rPr>
+        <w:t>','&gt;,4:7]</w:t>
+      </w:r>
+    </w:p>
+    <w:p>
+      <w:pPr>
+        <w:rPr>
+          <w:rFonts w:ascii="Cambria Math" w:hAnsi="Cambria Math"/>
+        </w:rPr>
+      </w:pPr>
+      <w:r>
+        <w:rPr>
+          <w:rFonts w:ascii="Cambria Math" w:hAnsi="Cambria Math"/>
+        </w:rPr>
+        <w:t>[@19,39:39='b</w:t>
+      </w:r>
+      <w:proofErr w:type="gramStart"/>
+      <w:r>
+        <w:rPr>
+          <w:rFonts w:ascii="Cambria Math" w:hAnsi="Cambria Math"/>
+        </w:rPr>
+        <w:t>',&lt;</w:t>
+      </w:r>
+      <w:proofErr w:type="gramEnd"/>
+      <w:r>
+        <w:rPr>
+          <w:rFonts w:ascii="Cambria Math" w:hAnsi="Cambria Math"/>
+        </w:rPr>
+        <w:t>ID&gt;,4:8]</w:t>
+      </w:r>
+    </w:p>
+    <w:p>
+      <w:pPr>
+        <w:rPr>
+          <w:rFonts w:ascii="Cambria Math" w:hAnsi="Cambria Math"/>
+        </w:rPr>
+      </w:pPr>
+      <w:r>
+        <w:rPr>
+          <w:rFonts w:ascii="Cambria Math" w:hAnsi="Cambria Math"/>
+        </w:rPr>
+        <w:t>[@20,40:40=',</w:t>
+      </w:r>
+      <w:proofErr w:type="gramStart"/>
+      <w:r>
+        <w:rPr>
+          <w:rFonts w:ascii="Cambria Math" w:hAnsi="Cambria Math"/>
+        </w:rPr>
+        <w:t>',&lt;</w:t>
+      </w:r>
+      <w:proofErr w:type="gramEnd"/>
+      <w:r>
+        <w:rPr>
+          <w:rFonts w:ascii="Cambria Math" w:hAnsi="Cambria Math"/>
+        </w:rPr>
+        <w:t>','&gt;,4:9]</w:t>
+      </w:r>
+    </w:p>
+    <w:p>
+      <w:pPr>
+        <w:rPr>
+          <w:rFonts w:ascii="Cambria Math" w:hAnsi="Cambria Math"/>
+        </w:rPr>
+      </w:pPr>
+      <w:r>
+        <w:rPr>
+          <w:rFonts w:ascii="Cambria Math" w:hAnsi="Cambria Math"/>
+        </w:rPr>
+        <w:t>[@21,41:41='a</w:t>
+      </w:r>
+      <w:proofErr w:type="gramStart"/>
+      <w:r>
+        <w:rPr>
+          <w:rFonts w:ascii="Cambria Math" w:hAnsi="Cambria Math"/>
+        </w:rPr>
+        <w:t>',&lt;</w:t>
+      </w:r>
+      <w:proofErr w:type="gramEnd"/>
+      <w:r>
+        <w:rPr>
+          <w:rFonts w:ascii="Cambria Math" w:hAnsi="Cambria Math"/>
+        </w:rPr>
+        <w:t>ID&gt;,4:10]</w:t>
+      </w:r>
+    </w:p>
+    <w:p>
+      <w:pPr>
+        <w:rPr>
+          <w:rFonts w:ascii="Cambria Math" w:hAnsi="Cambria Math"/>
+        </w:rPr>
+      </w:pPr>
+      <w:r>
+        <w:rPr>
+          <w:rFonts w:ascii="Cambria Math" w:hAnsi="Cambria Math"/>
+        </w:rPr>
+        <w:t>[@22,42:42='+</w:t>
+      </w:r>
+      <w:proofErr w:type="gramStart"/>
+      <w:r>
+        <w:rPr>
+          <w:rFonts w:ascii="Cambria Math" w:hAnsi="Cambria Math"/>
+        </w:rPr>
+        <w:t>',&lt;</w:t>
+      </w:r>
+      <w:proofErr w:type="gramEnd"/>
+      <w:r>
+        <w:rPr>
+          <w:rFonts w:ascii="Cambria Math" w:hAnsi="Cambria Math"/>
+        </w:rPr>
+        <w:t>'+'&gt;,4:11]</w:t>
+      </w:r>
+    </w:p>
+    <w:p>
+      <w:pPr>
+        <w:rPr>
+          <w:rFonts w:ascii="Cambria Math" w:hAnsi="Cambria Math"/>
+        </w:rPr>
+      </w:pPr>
+      <w:r>
+        <w:rPr>
+          <w:rFonts w:ascii="Cambria Math" w:hAnsi="Cambria Math"/>
+        </w:rPr>
+        <w:t>[@23,43:43='b</w:t>
+      </w:r>
+      <w:proofErr w:type="gramStart"/>
+      <w:r>
+        <w:rPr>
+          <w:rFonts w:ascii="Cambria Math" w:hAnsi="Cambria Math"/>
+        </w:rPr>
+        <w:t>',&lt;</w:t>
+      </w:r>
+      <w:proofErr w:type="gramEnd"/>
+      <w:r>
+        <w:rPr>
+          <w:rFonts w:ascii="Cambria Math" w:hAnsi="Cambria Math"/>
+        </w:rPr>
+        <w:t>ID&gt;,4:12]</w:t>
+      </w:r>
+    </w:p>
+    <w:p>
+      <w:pPr>
+        <w:rPr>
+          <w:rFonts w:ascii="Cambria Math" w:hAnsi="Cambria Math"/>
+        </w:rPr>
+      </w:pPr>
+      <w:r>
+        <w:rPr>
+          <w:rFonts w:ascii="Cambria Math" w:hAnsi="Cambria Math"/>
+        </w:rPr>
+        <w:t>[@24,44:44='*</w:t>
+      </w:r>
+      <w:proofErr w:type="gramStart"/>
+      <w:r>
+        <w:rPr>
+          <w:rFonts w:ascii="Cambria Math" w:hAnsi="Cambria Math"/>
+        </w:rPr>
+        <w:t>',&lt;</w:t>
+      </w:r>
+      <w:proofErr w:type="gramEnd"/>
+      <w:r>
+        <w:rPr>
+          <w:rFonts w:ascii="Cambria Math" w:hAnsi="Cambria Math"/>
+        </w:rPr>
+        <w:t>'*'&gt;,4:13]</w:t>
+      </w:r>
+    </w:p>
+    <w:p>
+      <w:pPr>
+        <w:rPr>
+          <w:rFonts w:ascii="Cambria Math" w:hAnsi="Cambria Math"/>
+        </w:rPr>
+      </w:pPr>
+      <w:r>
+        <w:rPr>
+          <w:rFonts w:ascii="Cambria Math" w:hAnsi="Cambria Math"/>
+        </w:rPr>
+        <w:t>[@25,45:45='(</w:t>
+      </w:r>
+      <w:proofErr w:type="gramStart"/>
+      <w:r>
+        <w:rPr>
+          <w:rFonts w:ascii="Cambria Math" w:hAnsi="Cambria Math"/>
+        </w:rPr>
+        <w:t>',&lt;</w:t>
+      </w:r>
+      <w:proofErr w:type="gramEnd"/>
+      <w:r>
+        <w:rPr>
+          <w:rFonts w:ascii="Cambria Math" w:hAnsi="Cambria Math"/>
+        </w:rPr>
+        <w:t>'('&gt;,4:14]</w:t>
+      </w:r>
+    </w:p>
+    <w:p>
+      <w:pPr>
+        <w:rPr>
+          <w:rFonts w:ascii="Cambria Math" w:hAnsi="Cambria Math"/>
+        </w:rPr>
+      </w:pPr>
+      <w:r>
+        <w:rPr>
+          <w:rFonts w:ascii="Cambria Math" w:hAnsi="Cambria Math"/>
+        </w:rPr>
+        <w:t>[@26,46:46='2</w:t>
+      </w:r>
+      <w:proofErr w:type="gramStart"/>
+      <w:r>
+        <w:rPr>
+          <w:rFonts w:ascii="Cambria Math" w:hAnsi="Cambria Math"/>
+        </w:rPr>
+        <w:t>',&lt;</w:t>
+      </w:r>
+      <w:proofErr w:type="gramEnd"/>
+      <w:r>
+        <w:rPr>
+          <w:rFonts w:ascii="Cambria Math" w:hAnsi="Cambria Math"/>
+        </w:rPr>
+        <w:t>NUMBER&gt;,4:15]</w:t>
+      </w:r>
+    </w:p>
+    <w:p>
+      <w:pPr>
+        <w:rPr>
+          <w:rFonts w:ascii="Cambria Math" w:hAnsi="Cambria Math"/>
+        </w:rPr>
+      </w:pPr>
+      <w:r>
+        <w:rPr>
+          <w:rFonts w:ascii="Cambria Math" w:hAnsi="Cambria Math"/>
+        </w:rPr>
+        <w:t>[@27,47:47='*</w:t>
+      </w:r>
+      <w:proofErr w:type="gramStart"/>
+      <w:r>
+        <w:rPr>
+          <w:rFonts w:ascii="Cambria Math" w:hAnsi="Cambria Math"/>
+        </w:rPr>
+        <w:t>',&lt;</w:t>
+      </w:r>
+      <w:proofErr w:type="gramEnd"/>
+      <w:r>
+        <w:rPr>
+          <w:rFonts w:ascii="Cambria Math" w:hAnsi="Cambria Math"/>
+        </w:rPr>
+        <w:t>'*'&gt;,4:16]</w:t>
+      </w:r>
+    </w:p>
+    <w:p>
+      <w:pPr>
+        <w:rPr>
+          <w:rFonts w:ascii="Cambria Math" w:hAnsi="Cambria Math"/>
+        </w:rPr>
+      </w:pPr>
+      <w:r>
+        <w:rPr>
+          <w:rFonts w:ascii="Cambria Math" w:hAnsi="Cambria Math"/>
+        </w:rPr>
+        <w:t>[@28,48:48='x</w:t>
+      </w:r>
+      <w:proofErr w:type="gramStart"/>
+      <w:r>
+        <w:rPr>
+          <w:rFonts w:ascii="Cambria Math" w:hAnsi="Cambria Math"/>
+        </w:rPr>
+        <w:t>',&lt;</w:t>
+      </w:r>
+      <w:proofErr w:type="gramEnd"/>
+      <w:r>
+        <w:rPr>
+          <w:rFonts w:ascii="Cambria Math" w:hAnsi="Cambria Math"/>
+        </w:rPr>
+        <w:t>ID&gt;,4:17]</w:t>
+      </w:r>
+    </w:p>
+    <w:p>
+      <w:pPr>
+        <w:rPr>
+          <w:rFonts w:ascii="Cambria Math" w:hAnsi="Cambria Math"/>
+        </w:rPr>
+      </w:pPr>
+      <w:r>
+        <w:rPr>
+          <w:rFonts w:ascii="Cambria Math" w:hAnsi="Cambria Math"/>
+        </w:rPr>
+        <w:t>[@29,49:49='/</w:t>
+      </w:r>
+      <w:proofErr w:type="gramStart"/>
+      <w:r>
+        <w:rPr>
+          <w:rFonts w:ascii="Cambria Math" w:hAnsi="Cambria Math"/>
+        </w:rPr>
+        <w:t>',&lt;</w:t>
+      </w:r>
+      <w:proofErr w:type="gramEnd"/>
+      <w:r>
+        <w:rPr>
+          <w:rFonts w:ascii="Cambria Math" w:hAnsi="Cambria Math"/>
+        </w:rPr>
+        <w:t>'/'&gt;,4:18]</w:t>
+      </w:r>
+    </w:p>
+    <w:p>
+      <w:pPr>
+        <w:rPr>
+          <w:rFonts w:ascii="Cambria Math" w:hAnsi="Cambria Math"/>
+        </w:rPr>
+      </w:pPr>
+      <w:r>
+        <w:rPr>
+          <w:rFonts w:ascii="Cambria Math" w:hAnsi="Cambria Math"/>
+        </w:rPr>
+        <w:t>[@30,50:50='y</w:t>
+      </w:r>
+      <w:proofErr w:type="gramStart"/>
+      <w:r>
+        <w:rPr>
+          <w:rFonts w:ascii="Cambria Math" w:hAnsi="Cambria Math"/>
+        </w:rPr>
+        <w:t>',&lt;</w:t>
+      </w:r>
+      <w:proofErr w:type="gramEnd"/>
+      <w:r>
+        <w:rPr>
+          <w:rFonts w:ascii="Cambria Math" w:hAnsi="Cambria Math"/>
+        </w:rPr>
+        <w:t>ID&gt;,4:19]</w:t>
+      </w:r>
+    </w:p>
+    <w:p>
+      <w:pPr>
+        <w:rPr>
+          <w:rFonts w:ascii="Cambria Math" w:hAnsi="Cambria Math"/>
+        </w:rPr>
+      </w:pPr>
+      <w:r>
+        <w:rPr>
+          <w:rFonts w:ascii="Cambria Math" w:hAnsi="Cambria Math"/>
+        </w:rPr>
+        <w:t>[@31,51:51=')</w:t>
+      </w:r>
+      <w:proofErr w:type="gramStart"/>
+      <w:r>
+        <w:rPr>
+          <w:rFonts w:ascii="Cambria Math" w:hAnsi="Cambria Math"/>
+        </w:rPr>
+        <w:t>',&lt;</w:t>
+      </w:r>
+      <w:proofErr w:type="gramEnd"/>
+      <w:r>
+        <w:rPr>
+          <w:rFonts w:ascii="Cambria Math" w:hAnsi="Cambria Math"/>
+        </w:rPr>
+        <w:t>')'&gt;,4:20]</w:t>
+      </w:r>
+    </w:p>
+    <w:p>
+      <w:pPr>
+        <w:rPr>
+          <w:rFonts w:ascii="Cambria Math" w:hAnsi="Cambria Math"/>
+        </w:rPr>
+      </w:pPr>
+      <w:r>
+        <w:rPr>
+          <w:rFonts w:ascii="Cambria Math" w:hAnsi="Cambria Math"/>
+        </w:rPr>
+        <w:t>[@32,52:52=')</w:t>
+      </w:r>
+      <w:proofErr w:type="gramStart"/>
+      <w:r>
+        <w:rPr>
+          <w:rFonts w:ascii="Cambria Math" w:hAnsi="Cambria Math"/>
+        </w:rPr>
+        <w:t>',&lt;</w:t>
+      </w:r>
+      <w:proofErr w:type="gramEnd"/>
+      <w:r>
+        <w:rPr>
+          <w:rFonts w:ascii="Cambria Math" w:hAnsi="Cambria Math"/>
+        </w:rPr>
+        <w:t>')'&gt;,4:21]</w:t>
+      </w:r>
+    </w:p>
+    <w:p>
+      <w:pPr>
+        <w:rPr>
+          <w:rFonts w:ascii="Cambria Math" w:hAnsi="Cambria Math"/>
+        </w:rPr>
+      </w:pPr>
+      <w:r>
+        <w:rPr>
+          <w:rFonts w:ascii="Cambria Math" w:hAnsi="Cambria Math"/>
+        </w:rPr>
+        <w:lastRenderedPageBreak/>
+        <w:t>[@33,53:53=';</w:t>
+      </w:r>
+      <w:proofErr w:type="gramStart"/>
+      <w:r>
+        <w:rPr>
+          <w:rFonts w:ascii="Cambria Math" w:hAnsi="Cambria Math"/>
+        </w:rPr>
+        <w:t>',&lt;</w:t>
+      </w:r>
+      <w:proofErr w:type="gramEnd"/>
+      <w:r>
+        <w:rPr>
+          <w:rFonts w:ascii="Cambria Math" w:hAnsi="Cambria Math"/>
+        </w:rPr>
+        <w:t>';'&gt;,4:22]</w:t>
+      </w:r>
+    </w:p>
+    <w:p>
+      <w:pPr>
+        <w:rPr>
+          <w:rFonts w:ascii="Cambria Math" w:hAnsi="Cambria Math"/>
+        </w:rPr>
+      </w:pPr>
+      <w:r>
+        <w:rPr>
+          <w:rFonts w:ascii="Cambria Math" w:hAnsi="Cambria Math"/>
+        </w:rPr>
+        <w:t>[@34,54:53='&lt;EOF&gt;</w:t>
+      </w:r>
+      <w:proofErr w:type="gramStart"/>
+      <w:r>
+        <w:rPr>
+          <w:rFonts w:ascii="Cambria Math" w:hAnsi="Cambria Math"/>
+        </w:rPr>
+        <w:t>',&lt;</w:t>
+      </w:r>
+      <w:proofErr w:type="gramEnd"/>
+      <w:r>
+        <w:rPr>
+          <w:rFonts w:ascii="Cambria Math" w:hAnsi="Cambria Math"/>
+        </w:rPr>
+        <w:t>EOF&gt;,4:23]</w:t>
+      </w:r>
+    </w:p>
+    <w:p>
+      <w:pPr>
+        <w:rPr>
+          <w:rFonts w:ascii="Cambria Math" w:hAnsi="Cambria Math"/>
+        </w:rPr>
+      </w:pPr>
+      <w:r>
+        <w:rPr>
+          <w:rFonts w:ascii="Cambria Math" w:hAnsi="Cambria Math"/>
           <w:noProof/>
         </w:rPr>
-      </w:pPr>
-      <w:r>
-        <w:rPr>
-          <w:rFonts w:ascii="Cambria Math" w:hAnsi="Cambria Math"/>
-        </w:rPr>
-        <w:t>Errors:</w:t>
-      </w:r>
-    </w:p>
-    <w:p>
-      <w:pPr>
-        <w:rPr>
-          <w:rFonts w:ascii="Cambria Math" w:hAnsi="Cambria Math"/>
-        </w:rPr>
-      </w:pPr>
-      <w:r>
-        <w:rPr>
-          <w:rFonts w:ascii="Cambria Math" w:hAnsi="Cambria Math"/>
-          <w:noProof/>
-        </w:rPr>
-        <w:lastRenderedPageBreak/>
         <w:drawing>
           <wp:inline distT="0" distB="0" distL="0" distR="0" wp14:anchorId="45303D18" wp14:editId="4B6AE545">
             <wp:extent cx="6359556" cy="4744528"/>
@@ -982,7 +1901,7 @@
                     <pic:cNvPicPr/>
                   </pic:nvPicPr>
                   <pic:blipFill>
-                    <a:blip r:embed="rId6">
+                    <a:blip r:embed="rId7">
                       <a:extLst>
                         <a:ext uri="{28A0092B-C50C-407E-A947-70E740481C1C}">
                           <a14:useLocalDpi xmlns:a14="http://schemas.microsoft.com/office/drawing/2010/main" val="0"/>
@@ -1228,7 +2147,7 @@
         <w:rPr>
           <w:rFonts w:ascii="Cambria Math" w:hAnsi="Cambria Math"/>
         </w:rPr>
-        <w:t>Parse Tree:</w:t>
+        <w:t>line 4:21 no viable alternative at input ';'</w:t>
       </w:r>
     </w:p>
     <w:p>
@@ -1779,14 +2698,919 @@
         <w:rPr>
           <w:rFonts w:ascii="Cambria Math" w:hAnsi="Cambria Math"/>
         </w:rPr>
-        <w:t>Errors:</w:t>
-      </w:r>
-    </w:p>
-    <w:p>
-      <w:pPr>
-        <w:rPr>
-          <w:rFonts w:ascii="Cambria Math" w:hAnsi="Cambria Math"/>
-          <w:noProof/>
+        <w:t>[@0,0:0='x</w:t>
+      </w:r>
+      <w:proofErr w:type="gramStart"/>
+      <w:r>
+        <w:rPr>
+          <w:rFonts w:ascii="Cambria Math" w:hAnsi="Cambria Math"/>
+        </w:rPr>
+        <w:t>',&lt;</w:t>
+      </w:r>
+      <w:proofErr w:type="gramEnd"/>
+      <w:r>
+        <w:rPr>
+          <w:rFonts w:ascii="Cambria Math" w:hAnsi="Cambria Math"/>
+        </w:rPr>
+        <w:t>ID&gt;,1:0]</w:t>
+      </w:r>
+    </w:p>
+    <w:p>
+      <w:pPr>
+        <w:rPr>
+          <w:rFonts w:ascii="Cambria Math" w:hAnsi="Cambria Math"/>
+        </w:rPr>
+      </w:pPr>
+      <w:r>
+        <w:rPr>
+          <w:rFonts w:ascii="Cambria Math" w:hAnsi="Cambria Math"/>
+        </w:rPr>
+        <w:t>[@1,2:3=</w:t>
+      </w:r>
+      <w:proofErr w:type="gramStart"/>
+      <w:r>
+        <w:rPr>
+          <w:rFonts w:ascii="Cambria Math" w:hAnsi="Cambria Math"/>
+        </w:rPr>
+        <w:t>':=',&lt;':=</w:t>
+      </w:r>
+      <w:proofErr w:type="gramEnd"/>
+      <w:r>
+        <w:rPr>
+          <w:rFonts w:ascii="Cambria Math" w:hAnsi="Cambria Math"/>
+        </w:rPr>
+        <w:t>'&gt;,1:2]</w:t>
+      </w:r>
+    </w:p>
+    <w:p>
+      <w:pPr>
+        <w:rPr>
+          <w:rFonts w:ascii="Cambria Math" w:hAnsi="Cambria Math"/>
+        </w:rPr>
+      </w:pPr>
+      <w:r>
+        <w:rPr>
+          <w:rFonts w:ascii="Cambria Math" w:hAnsi="Cambria Math"/>
+        </w:rPr>
+        <w:t>[@2,5:5='2</w:t>
+      </w:r>
+      <w:proofErr w:type="gramStart"/>
+      <w:r>
+        <w:rPr>
+          <w:rFonts w:ascii="Cambria Math" w:hAnsi="Cambria Math"/>
+        </w:rPr>
+        <w:t>',&lt;</w:t>
+      </w:r>
+      <w:proofErr w:type="gramEnd"/>
+      <w:r>
+        <w:rPr>
+          <w:rFonts w:ascii="Cambria Math" w:hAnsi="Cambria Math"/>
+        </w:rPr>
+        <w:t>NUMBER&gt;,1:5]</w:t>
+      </w:r>
+    </w:p>
+    <w:p>
+      <w:pPr>
+        <w:rPr>
+          <w:rFonts w:ascii="Cambria Math" w:hAnsi="Cambria Math"/>
+        </w:rPr>
+      </w:pPr>
+      <w:r>
+        <w:rPr>
+          <w:rFonts w:ascii="Cambria Math" w:hAnsi="Cambria Math"/>
+        </w:rPr>
+        <w:t>[@3,6:6=';</w:t>
+      </w:r>
+      <w:proofErr w:type="gramStart"/>
+      <w:r>
+        <w:rPr>
+          <w:rFonts w:ascii="Cambria Math" w:hAnsi="Cambria Math"/>
+        </w:rPr>
+        <w:t>',&lt;</w:t>
+      </w:r>
+      <w:proofErr w:type="gramEnd"/>
+      <w:r>
+        <w:rPr>
+          <w:rFonts w:ascii="Cambria Math" w:hAnsi="Cambria Math"/>
+        </w:rPr>
+        <w:t>';'&gt;,1:6]</w:t>
+      </w:r>
+    </w:p>
+    <w:p>
+      <w:pPr>
+        <w:rPr>
+          <w:rFonts w:ascii="Cambria Math" w:hAnsi="Cambria Math"/>
+        </w:rPr>
+      </w:pPr>
+      <w:r>
+        <w:rPr>
+          <w:rFonts w:ascii="Cambria Math" w:hAnsi="Cambria Math"/>
+        </w:rPr>
+        <w:t>[@4,9:9='y</w:t>
+      </w:r>
+      <w:proofErr w:type="gramStart"/>
+      <w:r>
+        <w:rPr>
+          <w:rFonts w:ascii="Cambria Math" w:hAnsi="Cambria Math"/>
+        </w:rPr>
+        <w:t>',&lt;</w:t>
+      </w:r>
+      <w:proofErr w:type="gramEnd"/>
+      <w:r>
+        <w:rPr>
+          <w:rFonts w:ascii="Cambria Math" w:hAnsi="Cambria Math"/>
+        </w:rPr>
+        <w:t>ID&gt;,2:0]</w:t>
+      </w:r>
+    </w:p>
+    <w:p>
+      <w:pPr>
+        <w:rPr>
+          <w:rFonts w:ascii="Cambria Math" w:hAnsi="Cambria Math"/>
+        </w:rPr>
+      </w:pPr>
+      <w:r>
+        <w:rPr>
+          <w:rFonts w:ascii="Cambria Math" w:hAnsi="Cambria Math"/>
+        </w:rPr>
+        <w:t>[@5,11:12=</w:t>
+      </w:r>
+      <w:proofErr w:type="gramStart"/>
+      <w:r>
+        <w:rPr>
+          <w:rFonts w:ascii="Cambria Math" w:hAnsi="Cambria Math"/>
+        </w:rPr>
+        <w:t>':=',&lt;':=</w:t>
+      </w:r>
+      <w:proofErr w:type="gramEnd"/>
+      <w:r>
+        <w:rPr>
+          <w:rFonts w:ascii="Cambria Math" w:hAnsi="Cambria Math"/>
+        </w:rPr>
+        <w:t>'&gt;,2:2]</w:t>
+      </w:r>
+    </w:p>
+    <w:p>
+      <w:pPr>
+        <w:rPr>
+          <w:rFonts w:ascii="Cambria Math" w:hAnsi="Cambria Math"/>
+        </w:rPr>
+      </w:pPr>
+      <w:r>
+        <w:rPr>
+          <w:rFonts w:ascii="Cambria Math" w:hAnsi="Cambria Math"/>
+        </w:rPr>
+        <w:t>[@6,14:14='3</w:t>
+      </w:r>
+      <w:proofErr w:type="gramStart"/>
+      <w:r>
+        <w:rPr>
+          <w:rFonts w:ascii="Cambria Math" w:hAnsi="Cambria Math"/>
+        </w:rPr>
+        <w:t>',&lt;</w:t>
+      </w:r>
+      <w:proofErr w:type="gramEnd"/>
+      <w:r>
+        <w:rPr>
+          <w:rFonts w:ascii="Cambria Math" w:hAnsi="Cambria Math"/>
+        </w:rPr>
+        <w:t>NUMBER&gt;,2:5]</w:t>
+      </w:r>
+    </w:p>
+    <w:p>
+      <w:pPr>
+        <w:rPr>
+          <w:rFonts w:ascii="Cambria Math" w:hAnsi="Cambria Math"/>
+        </w:rPr>
+      </w:pPr>
+      <w:r>
+        <w:rPr>
+          <w:rFonts w:ascii="Cambria Math" w:hAnsi="Cambria Math"/>
+        </w:rPr>
+        <w:t>[@7,15:15=';</w:t>
+      </w:r>
+      <w:proofErr w:type="gramStart"/>
+      <w:r>
+        <w:rPr>
+          <w:rFonts w:ascii="Cambria Math" w:hAnsi="Cambria Math"/>
+        </w:rPr>
+        <w:t>',&lt;</w:t>
+      </w:r>
+      <w:proofErr w:type="gramEnd"/>
+      <w:r>
+        <w:rPr>
+          <w:rFonts w:ascii="Cambria Math" w:hAnsi="Cambria Math"/>
+        </w:rPr>
+        <w:t>';'&gt;,2:6]</w:t>
+      </w:r>
+    </w:p>
+    <w:p>
+      <w:pPr>
+        <w:rPr>
+          <w:rFonts w:ascii="Cambria Math" w:hAnsi="Cambria Math"/>
+        </w:rPr>
+      </w:pPr>
+      <w:r>
+        <w:rPr>
+          <w:rFonts w:ascii="Cambria Math" w:hAnsi="Cambria Math"/>
+        </w:rPr>
+        <w:t>[@8,18:21='read</w:t>
+      </w:r>
+      <w:proofErr w:type="gramStart"/>
+      <w:r>
+        <w:rPr>
+          <w:rFonts w:ascii="Cambria Math" w:hAnsi="Cambria Math"/>
+        </w:rPr>
+        <w:t>',&lt;</w:t>
+      </w:r>
+      <w:proofErr w:type="gramEnd"/>
+      <w:r>
+        <w:rPr>
+          <w:rFonts w:ascii="Cambria Math" w:hAnsi="Cambria Math"/>
+        </w:rPr>
+        <w:t>'read'&gt;,3:0]</w:t>
+      </w:r>
+    </w:p>
+    <w:p>
+      <w:pPr>
+        <w:rPr>
+          <w:rFonts w:ascii="Cambria Math" w:hAnsi="Cambria Math"/>
+        </w:rPr>
+      </w:pPr>
+      <w:r>
+        <w:rPr>
+          <w:rFonts w:ascii="Cambria Math" w:hAnsi="Cambria Math"/>
+        </w:rPr>
+        <w:t>[@9,22:22='(</w:t>
+      </w:r>
+      <w:proofErr w:type="gramStart"/>
+      <w:r>
+        <w:rPr>
+          <w:rFonts w:ascii="Cambria Math" w:hAnsi="Cambria Math"/>
+        </w:rPr>
+        <w:t>',&lt;</w:t>
+      </w:r>
+      <w:proofErr w:type="gramEnd"/>
+      <w:r>
+        <w:rPr>
+          <w:rFonts w:ascii="Cambria Math" w:hAnsi="Cambria Math"/>
+        </w:rPr>
+        <w:t>'('&gt;,3:4]</w:t>
+      </w:r>
+    </w:p>
+    <w:p>
+      <w:pPr>
+        <w:rPr>
+          <w:rFonts w:ascii="Cambria Math" w:hAnsi="Cambria Math"/>
+        </w:rPr>
+      </w:pPr>
+      <w:r>
+        <w:rPr>
+          <w:rFonts w:ascii="Cambria Math" w:hAnsi="Cambria Math"/>
+        </w:rPr>
+        <w:t>[@10,23:23='a</w:t>
+      </w:r>
+      <w:proofErr w:type="gramStart"/>
+      <w:r>
+        <w:rPr>
+          <w:rFonts w:ascii="Cambria Math" w:hAnsi="Cambria Math"/>
+        </w:rPr>
+        <w:t>',&lt;</w:t>
+      </w:r>
+      <w:proofErr w:type="gramEnd"/>
+      <w:r>
+        <w:rPr>
+          <w:rFonts w:ascii="Cambria Math" w:hAnsi="Cambria Math"/>
+        </w:rPr>
+        <w:t>ID&gt;,3:5]</w:t>
+      </w:r>
+    </w:p>
+    <w:p>
+      <w:pPr>
+        <w:rPr>
+          <w:rFonts w:ascii="Cambria Math" w:hAnsi="Cambria Math"/>
+        </w:rPr>
+      </w:pPr>
+      <w:r>
+        <w:rPr>
+          <w:rFonts w:ascii="Cambria Math" w:hAnsi="Cambria Math"/>
+        </w:rPr>
+        <w:lastRenderedPageBreak/>
+        <w:t>[@11,24:24=',</w:t>
+      </w:r>
+      <w:proofErr w:type="gramStart"/>
+      <w:r>
+        <w:rPr>
+          <w:rFonts w:ascii="Cambria Math" w:hAnsi="Cambria Math"/>
+        </w:rPr>
+        <w:t>',&lt;</w:t>
+      </w:r>
+      <w:proofErr w:type="gramEnd"/>
+      <w:r>
+        <w:rPr>
+          <w:rFonts w:ascii="Cambria Math" w:hAnsi="Cambria Math"/>
+        </w:rPr>
+        <w:t>','&gt;,3:6]</w:t>
+      </w:r>
+    </w:p>
+    <w:p>
+      <w:pPr>
+        <w:rPr>
+          <w:rFonts w:ascii="Cambria Math" w:hAnsi="Cambria Math"/>
+        </w:rPr>
+      </w:pPr>
+      <w:r>
+        <w:rPr>
+          <w:rFonts w:ascii="Cambria Math" w:hAnsi="Cambria Math"/>
+        </w:rPr>
+        <w:t>[@12,26:26='b</w:t>
+      </w:r>
+      <w:proofErr w:type="gramStart"/>
+      <w:r>
+        <w:rPr>
+          <w:rFonts w:ascii="Cambria Math" w:hAnsi="Cambria Math"/>
+        </w:rPr>
+        <w:t>',&lt;</w:t>
+      </w:r>
+      <w:proofErr w:type="gramEnd"/>
+      <w:r>
+        <w:rPr>
+          <w:rFonts w:ascii="Cambria Math" w:hAnsi="Cambria Math"/>
+        </w:rPr>
+        <w:t>ID&gt;,3:8]</w:t>
+      </w:r>
+    </w:p>
+    <w:p>
+      <w:pPr>
+        <w:rPr>
+          <w:rFonts w:ascii="Cambria Math" w:hAnsi="Cambria Math"/>
+        </w:rPr>
+      </w:pPr>
+      <w:r>
+        <w:rPr>
+          <w:rFonts w:ascii="Cambria Math" w:hAnsi="Cambria Math"/>
+        </w:rPr>
+        <w:t>[@13,27:27=')</w:t>
+      </w:r>
+      <w:proofErr w:type="gramStart"/>
+      <w:r>
+        <w:rPr>
+          <w:rFonts w:ascii="Cambria Math" w:hAnsi="Cambria Math"/>
+        </w:rPr>
+        <w:t>',&lt;</w:t>
+      </w:r>
+      <w:proofErr w:type="gramEnd"/>
+      <w:r>
+        <w:rPr>
+          <w:rFonts w:ascii="Cambria Math" w:hAnsi="Cambria Math"/>
+        </w:rPr>
+        <w:t>')'&gt;,3:9]</w:t>
+      </w:r>
+    </w:p>
+    <w:p>
+      <w:pPr>
+        <w:rPr>
+          <w:rFonts w:ascii="Cambria Math" w:hAnsi="Cambria Math"/>
+        </w:rPr>
+      </w:pPr>
+      <w:r>
+        <w:rPr>
+          <w:rFonts w:ascii="Cambria Math" w:hAnsi="Cambria Math"/>
+        </w:rPr>
+        <w:t>[@14,28:28=';</w:t>
+      </w:r>
+      <w:proofErr w:type="gramStart"/>
+      <w:r>
+        <w:rPr>
+          <w:rFonts w:ascii="Cambria Math" w:hAnsi="Cambria Math"/>
+        </w:rPr>
+        <w:t>',&lt;</w:t>
+      </w:r>
+      <w:proofErr w:type="gramEnd"/>
+      <w:r>
+        <w:rPr>
+          <w:rFonts w:ascii="Cambria Math" w:hAnsi="Cambria Math"/>
+        </w:rPr>
+        <w:t>';'&gt;,3:10]</w:t>
+      </w:r>
+    </w:p>
+    <w:p>
+      <w:pPr>
+        <w:rPr>
+          <w:rFonts w:ascii="Cambria Math" w:hAnsi="Cambria Math"/>
+        </w:rPr>
+      </w:pPr>
+      <w:r>
+        <w:rPr>
+          <w:rFonts w:ascii="Cambria Math" w:hAnsi="Cambria Math"/>
+        </w:rPr>
+        <w:t>[@15,31:35='write</w:t>
+      </w:r>
+      <w:proofErr w:type="gramStart"/>
+      <w:r>
+        <w:rPr>
+          <w:rFonts w:ascii="Cambria Math" w:hAnsi="Cambria Math"/>
+        </w:rPr>
+        <w:t>',&lt;</w:t>
+      </w:r>
+      <w:proofErr w:type="gramEnd"/>
+      <w:r>
+        <w:rPr>
+          <w:rFonts w:ascii="Cambria Math" w:hAnsi="Cambria Math"/>
+        </w:rPr>
+        <w:t>'write'&gt;,4:0]</w:t>
+      </w:r>
+    </w:p>
+    <w:p>
+      <w:pPr>
+        <w:rPr>
+          <w:rFonts w:ascii="Cambria Math" w:hAnsi="Cambria Math"/>
+        </w:rPr>
+      </w:pPr>
+      <w:r>
+        <w:rPr>
+          <w:rFonts w:ascii="Cambria Math" w:hAnsi="Cambria Math"/>
+        </w:rPr>
+        <w:t>[@16,36:36='(</w:t>
+      </w:r>
+      <w:proofErr w:type="gramStart"/>
+      <w:r>
+        <w:rPr>
+          <w:rFonts w:ascii="Cambria Math" w:hAnsi="Cambria Math"/>
+        </w:rPr>
+        <w:t>',&lt;</w:t>
+      </w:r>
+      <w:proofErr w:type="gramEnd"/>
+      <w:r>
+        <w:rPr>
+          <w:rFonts w:ascii="Cambria Math" w:hAnsi="Cambria Math"/>
+        </w:rPr>
+        <w:t>'('&gt;,4:5]</w:t>
+      </w:r>
+    </w:p>
+    <w:p>
+      <w:pPr>
+        <w:rPr>
+          <w:rFonts w:ascii="Cambria Math" w:hAnsi="Cambria Math"/>
+        </w:rPr>
+      </w:pPr>
+      <w:r>
+        <w:rPr>
+          <w:rFonts w:ascii="Cambria Math" w:hAnsi="Cambria Math"/>
+        </w:rPr>
+        <w:t>[@17,37:37='a</w:t>
+      </w:r>
+      <w:proofErr w:type="gramStart"/>
+      <w:r>
+        <w:rPr>
+          <w:rFonts w:ascii="Cambria Math" w:hAnsi="Cambria Math"/>
+        </w:rPr>
+        <w:t>',&lt;</w:t>
+      </w:r>
+      <w:proofErr w:type="gramEnd"/>
+      <w:r>
+        <w:rPr>
+          <w:rFonts w:ascii="Cambria Math" w:hAnsi="Cambria Math"/>
+        </w:rPr>
+        <w:t>ID&gt;,4:6]</w:t>
+      </w:r>
+    </w:p>
+    <w:p>
+      <w:pPr>
+        <w:rPr>
+          <w:rFonts w:ascii="Cambria Math" w:hAnsi="Cambria Math"/>
+        </w:rPr>
+      </w:pPr>
+      <w:r>
+        <w:rPr>
+          <w:rFonts w:ascii="Cambria Math" w:hAnsi="Cambria Math"/>
+        </w:rPr>
+        <w:t>[@18,38:38=',</w:t>
+      </w:r>
+      <w:proofErr w:type="gramStart"/>
+      <w:r>
+        <w:rPr>
+          <w:rFonts w:ascii="Cambria Math" w:hAnsi="Cambria Math"/>
+        </w:rPr>
+        <w:t>',&lt;</w:t>
+      </w:r>
+      <w:proofErr w:type="gramEnd"/>
+      <w:r>
+        <w:rPr>
+          <w:rFonts w:ascii="Cambria Math" w:hAnsi="Cambria Math"/>
+        </w:rPr>
+        <w:t>','&gt;,4:7]</w:t>
+      </w:r>
+    </w:p>
+    <w:p>
+      <w:pPr>
+        <w:rPr>
+          <w:rFonts w:ascii="Cambria Math" w:hAnsi="Cambria Math"/>
+        </w:rPr>
+      </w:pPr>
+      <w:r>
+        <w:rPr>
+          <w:rFonts w:ascii="Cambria Math" w:hAnsi="Cambria Math"/>
+        </w:rPr>
+        <w:t>[@19,39:39='b</w:t>
+      </w:r>
+      <w:proofErr w:type="gramStart"/>
+      <w:r>
+        <w:rPr>
+          <w:rFonts w:ascii="Cambria Math" w:hAnsi="Cambria Math"/>
+        </w:rPr>
+        <w:t>',&lt;</w:t>
+      </w:r>
+      <w:proofErr w:type="gramEnd"/>
+      <w:r>
+        <w:rPr>
+          <w:rFonts w:ascii="Cambria Math" w:hAnsi="Cambria Math"/>
+        </w:rPr>
+        <w:t>ID&gt;,4:8]</w:t>
+      </w:r>
+    </w:p>
+    <w:p>
+      <w:pPr>
+        <w:rPr>
+          <w:rFonts w:ascii="Cambria Math" w:hAnsi="Cambria Math"/>
+        </w:rPr>
+      </w:pPr>
+      <w:r>
+        <w:rPr>
+          <w:rFonts w:ascii="Cambria Math" w:hAnsi="Cambria Math"/>
+        </w:rPr>
+        <w:t>[@20,40:40=',</w:t>
+      </w:r>
+      <w:proofErr w:type="gramStart"/>
+      <w:r>
+        <w:rPr>
+          <w:rFonts w:ascii="Cambria Math" w:hAnsi="Cambria Math"/>
+        </w:rPr>
+        <w:t>',&lt;</w:t>
+      </w:r>
+      <w:proofErr w:type="gramEnd"/>
+      <w:r>
+        <w:rPr>
+          <w:rFonts w:ascii="Cambria Math" w:hAnsi="Cambria Math"/>
+        </w:rPr>
+        <w:t>','&gt;,4:9]</w:t>
+      </w:r>
+    </w:p>
+    <w:p>
+      <w:pPr>
+        <w:rPr>
+          <w:rFonts w:ascii="Cambria Math" w:hAnsi="Cambria Math"/>
+        </w:rPr>
+      </w:pPr>
+      <w:r>
+        <w:rPr>
+          <w:rFonts w:ascii="Cambria Math" w:hAnsi="Cambria Math"/>
+        </w:rPr>
+        <w:t>[@21,41:41='a</w:t>
+      </w:r>
+      <w:proofErr w:type="gramStart"/>
+      <w:r>
+        <w:rPr>
+          <w:rFonts w:ascii="Cambria Math" w:hAnsi="Cambria Math"/>
+        </w:rPr>
+        <w:t>',&lt;</w:t>
+      </w:r>
+      <w:proofErr w:type="gramEnd"/>
+      <w:r>
+        <w:rPr>
+          <w:rFonts w:ascii="Cambria Math" w:hAnsi="Cambria Math"/>
+        </w:rPr>
+        <w:t>ID&gt;,4:10]</w:t>
+      </w:r>
+    </w:p>
+    <w:p>
+      <w:pPr>
+        <w:rPr>
+          <w:rFonts w:ascii="Cambria Math" w:hAnsi="Cambria Math"/>
+        </w:rPr>
+      </w:pPr>
+      <w:r>
+        <w:rPr>
+          <w:rFonts w:ascii="Cambria Math" w:hAnsi="Cambria Math"/>
+        </w:rPr>
+        <w:t>[@22,42:42='+</w:t>
+      </w:r>
+      <w:proofErr w:type="gramStart"/>
+      <w:r>
+        <w:rPr>
+          <w:rFonts w:ascii="Cambria Math" w:hAnsi="Cambria Math"/>
+        </w:rPr>
+        <w:t>',&lt;</w:t>
+      </w:r>
+      <w:proofErr w:type="gramEnd"/>
+      <w:r>
+        <w:rPr>
+          <w:rFonts w:ascii="Cambria Math" w:hAnsi="Cambria Math"/>
+        </w:rPr>
+        <w:t>'+'&gt;,4:11]</w:t>
+      </w:r>
+    </w:p>
+    <w:p>
+      <w:pPr>
+        <w:rPr>
+          <w:rFonts w:ascii="Cambria Math" w:hAnsi="Cambria Math"/>
+        </w:rPr>
+      </w:pPr>
+      <w:r>
+        <w:rPr>
+          <w:rFonts w:ascii="Cambria Math" w:hAnsi="Cambria Math"/>
+        </w:rPr>
+        <w:t>[@23,43:43='b</w:t>
+      </w:r>
+      <w:proofErr w:type="gramStart"/>
+      <w:r>
+        <w:rPr>
+          <w:rFonts w:ascii="Cambria Math" w:hAnsi="Cambria Math"/>
+        </w:rPr>
+        <w:t>',&lt;</w:t>
+      </w:r>
+      <w:proofErr w:type="gramEnd"/>
+      <w:r>
+        <w:rPr>
+          <w:rFonts w:ascii="Cambria Math" w:hAnsi="Cambria Math"/>
+        </w:rPr>
+        <w:t>ID&gt;,4:12]</w:t>
+      </w:r>
+    </w:p>
+    <w:p>
+      <w:pPr>
+        <w:rPr>
+          <w:rFonts w:ascii="Cambria Math" w:hAnsi="Cambria Math"/>
+        </w:rPr>
+      </w:pPr>
+      <w:r>
+        <w:rPr>
+          <w:rFonts w:ascii="Cambria Math" w:hAnsi="Cambria Math"/>
+        </w:rPr>
+        <w:t>[@24,44:44='*</w:t>
+      </w:r>
+      <w:proofErr w:type="gramStart"/>
+      <w:r>
+        <w:rPr>
+          <w:rFonts w:ascii="Cambria Math" w:hAnsi="Cambria Math"/>
+        </w:rPr>
+        <w:t>',&lt;</w:t>
+      </w:r>
+      <w:proofErr w:type="gramEnd"/>
+      <w:r>
+        <w:rPr>
+          <w:rFonts w:ascii="Cambria Math" w:hAnsi="Cambria Math"/>
+        </w:rPr>
+        <w:t>'*'&gt;,4:13]</w:t>
+      </w:r>
+    </w:p>
+    <w:p>
+      <w:pPr>
+        <w:rPr>
+          <w:rFonts w:ascii="Cambria Math" w:hAnsi="Cambria Math"/>
+        </w:rPr>
+      </w:pPr>
+      <w:r>
+        <w:rPr>
+          <w:rFonts w:ascii="Cambria Math" w:hAnsi="Cambria Math"/>
+        </w:rPr>
+        <w:t>[@25,45:45='(</w:t>
+      </w:r>
+      <w:proofErr w:type="gramStart"/>
+      <w:r>
+        <w:rPr>
+          <w:rFonts w:ascii="Cambria Math" w:hAnsi="Cambria Math"/>
+        </w:rPr>
+        <w:t>',&lt;</w:t>
+      </w:r>
+      <w:proofErr w:type="gramEnd"/>
+      <w:r>
+        <w:rPr>
+          <w:rFonts w:ascii="Cambria Math" w:hAnsi="Cambria Math"/>
+        </w:rPr>
+        <w:t>'('&gt;,4:14]</w:t>
+      </w:r>
+    </w:p>
+    <w:p>
+      <w:pPr>
+        <w:rPr>
+          <w:rFonts w:ascii="Cambria Math" w:hAnsi="Cambria Math"/>
+        </w:rPr>
+      </w:pPr>
+      <w:r>
+        <w:rPr>
+          <w:rFonts w:ascii="Cambria Math" w:hAnsi="Cambria Math"/>
+        </w:rPr>
+        <w:t>[@26,46:46='2</w:t>
+      </w:r>
+      <w:proofErr w:type="gramStart"/>
+      <w:r>
+        <w:rPr>
+          <w:rFonts w:ascii="Cambria Math" w:hAnsi="Cambria Math"/>
+        </w:rPr>
+        <w:t>',&lt;</w:t>
+      </w:r>
+      <w:proofErr w:type="gramEnd"/>
+      <w:r>
+        <w:rPr>
+          <w:rFonts w:ascii="Cambria Math" w:hAnsi="Cambria Math"/>
+        </w:rPr>
+        <w:t>NUMBER&gt;,4:15]</w:t>
+      </w:r>
+    </w:p>
+    <w:p>
+      <w:pPr>
+        <w:rPr>
+          <w:rFonts w:ascii="Cambria Math" w:hAnsi="Cambria Math"/>
+        </w:rPr>
+      </w:pPr>
+      <w:r>
+        <w:rPr>
+          <w:rFonts w:ascii="Cambria Math" w:hAnsi="Cambria Math"/>
+        </w:rPr>
+        <w:t>[@27,47:47='*</w:t>
+      </w:r>
+      <w:proofErr w:type="gramStart"/>
+      <w:r>
+        <w:rPr>
+          <w:rFonts w:ascii="Cambria Math" w:hAnsi="Cambria Math"/>
+        </w:rPr>
+        <w:t>',&lt;</w:t>
+      </w:r>
+      <w:proofErr w:type="gramEnd"/>
+      <w:r>
+        <w:rPr>
+          <w:rFonts w:ascii="Cambria Math" w:hAnsi="Cambria Math"/>
+        </w:rPr>
+        <w:t>'*'&gt;,4:16]</w:t>
+      </w:r>
+    </w:p>
+    <w:p>
+      <w:pPr>
+        <w:rPr>
+          <w:rFonts w:ascii="Cambria Math" w:hAnsi="Cambria Math"/>
+        </w:rPr>
+      </w:pPr>
+      <w:r>
+        <w:rPr>
+          <w:rFonts w:ascii="Cambria Math" w:hAnsi="Cambria Math"/>
+        </w:rPr>
+        <w:t>[@28,48:48='x</w:t>
+      </w:r>
+      <w:proofErr w:type="gramStart"/>
+      <w:r>
+        <w:rPr>
+          <w:rFonts w:ascii="Cambria Math" w:hAnsi="Cambria Math"/>
+        </w:rPr>
+        <w:t>',&lt;</w:t>
+      </w:r>
+      <w:proofErr w:type="gramEnd"/>
+      <w:r>
+        <w:rPr>
+          <w:rFonts w:ascii="Cambria Math" w:hAnsi="Cambria Math"/>
+        </w:rPr>
+        <w:t>ID&gt;,4:17]</w:t>
+      </w:r>
+    </w:p>
+    <w:p>
+      <w:pPr>
+        <w:rPr>
+          <w:rFonts w:ascii="Cambria Math" w:hAnsi="Cambria Math"/>
+        </w:rPr>
+      </w:pPr>
+      <w:r>
+        <w:rPr>
+          <w:rFonts w:ascii="Cambria Math" w:hAnsi="Cambria Math"/>
+        </w:rPr>
+        <w:t>[@29,49:49='/</w:t>
+      </w:r>
+      <w:proofErr w:type="gramStart"/>
+      <w:r>
+        <w:rPr>
+          <w:rFonts w:ascii="Cambria Math" w:hAnsi="Cambria Math"/>
+        </w:rPr>
+        <w:t>',&lt;</w:t>
+      </w:r>
+      <w:proofErr w:type="gramEnd"/>
+      <w:r>
+        <w:rPr>
+          <w:rFonts w:ascii="Cambria Math" w:hAnsi="Cambria Math"/>
+        </w:rPr>
+        <w:t>'/'&gt;,4:18]</w:t>
+      </w:r>
+    </w:p>
+    <w:p>
+      <w:pPr>
+        <w:rPr>
+          <w:rFonts w:ascii="Cambria Math" w:hAnsi="Cambria Math"/>
+        </w:rPr>
+      </w:pPr>
+      <w:r>
+        <w:rPr>
+          <w:rFonts w:ascii="Cambria Math" w:hAnsi="Cambria Math"/>
+        </w:rPr>
+        <w:t>[@30,50:50='y</w:t>
+      </w:r>
+      <w:proofErr w:type="gramStart"/>
+      <w:r>
+        <w:rPr>
+          <w:rFonts w:ascii="Cambria Math" w:hAnsi="Cambria Math"/>
+        </w:rPr>
+        <w:t>',&lt;</w:t>
+      </w:r>
+      <w:proofErr w:type="gramEnd"/>
+      <w:r>
+        <w:rPr>
+          <w:rFonts w:ascii="Cambria Math" w:hAnsi="Cambria Math"/>
+        </w:rPr>
+        <w:t>ID&gt;,4:19]</w:t>
+      </w:r>
+    </w:p>
+    <w:p>
+      <w:pPr>
+        <w:rPr>
+          <w:rFonts w:ascii="Cambria Math" w:hAnsi="Cambria Math"/>
+        </w:rPr>
+      </w:pPr>
+      <w:r>
+        <w:rPr>
+          <w:rFonts w:ascii="Cambria Math" w:hAnsi="Cambria Math"/>
+        </w:rPr>
+        <w:t>[@31,51:51=')</w:t>
+      </w:r>
+      <w:proofErr w:type="gramStart"/>
+      <w:r>
+        <w:rPr>
+          <w:rFonts w:ascii="Cambria Math" w:hAnsi="Cambria Math"/>
+        </w:rPr>
+        <w:t>',&lt;</w:t>
+      </w:r>
+      <w:proofErr w:type="gramEnd"/>
+      <w:r>
+        <w:rPr>
+          <w:rFonts w:ascii="Cambria Math" w:hAnsi="Cambria Math"/>
+        </w:rPr>
+        <w:t>')'&gt;,4:20]</w:t>
+      </w:r>
+    </w:p>
+    <w:p>
+      <w:pPr>
+        <w:rPr>
+          <w:rFonts w:ascii="Cambria Math" w:hAnsi="Cambria Math"/>
+        </w:rPr>
+      </w:pPr>
+      <w:r>
+        <w:rPr>
+          <w:rFonts w:ascii="Cambria Math" w:hAnsi="Cambria Math"/>
+        </w:rPr>
+        <w:t>[@32,52:52=';</w:t>
+      </w:r>
+      <w:proofErr w:type="gramStart"/>
+      <w:r>
+        <w:rPr>
+          <w:rFonts w:ascii="Cambria Math" w:hAnsi="Cambria Math"/>
+        </w:rPr>
+        <w:t>',&lt;</w:t>
+      </w:r>
+      <w:proofErr w:type="gramEnd"/>
+      <w:r>
+        <w:rPr>
+          <w:rFonts w:ascii="Cambria Math" w:hAnsi="Cambria Math"/>
+        </w:rPr>
+        <w:t>';'&gt;,4:21]</w:t>
+      </w:r>
+    </w:p>
+    <w:p>
+      <w:pPr>
+        <w:rPr>
+          <w:rFonts w:ascii="Cambria Math" w:hAnsi="Cambria Math"/>
+        </w:rPr>
+      </w:pPr>
+      <w:r>
+        <w:rPr>
+          <w:rFonts w:ascii="Cambria Math" w:hAnsi="Cambria Math"/>
+        </w:rPr>
+        <w:t>[@33,53:52='&lt;EOF&gt;</w:t>
+      </w:r>
+      <w:proofErr w:type="gramStart"/>
+      <w:r>
+        <w:rPr>
+          <w:rFonts w:ascii="Cambria Math" w:hAnsi="Cambria Math"/>
+        </w:rPr>
+        <w:t>',&lt;</w:t>
+      </w:r>
+      <w:proofErr w:type="gramEnd"/>
+      <w:r>
+        <w:rPr>
+          <w:rFonts w:ascii="Cambria Math" w:hAnsi="Cambria Math"/>
+        </w:rPr>
+        <w:t>EOF&gt;,4:22]</w:t>
+      </w:r>
+    </w:p>
+    <w:p>
+      <w:pPr>
+        <w:rPr>
+          <w:rFonts w:ascii="Cambria Math" w:hAnsi="Cambria Math"/>
         </w:rPr>
       </w:pPr>
       <w:r>
@@ -1824,7 +3648,7 @@
                     <pic:cNvPicPr/>
                   </pic:nvPicPr>
                   <pic:blipFill>
-                    <a:blip r:embed="rId7">
+                    <a:blip r:embed="rId8">
                       <a:extLst>
                         <a:ext uri="{28A0092B-C50C-407E-A947-70E740481C1C}">
                           <a14:useLocalDpi xmlns:a14="http://schemas.microsoft.com/office/drawing/2010/main" val="0"/>
@@ -2064,7 +3888,7 @@
         <w:rPr>
           <w:rFonts w:ascii="Cambria Math" w:hAnsi="Cambria Math"/>
         </w:rPr>
-        <w:t>Parse Tree:</w:t>
+        <w:t>line 4:0 missing ';' at 'write'</w:t>
       </w:r>
     </w:p>
     <w:p>
@@ -2615,14 +4439,919 @@
         <w:rPr>
           <w:rFonts w:ascii="Cambria Math" w:hAnsi="Cambria Math"/>
         </w:rPr>
-        <w:t>Errors:</w:t>
-      </w:r>
-    </w:p>
-    <w:p>
-      <w:pPr>
-        <w:rPr>
-          <w:rFonts w:ascii="Cambria Math" w:hAnsi="Cambria Math"/>
-          <w:noProof/>
+        <w:t>[@0,0:0='x</w:t>
+      </w:r>
+      <w:proofErr w:type="gramStart"/>
+      <w:r>
+        <w:rPr>
+          <w:rFonts w:ascii="Cambria Math" w:hAnsi="Cambria Math"/>
+        </w:rPr>
+        <w:t>',&lt;</w:t>
+      </w:r>
+      <w:proofErr w:type="gramEnd"/>
+      <w:r>
+        <w:rPr>
+          <w:rFonts w:ascii="Cambria Math" w:hAnsi="Cambria Math"/>
+        </w:rPr>
+        <w:t>ID&gt;,1:0]</w:t>
+      </w:r>
+    </w:p>
+    <w:p>
+      <w:pPr>
+        <w:rPr>
+          <w:rFonts w:ascii="Cambria Math" w:hAnsi="Cambria Math"/>
+        </w:rPr>
+      </w:pPr>
+      <w:r>
+        <w:rPr>
+          <w:rFonts w:ascii="Cambria Math" w:hAnsi="Cambria Math"/>
+        </w:rPr>
+        <w:t>[@1,2:3=</w:t>
+      </w:r>
+      <w:proofErr w:type="gramStart"/>
+      <w:r>
+        <w:rPr>
+          <w:rFonts w:ascii="Cambria Math" w:hAnsi="Cambria Math"/>
+        </w:rPr>
+        <w:t>':=',&lt;':=</w:t>
+      </w:r>
+      <w:proofErr w:type="gramEnd"/>
+      <w:r>
+        <w:rPr>
+          <w:rFonts w:ascii="Cambria Math" w:hAnsi="Cambria Math"/>
+        </w:rPr>
+        <w:t>'&gt;,1:2]</w:t>
+      </w:r>
+    </w:p>
+    <w:p>
+      <w:pPr>
+        <w:rPr>
+          <w:rFonts w:ascii="Cambria Math" w:hAnsi="Cambria Math"/>
+        </w:rPr>
+      </w:pPr>
+      <w:r>
+        <w:rPr>
+          <w:rFonts w:ascii="Cambria Math" w:hAnsi="Cambria Math"/>
+        </w:rPr>
+        <w:t>[@2,5:5='2</w:t>
+      </w:r>
+      <w:proofErr w:type="gramStart"/>
+      <w:r>
+        <w:rPr>
+          <w:rFonts w:ascii="Cambria Math" w:hAnsi="Cambria Math"/>
+        </w:rPr>
+        <w:t>',&lt;</w:t>
+      </w:r>
+      <w:proofErr w:type="gramEnd"/>
+      <w:r>
+        <w:rPr>
+          <w:rFonts w:ascii="Cambria Math" w:hAnsi="Cambria Math"/>
+        </w:rPr>
+        <w:t>NUMBER&gt;,1:5]</w:t>
+      </w:r>
+    </w:p>
+    <w:p>
+      <w:pPr>
+        <w:rPr>
+          <w:rFonts w:ascii="Cambria Math" w:hAnsi="Cambria Math"/>
+        </w:rPr>
+      </w:pPr>
+      <w:r>
+        <w:rPr>
+          <w:rFonts w:ascii="Cambria Math" w:hAnsi="Cambria Math"/>
+        </w:rPr>
+        <w:t>[@3,6:6=';</w:t>
+      </w:r>
+      <w:proofErr w:type="gramStart"/>
+      <w:r>
+        <w:rPr>
+          <w:rFonts w:ascii="Cambria Math" w:hAnsi="Cambria Math"/>
+        </w:rPr>
+        <w:t>',&lt;</w:t>
+      </w:r>
+      <w:proofErr w:type="gramEnd"/>
+      <w:r>
+        <w:rPr>
+          <w:rFonts w:ascii="Cambria Math" w:hAnsi="Cambria Math"/>
+        </w:rPr>
+        <w:t>';'&gt;,1:6]</w:t>
+      </w:r>
+    </w:p>
+    <w:p>
+      <w:pPr>
+        <w:rPr>
+          <w:rFonts w:ascii="Cambria Math" w:hAnsi="Cambria Math"/>
+        </w:rPr>
+      </w:pPr>
+      <w:r>
+        <w:rPr>
+          <w:rFonts w:ascii="Cambria Math" w:hAnsi="Cambria Math"/>
+        </w:rPr>
+        <w:t>[@4,9:9='y</w:t>
+      </w:r>
+      <w:proofErr w:type="gramStart"/>
+      <w:r>
+        <w:rPr>
+          <w:rFonts w:ascii="Cambria Math" w:hAnsi="Cambria Math"/>
+        </w:rPr>
+        <w:t>',&lt;</w:t>
+      </w:r>
+      <w:proofErr w:type="gramEnd"/>
+      <w:r>
+        <w:rPr>
+          <w:rFonts w:ascii="Cambria Math" w:hAnsi="Cambria Math"/>
+        </w:rPr>
+        <w:t>ID&gt;,2:0]</w:t>
+      </w:r>
+    </w:p>
+    <w:p>
+      <w:pPr>
+        <w:rPr>
+          <w:rFonts w:ascii="Cambria Math" w:hAnsi="Cambria Math"/>
+        </w:rPr>
+      </w:pPr>
+      <w:r>
+        <w:rPr>
+          <w:rFonts w:ascii="Cambria Math" w:hAnsi="Cambria Math"/>
+        </w:rPr>
+        <w:t>[@5,11:12=</w:t>
+      </w:r>
+      <w:proofErr w:type="gramStart"/>
+      <w:r>
+        <w:rPr>
+          <w:rFonts w:ascii="Cambria Math" w:hAnsi="Cambria Math"/>
+        </w:rPr>
+        <w:t>':=',&lt;':=</w:t>
+      </w:r>
+      <w:proofErr w:type="gramEnd"/>
+      <w:r>
+        <w:rPr>
+          <w:rFonts w:ascii="Cambria Math" w:hAnsi="Cambria Math"/>
+        </w:rPr>
+        <w:t>'&gt;,2:2]</w:t>
+      </w:r>
+    </w:p>
+    <w:p>
+      <w:pPr>
+        <w:rPr>
+          <w:rFonts w:ascii="Cambria Math" w:hAnsi="Cambria Math"/>
+        </w:rPr>
+      </w:pPr>
+      <w:r>
+        <w:rPr>
+          <w:rFonts w:ascii="Cambria Math" w:hAnsi="Cambria Math"/>
+        </w:rPr>
+        <w:t>[@6,14:14='3</w:t>
+      </w:r>
+      <w:proofErr w:type="gramStart"/>
+      <w:r>
+        <w:rPr>
+          <w:rFonts w:ascii="Cambria Math" w:hAnsi="Cambria Math"/>
+        </w:rPr>
+        <w:t>',&lt;</w:t>
+      </w:r>
+      <w:proofErr w:type="gramEnd"/>
+      <w:r>
+        <w:rPr>
+          <w:rFonts w:ascii="Cambria Math" w:hAnsi="Cambria Math"/>
+        </w:rPr>
+        <w:t>NUMBER&gt;,2:5]</w:t>
+      </w:r>
+    </w:p>
+    <w:p>
+      <w:pPr>
+        <w:rPr>
+          <w:rFonts w:ascii="Cambria Math" w:hAnsi="Cambria Math"/>
+        </w:rPr>
+      </w:pPr>
+      <w:r>
+        <w:rPr>
+          <w:rFonts w:ascii="Cambria Math" w:hAnsi="Cambria Math"/>
+        </w:rPr>
+        <w:t>[@7,15:15=';</w:t>
+      </w:r>
+      <w:proofErr w:type="gramStart"/>
+      <w:r>
+        <w:rPr>
+          <w:rFonts w:ascii="Cambria Math" w:hAnsi="Cambria Math"/>
+        </w:rPr>
+        <w:t>',&lt;</w:t>
+      </w:r>
+      <w:proofErr w:type="gramEnd"/>
+      <w:r>
+        <w:rPr>
+          <w:rFonts w:ascii="Cambria Math" w:hAnsi="Cambria Math"/>
+        </w:rPr>
+        <w:t>';'&gt;,2:6]</w:t>
+      </w:r>
+    </w:p>
+    <w:p>
+      <w:pPr>
+        <w:rPr>
+          <w:rFonts w:ascii="Cambria Math" w:hAnsi="Cambria Math"/>
+        </w:rPr>
+      </w:pPr>
+      <w:r>
+        <w:rPr>
+          <w:rFonts w:ascii="Cambria Math" w:hAnsi="Cambria Math"/>
+        </w:rPr>
+        <w:t>[@8,18:21='read</w:t>
+      </w:r>
+      <w:proofErr w:type="gramStart"/>
+      <w:r>
+        <w:rPr>
+          <w:rFonts w:ascii="Cambria Math" w:hAnsi="Cambria Math"/>
+        </w:rPr>
+        <w:t>',&lt;</w:t>
+      </w:r>
+      <w:proofErr w:type="gramEnd"/>
+      <w:r>
+        <w:rPr>
+          <w:rFonts w:ascii="Cambria Math" w:hAnsi="Cambria Math"/>
+        </w:rPr>
+        <w:t>'read'&gt;,3:0]</w:t>
+      </w:r>
+    </w:p>
+    <w:p>
+      <w:pPr>
+        <w:rPr>
+          <w:rFonts w:ascii="Cambria Math" w:hAnsi="Cambria Math"/>
+        </w:rPr>
+      </w:pPr>
+      <w:r>
+        <w:rPr>
+          <w:rFonts w:ascii="Cambria Math" w:hAnsi="Cambria Math"/>
+        </w:rPr>
+        <w:t>[@9,22:22='(</w:t>
+      </w:r>
+      <w:proofErr w:type="gramStart"/>
+      <w:r>
+        <w:rPr>
+          <w:rFonts w:ascii="Cambria Math" w:hAnsi="Cambria Math"/>
+        </w:rPr>
+        <w:t>',&lt;</w:t>
+      </w:r>
+      <w:proofErr w:type="gramEnd"/>
+      <w:r>
+        <w:rPr>
+          <w:rFonts w:ascii="Cambria Math" w:hAnsi="Cambria Math"/>
+        </w:rPr>
+        <w:t>'('&gt;,3:4]</w:t>
+      </w:r>
+    </w:p>
+    <w:p>
+      <w:pPr>
+        <w:rPr>
+          <w:rFonts w:ascii="Cambria Math" w:hAnsi="Cambria Math"/>
+        </w:rPr>
+      </w:pPr>
+      <w:r>
+        <w:rPr>
+          <w:rFonts w:ascii="Cambria Math" w:hAnsi="Cambria Math"/>
+        </w:rPr>
+        <w:t>[@10,23:23='a</w:t>
+      </w:r>
+      <w:proofErr w:type="gramStart"/>
+      <w:r>
+        <w:rPr>
+          <w:rFonts w:ascii="Cambria Math" w:hAnsi="Cambria Math"/>
+        </w:rPr>
+        <w:t>',&lt;</w:t>
+      </w:r>
+      <w:proofErr w:type="gramEnd"/>
+      <w:r>
+        <w:rPr>
+          <w:rFonts w:ascii="Cambria Math" w:hAnsi="Cambria Math"/>
+        </w:rPr>
+        <w:t>ID&gt;,3:5]</w:t>
+      </w:r>
+    </w:p>
+    <w:p>
+      <w:pPr>
+        <w:rPr>
+          <w:rFonts w:ascii="Cambria Math" w:hAnsi="Cambria Math"/>
+        </w:rPr>
+      </w:pPr>
+      <w:r>
+        <w:rPr>
+          <w:rFonts w:ascii="Cambria Math" w:hAnsi="Cambria Math"/>
+        </w:rPr>
+        <w:lastRenderedPageBreak/>
+        <w:t>[@11,24:24=',</w:t>
+      </w:r>
+      <w:proofErr w:type="gramStart"/>
+      <w:r>
+        <w:rPr>
+          <w:rFonts w:ascii="Cambria Math" w:hAnsi="Cambria Math"/>
+        </w:rPr>
+        <w:t>',&lt;</w:t>
+      </w:r>
+      <w:proofErr w:type="gramEnd"/>
+      <w:r>
+        <w:rPr>
+          <w:rFonts w:ascii="Cambria Math" w:hAnsi="Cambria Math"/>
+        </w:rPr>
+        <w:t>','&gt;,3:6]</w:t>
+      </w:r>
+    </w:p>
+    <w:p>
+      <w:pPr>
+        <w:rPr>
+          <w:rFonts w:ascii="Cambria Math" w:hAnsi="Cambria Math"/>
+        </w:rPr>
+      </w:pPr>
+      <w:r>
+        <w:rPr>
+          <w:rFonts w:ascii="Cambria Math" w:hAnsi="Cambria Math"/>
+        </w:rPr>
+        <w:t>[@12,26:26='b</w:t>
+      </w:r>
+      <w:proofErr w:type="gramStart"/>
+      <w:r>
+        <w:rPr>
+          <w:rFonts w:ascii="Cambria Math" w:hAnsi="Cambria Math"/>
+        </w:rPr>
+        <w:t>',&lt;</w:t>
+      </w:r>
+      <w:proofErr w:type="gramEnd"/>
+      <w:r>
+        <w:rPr>
+          <w:rFonts w:ascii="Cambria Math" w:hAnsi="Cambria Math"/>
+        </w:rPr>
+        <w:t>ID&gt;,3:8]</w:t>
+      </w:r>
+    </w:p>
+    <w:p>
+      <w:pPr>
+        <w:rPr>
+          <w:rFonts w:ascii="Cambria Math" w:hAnsi="Cambria Math"/>
+        </w:rPr>
+      </w:pPr>
+      <w:r>
+        <w:rPr>
+          <w:rFonts w:ascii="Cambria Math" w:hAnsi="Cambria Math"/>
+        </w:rPr>
+        <w:t>[@13,27:27=')</w:t>
+      </w:r>
+      <w:proofErr w:type="gramStart"/>
+      <w:r>
+        <w:rPr>
+          <w:rFonts w:ascii="Cambria Math" w:hAnsi="Cambria Math"/>
+        </w:rPr>
+        <w:t>',&lt;</w:t>
+      </w:r>
+      <w:proofErr w:type="gramEnd"/>
+      <w:r>
+        <w:rPr>
+          <w:rFonts w:ascii="Cambria Math" w:hAnsi="Cambria Math"/>
+        </w:rPr>
+        <w:t>')'&gt;,3:9]</w:t>
+      </w:r>
+    </w:p>
+    <w:p>
+      <w:pPr>
+        <w:rPr>
+          <w:rFonts w:ascii="Cambria Math" w:hAnsi="Cambria Math"/>
+        </w:rPr>
+      </w:pPr>
+      <w:r>
+        <w:rPr>
+          <w:rFonts w:ascii="Cambria Math" w:hAnsi="Cambria Math"/>
+        </w:rPr>
+        <w:t>[@14,30:34='write</w:t>
+      </w:r>
+      <w:proofErr w:type="gramStart"/>
+      <w:r>
+        <w:rPr>
+          <w:rFonts w:ascii="Cambria Math" w:hAnsi="Cambria Math"/>
+        </w:rPr>
+        <w:t>',&lt;</w:t>
+      </w:r>
+      <w:proofErr w:type="gramEnd"/>
+      <w:r>
+        <w:rPr>
+          <w:rFonts w:ascii="Cambria Math" w:hAnsi="Cambria Math"/>
+        </w:rPr>
+        <w:t>'write'&gt;,4:0]</w:t>
+      </w:r>
+    </w:p>
+    <w:p>
+      <w:pPr>
+        <w:rPr>
+          <w:rFonts w:ascii="Cambria Math" w:hAnsi="Cambria Math"/>
+        </w:rPr>
+      </w:pPr>
+      <w:r>
+        <w:rPr>
+          <w:rFonts w:ascii="Cambria Math" w:hAnsi="Cambria Math"/>
+        </w:rPr>
+        <w:t>[@15,35:35='(</w:t>
+      </w:r>
+      <w:proofErr w:type="gramStart"/>
+      <w:r>
+        <w:rPr>
+          <w:rFonts w:ascii="Cambria Math" w:hAnsi="Cambria Math"/>
+        </w:rPr>
+        <w:t>',&lt;</w:t>
+      </w:r>
+      <w:proofErr w:type="gramEnd"/>
+      <w:r>
+        <w:rPr>
+          <w:rFonts w:ascii="Cambria Math" w:hAnsi="Cambria Math"/>
+        </w:rPr>
+        <w:t>'('&gt;,4:5]</w:t>
+      </w:r>
+    </w:p>
+    <w:p>
+      <w:pPr>
+        <w:rPr>
+          <w:rFonts w:ascii="Cambria Math" w:hAnsi="Cambria Math"/>
+        </w:rPr>
+      </w:pPr>
+      <w:r>
+        <w:rPr>
+          <w:rFonts w:ascii="Cambria Math" w:hAnsi="Cambria Math"/>
+        </w:rPr>
+        <w:t>[@16,36:36='a</w:t>
+      </w:r>
+      <w:proofErr w:type="gramStart"/>
+      <w:r>
+        <w:rPr>
+          <w:rFonts w:ascii="Cambria Math" w:hAnsi="Cambria Math"/>
+        </w:rPr>
+        <w:t>',&lt;</w:t>
+      </w:r>
+      <w:proofErr w:type="gramEnd"/>
+      <w:r>
+        <w:rPr>
+          <w:rFonts w:ascii="Cambria Math" w:hAnsi="Cambria Math"/>
+        </w:rPr>
+        <w:t>ID&gt;,4:6]</w:t>
+      </w:r>
+    </w:p>
+    <w:p>
+      <w:pPr>
+        <w:rPr>
+          <w:rFonts w:ascii="Cambria Math" w:hAnsi="Cambria Math"/>
+        </w:rPr>
+      </w:pPr>
+      <w:r>
+        <w:rPr>
+          <w:rFonts w:ascii="Cambria Math" w:hAnsi="Cambria Math"/>
+        </w:rPr>
+        <w:t>[@17,37:37=',</w:t>
+      </w:r>
+      <w:proofErr w:type="gramStart"/>
+      <w:r>
+        <w:rPr>
+          <w:rFonts w:ascii="Cambria Math" w:hAnsi="Cambria Math"/>
+        </w:rPr>
+        <w:t>',&lt;</w:t>
+      </w:r>
+      <w:proofErr w:type="gramEnd"/>
+      <w:r>
+        <w:rPr>
+          <w:rFonts w:ascii="Cambria Math" w:hAnsi="Cambria Math"/>
+        </w:rPr>
+        <w:t>','&gt;,4:7]</w:t>
+      </w:r>
+    </w:p>
+    <w:p>
+      <w:pPr>
+        <w:rPr>
+          <w:rFonts w:ascii="Cambria Math" w:hAnsi="Cambria Math"/>
+        </w:rPr>
+      </w:pPr>
+      <w:r>
+        <w:rPr>
+          <w:rFonts w:ascii="Cambria Math" w:hAnsi="Cambria Math"/>
+        </w:rPr>
+        <w:t>[@18,39:39='b</w:t>
+      </w:r>
+      <w:proofErr w:type="gramStart"/>
+      <w:r>
+        <w:rPr>
+          <w:rFonts w:ascii="Cambria Math" w:hAnsi="Cambria Math"/>
+        </w:rPr>
+        <w:t>',&lt;</w:t>
+      </w:r>
+      <w:proofErr w:type="gramEnd"/>
+      <w:r>
+        <w:rPr>
+          <w:rFonts w:ascii="Cambria Math" w:hAnsi="Cambria Math"/>
+        </w:rPr>
+        <w:t>ID&gt;,4:9]</w:t>
+      </w:r>
+    </w:p>
+    <w:p>
+      <w:pPr>
+        <w:rPr>
+          <w:rFonts w:ascii="Cambria Math" w:hAnsi="Cambria Math"/>
+        </w:rPr>
+      </w:pPr>
+      <w:r>
+        <w:rPr>
+          <w:rFonts w:ascii="Cambria Math" w:hAnsi="Cambria Math"/>
+        </w:rPr>
+        <w:t>[@19,40:40=',</w:t>
+      </w:r>
+      <w:proofErr w:type="gramStart"/>
+      <w:r>
+        <w:rPr>
+          <w:rFonts w:ascii="Cambria Math" w:hAnsi="Cambria Math"/>
+        </w:rPr>
+        <w:t>',&lt;</w:t>
+      </w:r>
+      <w:proofErr w:type="gramEnd"/>
+      <w:r>
+        <w:rPr>
+          <w:rFonts w:ascii="Cambria Math" w:hAnsi="Cambria Math"/>
+        </w:rPr>
+        <w:t>','&gt;,4:10]</w:t>
+      </w:r>
+    </w:p>
+    <w:p>
+      <w:pPr>
+        <w:rPr>
+          <w:rFonts w:ascii="Cambria Math" w:hAnsi="Cambria Math"/>
+        </w:rPr>
+      </w:pPr>
+      <w:r>
+        <w:rPr>
+          <w:rFonts w:ascii="Cambria Math" w:hAnsi="Cambria Math"/>
+        </w:rPr>
+        <w:t>[@20,41:41='a</w:t>
+      </w:r>
+      <w:proofErr w:type="gramStart"/>
+      <w:r>
+        <w:rPr>
+          <w:rFonts w:ascii="Cambria Math" w:hAnsi="Cambria Math"/>
+        </w:rPr>
+        <w:t>',&lt;</w:t>
+      </w:r>
+      <w:proofErr w:type="gramEnd"/>
+      <w:r>
+        <w:rPr>
+          <w:rFonts w:ascii="Cambria Math" w:hAnsi="Cambria Math"/>
+        </w:rPr>
+        <w:t>ID&gt;,4:11]</w:t>
+      </w:r>
+    </w:p>
+    <w:p>
+      <w:pPr>
+        <w:rPr>
+          <w:rFonts w:ascii="Cambria Math" w:hAnsi="Cambria Math"/>
+        </w:rPr>
+      </w:pPr>
+      <w:r>
+        <w:rPr>
+          <w:rFonts w:ascii="Cambria Math" w:hAnsi="Cambria Math"/>
+        </w:rPr>
+        <w:t>[@21,42:42='+</w:t>
+      </w:r>
+      <w:proofErr w:type="gramStart"/>
+      <w:r>
+        <w:rPr>
+          <w:rFonts w:ascii="Cambria Math" w:hAnsi="Cambria Math"/>
+        </w:rPr>
+        <w:t>',&lt;</w:t>
+      </w:r>
+      <w:proofErr w:type="gramEnd"/>
+      <w:r>
+        <w:rPr>
+          <w:rFonts w:ascii="Cambria Math" w:hAnsi="Cambria Math"/>
+        </w:rPr>
+        <w:t>'+'&gt;,4:12]</w:t>
+      </w:r>
+    </w:p>
+    <w:p>
+      <w:pPr>
+        <w:rPr>
+          <w:rFonts w:ascii="Cambria Math" w:hAnsi="Cambria Math"/>
+        </w:rPr>
+      </w:pPr>
+      <w:r>
+        <w:rPr>
+          <w:rFonts w:ascii="Cambria Math" w:hAnsi="Cambria Math"/>
+        </w:rPr>
+        <w:t>[@22,43:43='b</w:t>
+      </w:r>
+      <w:proofErr w:type="gramStart"/>
+      <w:r>
+        <w:rPr>
+          <w:rFonts w:ascii="Cambria Math" w:hAnsi="Cambria Math"/>
+        </w:rPr>
+        <w:t>',&lt;</w:t>
+      </w:r>
+      <w:proofErr w:type="gramEnd"/>
+      <w:r>
+        <w:rPr>
+          <w:rFonts w:ascii="Cambria Math" w:hAnsi="Cambria Math"/>
+        </w:rPr>
+        <w:t>ID&gt;,4:13]</w:t>
+      </w:r>
+    </w:p>
+    <w:p>
+      <w:pPr>
+        <w:rPr>
+          <w:rFonts w:ascii="Cambria Math" w:hAnsi="Cambria Math"/>
+        </w:rPr>
+      </w:pPr>
+      <w:r>
+        <w:rPr>
+          <w:rFonts w:ascii="Cambria Math" w:hAnsi="Cambria Math"/>
+        </w:rPr>
+        <w:t>[@23,44:44='*</w:t>
+      </w:r>
+      <w:proofErr w:type="gramStart"/>
+      <w:r>
+        <w:rPr>
+          <w:rFonts w:ascii="Cambria Math" w:hAnsi="Cambria Math"/>
+        </w:rPr>
+        <w:t>',&lt;</w:t>
+      </w:r>
+      <w:proofErr w:type="gramEnd"/>
+      <w:r>
+        <w:rPr>
+          <w:rFonts w:ascii="Cambria Math" w:hAnsi="Cambria Math"/>
+        </w:rPr>
+        <w:t>'*'&gt;,4:14]</w:t>
+      </w:r>
+    </w:p>
+    <w:p>
+      <w:pPr>
+        <w:rPr>
+          <w:rFonts w:ascii="Cambria Math" w:hAnsi="Cambria Math"/>
+        </w:rPr>
+      </w:pPr>
+      <w:r>
+        <w:rPr>
+          <w:rFonts w:ascii="Cambria Math" w:hAnsi="Cambria Math"/>
+        </w:rPr>
+        <w:t>[@24,45:45='(</w:t>
+      </w:r>
+      <w:proofErr w:type="gramStart"/>
+      <w:r>
+        <w:rPr>
+          <w:rFonts w:ascii="Cambria Math" w:hAnsi="Cambria Math"/>
+        </w:rPr>
+        <w:t>',&lt;</w:t>
+      </w:r>
+      <w:proofErr w:type="gramEnd"/>
+      <w:r>
+        <w:rPr>
+          <w:rFonts w:ascii="Cambria Math" w:hAnsi="Cambria Math"/>
+        </w:rPr>
+        <w:t>'('&gt;,4:15]</w:t>
+      </w:r>
+    </w:p>
+    <w:p>
+      <w:pPr>
+        <w:rPr>
+          <w:rFonts w:ascii="Cambria Math" w:hAnsi="Cambria Math"/>
+        </w:rPr>
+      </w:pPr>
+      <w:r>
+        <w:rPr>
+          <w:rFonts w:ascii="Cambria Math" w:hAnsi="Cambria Math"/>
+        </w:rPr>
+        <w:t>[@25,46:46='2</w:t>
+      </w:r>
+      <w:proofErr w:type="gramStart"/>
+      <w:r>
+        <w:rPr>
+          <w:rFonts w:ascii="Cambria Math" w:hAnsi="Cambria Math"/>
+        </w:rPr>
+        <w:t>',&lt;</w:t>
+      </w:r>
+      <w:proofErr w:type="gramEnd"/>
+      <w:r>
+        <w:rPr>
+          <w:rFonts w:ascii="Cambria Math" w:hAnsi="Cambria Math"/>
+        </w:rPr>
+        <w:t>NUMBER&gt;,4:16]</w:t>
+      </w:r>
+    </w:p>
+    <w:p>
+      <w:pPr>
+        <w:rPr>
+          <w:rFonts w:ascii="Cambria Math" w:hAnsi="Cambria Math"/>
+        </w:rPr>
+      </w:pPr>
+      <w:r>
+        <w:rPr>
+          <w:rFonts w:ascii="Cambria Math" w:hAnsi="Cambria Math"/>
+        </w:rPr>
+        <w:t>[@26,47:47='*</w:t>
+      </w:r>
+      <w:proofErr w:type="gramStart"/>
+      <w:r>
+        <w:rPr>
+          <w:rFonts w:ascii="Cambria Math" w:hAnsi="Cambria Math"/>
+        </w:rPr>
+        <w:t>',&lt;</w:t>
+      </w:r>
+      <w:proofErr w:type="gramEnd"/>
+      <w:r>
+        <w:rPr>
+          <w:rFonts w:ascii="Cambria Math" w:hAnsi="Cambria Math"/>
+        </w:rPr>
+        <w:t>'*'&gt;,4:17]</w:t>
+      </w:r>
+    </w:p>
+    <w:p>
+      <w:pPr>
+        <w:rPr>
+          <w:rFonts w:ascii="Cambria Math" w:hAnsi="Cambria Math"/>
+        </w:rPr>
+      </w:pPr>
+      <w:r>
+        <w:rPr>
+          <w:rFonts w:ascii="Cambria Math" w:hAnsi="Cambria Math"/>
+        </w:rPr>
+        <w:t>[@27,48:48='x</w:t>
+      </w:r>
+      <w:proofErr w:type="gramStart"/>
+      <w:r>
+        <w:rPr>
+          <w:rFonts w:ascii="Cambria Math" w:hAnsi="Cambria Math"/>
+        </w:rPr>
+        <w:t>',&lt;</w:t>
+      </w:r>
+      <w:proofErr w:type="gramEnd"/>
+      <w:r>
+        <w:rPr>
+          <w:rFonts w:ascii="Cambria Math" w:hAnsi="Cambria Math"/>
+        </w:rPr>
+        <w:t>ID&gt;,4:18]</w:t>
+      </w:r>
+    </w:p>
+    <w:p>
+      <w:pPr>
+        <w:rPr>
+          <w:rFonts w:ascii="Cambria Math" w:hAnsi="Cambria Math"/>
+        </w:rPr>
+      </w:pPr>
+      <w:r>
+        <w:rPr>
+          <w:rFonts w:ascii="Cambria Math" w:hAnsi="Cambria Math"/>
+        </w:rPr>
+        <w:t>[@28,49:49='/</w:t>
+      </w:r>
+      <w:proofErr w:type="gramStart"/>
+      <w:r>
+        <w:rPr>
+          <w:rFonts w:ascii="Cambria Math" w:hAnsi="Cambria Math"/>
+        </w:rPr>
+        <w:t>',&lt;</w:t>
+      </w:r>
+      <w:proofErr w:type="gramEnd"/>
+      <w:r>
+        <w:rPr>
+          <w:rFonts w:ascii="Cambria Math" w:hAnsi="Cambria Math"/>
+        </w:rPr>
+        <w:t>'/'&gt;,4:19]</w:t>
+      </w:r>
+    </w:p>
+    <w:p>
+      <w:pPr>
+        <w:rPr>
+          <w:rFonts w:ascii="Cambria Math" w:hAnsi="Cambria Math"/>
+        </w:rPr>
+      </w:pPr>
+      <w:r>
+        <w:rPr>
+          <w:rFonts w:ascii="Cambria Math" w:hAnsi="Cambria Math"/>
+        </w:rPr>
+        <w:t>[@29,50:50='y</w:t>
+      </w:r>
+      <w:proofErr w:type="gramStart"/>
+      <w:r>
+        <w:rPr>
+          <w:rFonts w:ascii="Cambria Math" w:hAnsi="Cambria Math"/>
+        </w:rPr>
+        <w:t>',&lt;</w:t>
+      </w:r>
+      <w:proofErr w:type="gramEnd"/>
+      <w:r>
+        <w:rPr>
+          <w:rFonts w:ascii="Cambria Math" w:hAnsi="Cambria Math"/>
+        </w:rPr>
+        <w:t>ID&gt;,4:20]</w:t>
+      </w:r>
+    </w:p>
+    <w:p>
+      <w:pPr>
+        <w:rPr>
+          <w:rFonts w:ascii="Cambria Math" w:hAnsi="Cambria Math"/>
+        </w:rPr>
+      </w:pPr>
+      <w:r>
+        <w:rPr>
+          <w:rFonts w:ascii="Cambria Math" w:hAnsi="Cambria Math"/>
+        </w:rPr>
+        <w:t>[@30,51:51=')</w:t>
+      </w:r>
+      <w:proofErr w:type="gramStart"/>
+      <w:r>
+        <w:rPr>
+          <w:rFonts w:ascii="Cambria Math" w:hAnsi="Cambria Math"/>
+        </w:rPr>
+        <w:t>',&lt;</w:t>
+      </w:r>
+      <w:proofErr w:type="gramEnd"/>
+      <w:r>
+        <w:rPr>
+          <w:rFonts w:ascii="Cambria Math" w:hAnsi="Cambria Math"/>
+        </w:rPr>
+        <w:t>')'&gt;,4:21]</w:t>
+      </w:r>
+    </w:p>
+    <w:p>
+      <w:pPr>
+        <w:rPr>
+          <w:rFonts w:ascii="Cambria Math" w:hAnsi="Cambria Math"/>
+        </w:rPr>
+      </w:pPr>
+      <w:r>
+        <w:rPr>
+          <w:rFonts w:ascii="Cambria Math" w:hAnsi="Cambria Math"/>
+        </w:rPr>
+        <w:t>[@31,52:52=')</w:t>
+      </w:r>
+      <w:proofErr w:type="gramStart"/>
+      <w:r>
+        <w:rPr>
+          <w:rFonts w:ascii="Cambria Math" w:hAnsi="Cambria Math"/>
+        </w:rPr>
+        <w:t>',&lt;</w:t>
+      </w:r>
+      <w:proofErr w:type="gramEnd"/>
+      <w:r>
+        <w:rPr>
+          <w:rFonts w:ascii="Cambria Math" w:hAnsi="Cambria Math"/>
+        </w:rPr>
+        <w:t>')'&gt;,4:22]</w:t>
+      </w:r>
+    </w:p>
+    <w:p>
+      <w:pPr>
+        <w:rPr>
+          <w:rFonts w:ascii="Cambria Math" w:hAnsi="Cambria Math"/>
+        </w:rPr>
+      </w:pPr>
+      <w:r>
+        <w:rPr>
+          <w:rFonts w:ascii="Cambria Math" w:hAnsi="Cambria Math"/>
+        </w:rPr>
+        <w:t>[@32,53:53=';</w:t>
+      </w:r>
+      <w:proofErr w:type="gramStart"/>
+      <w:r>
+        <w:rPr>
+          <w:rFonts w:ascii="Cambria Math" w:hAnsi="Cambria Math"/>
+        </w:rPr>
+        <w:t>',&lt;</w:t>
+      </w:r>
+      <w:proofErr w:type="gramEnd"/>
+      <w:r>
+        <w:rPr>
+          <w:rFonts w:ascii="Cambria Math" w:hAnsi="Cambria Math"/>
+        </w:rPr>
+        <w:t>';'&gt;,4:23]</w:t>
+      </w:r>
+    </w:p>
+    <w:p>
+      <w:pPr>
+        <w:rPr>
+          <w:rFonts w:ascii="Cambria Math" w:hAnsi="Cambria Math"/>
+        </w:rPr>
+      </w:pPr>
+      <w:r>
+        <w:rPr>
+          <w:rFonts w:ascii="Cambria Math" w:hAnsi="Cambria Math"/>
+        </w:rPr>
+        <w:t>[@33,54:53='&lt;EOF&gt;</w:t>
+      </w:r>
+      <w:proofErr w:type="gramStart"/>
+      <w:r>
+        <w:rPr>
+          <w:rFonts w:ascii="Cambria Math" w:hAnsi="Cambria Math"/>
+        </w:rPr>
+        <w:t>',&lt;</w:t>
+      </w:r>
+      <w:proofErr w:type="gramEnd"/>
+      <w:r>
+        <w:rPr>
+          <w:rFonts w:ascii="Cambria Math" w:hAnsi="Cambria Math"/>
+        </w:rPr>
+        <w:t>EOF&gt;,4:24]</w:t>
+      </w:r>
+    </w:p>
+    <w:p>
+      <w:pPr>
+        <w:rPr>
+          <w:rFonts w:ascii="Cambria Math" w:hAnsi="Cambria Math"/>
         </w:rPr>
       </w:pPr>
       <w:r>
@@ -2660,7 +5389,7 @@
                     <pic:cNvPicPr/>
                   </pic:nvPicPr>
                   <pic:blipFill>
-                    <a:blip r:embed="rId8">
+                    <a:blip r:embed="rId9">
                       <a:extLst>
                         <a:ext uri="{28A0092B-C50C-407E-A947-70E740481C1C}">
                           <a14:useLocalDpi xmlns:a14="http://schemas.microsoft.com/office/drawing/2010/main" val="0"/>
@@ -2906,7 +5635,7 @@
         <w:rPr>
           <w:rFonts w:ascii="Cambria Math" w:hAnsi="Cambria Math"/>
         </w:rPr>
-        <w:t>Parse Tree:</w:t>
+        <w:t>line 3:7 no viable alternative at input 'b'</w:t>
       </w:r>
     </w:p>
     <w:p>
@@ -3443,14 +6172,919 @@
         <w:rPr>
           <w:rFonts w:ascii="Cambria Math" w:hAnsi="Cambria Math"/>
         </w:rPr>
-        <w:t>Errors:</w:t>
-      </w:r>
-    </w:p>
-    <w:p>
-      <w:pPr>
-        <w:rPr>
-          <w:rFonts w:ascii="Cambria Math" w:hAnsi="Cambria Math"/>
-          <w:noProof/>
+        <w:t>[@0,0:0='x</w:t>
+      </w:r>
+      <w:proofErr w:type="gramStart"/>
+      <w:r>
+        <w:rPr>
+          <w:rFonts w:ascii="Cambria Math" w:hAnsi="Cambria Math"/>
+        </w:rPr>
+        <w:t>',&lt;</w:t>
+      </w:r>
+      <w:proofErr w:type="gramEnd"/>
+      <w:r>
+        <w:rPr>
+          <w:rFonts w:ascii="Cambria Math" w:hAnsi="Cambria Math"/>
+        </w:rPr>
+        <w:t>ID&gt;,1:0]</w:t>
+      </w:r>
+    </w:p>
+    <w:p>
+      <w:pPr>
+        <w:rPr>
+          <w:rFonts w:ascii="Cambria Math" w:hAnsi="Cambria Math"/>
+        </w:rPr>
+      </w:pPr>
+      <w:r>
+        <w:rPr>
+          <w:rFonts w:ascii="Cambria Math" w:hAnsi="Cambria Math"/>
+        </w:rPr>
+        <w:t>[@1,2:3=</w:t>
+      </w:r>
+      <w:proofErr w:type="gramStart"/>
+      <w:r>
+        <w:rPr>
+          <w:rFonts w:ascii="Cambria Math" w:hAnsi="Cambria Math"/>
+        </w:rPr>
+        <w:t>':=',&lt;':=</w:t>
+      </w:r>
+      <w:proofErr w:type="gramEnd"/>
+      <w:r>
+        <w:rPr>
+          <w:rFonts w:ascii="Cambria Math" w:hAnsi="Cambria Math"/>
+        </w:rPr>
+        <w:t>'&gt;,1:2]</w:t>
+      </w:r>
+    </w:p>
+    <w:p>
+      <w:pPr>
+        <w:rPr>
+          <w:rFonts w:ascii="Cambria Math" w:hAnsi="Cambria Math"/>
+        </w:rPr>
+      </w:pPr>
+      <w:r>
+        <w:rPr>
+          <w:rFonts w:ascii="Cambria Math" w:hAnsi="Cambria Math"/>
+        </w:rPr>
+        <w:t>[@2,5:5='2</w:t>
+      </w:r>
+      <w:proofErr w:type="gramStart"/>
+      <w:r>
+        <w:rPr>
+          <w:rFonts w:ascii="Cambria Math" w:hAnsi="Cambria Math"/>
+        </w:rPr>
+        <w:t>',&lt;</w:t>
+      </w:r>
+      <w:proofErr w:type="gramEnd"/>
+      <w:r>
+        <w:rPr>
+          <w:rFonts w:ascii="Cambria Math" w:hAnsi="Cambria Math"/>
+        </w:rPr>
+        <w:t>NUMBER&gt;,1:5]</w:t>
+      </w:r>
+    </w:p>
+    <w:p>
+      <w:pPr>
+        <w:rPr>
+          <w:rFonts w:ascii="Cambria Math" w:hAnsi="Cambria Math"/>
+        </w:rPr>
+      </w:pPr>
+      <w:r>
+        <w:rPr>
+          <w:rFonts w:ascii="Cambria Math" w:hAnsi="Cambria Math"/>
+        </w:rPr>
+        <w:t>[@3,6:6=';</w:t>
+      </w:r>
+      <w:proofErr w:type="gramStart"/>
+      <w:r>
+        <w:rPr>
+          <w:rFonts w:ascii="Cambria Math" w:hAnsi="Cambria Math"/>
+        </w:rPr>
+        <w:t>',&lt;</w:t>
+      </w:r>
+      <w:proofErr w:type="gramEnd"/>
+      <w:r>
+        <w:rPr>
+          <w:rFonts w:ascii="Cambria Math" w:hAnsi="Cambria Math"/>
+        </w:rPr>
+        <w:t>';'&gt;,1:6]</w:t>
+      </w:r>
+    </w:p>
+    <w:p>
+      <w:pPr>
+        <w:rPr>
+          <w:rFonts w:ascii="Cambria Math" w:hAnsi="Cambria Math"/>
+        </w:rPr>
+      </w:pPr>
+      <w:r>
+        <w:rPr>
+          <w:rFonts w:ascii="Cambria Math" w:hAnsi="Cambria Math"/>
+        </w:rPr>
+        <w:t>[@4,9:9='y</w:t>
+      </w:r>
+      <w:proofErr w:type="gramStart"/>
+      <w:r>
+        <w:rPr>
+          <w:rFonts w:ascii="Cambria Math" w:hAnsi="Cambria Math"/>
+        </w:rPr>
+        <w:t>',&lt;</w:t>
+      </w:r>
+      <w:proofErr w:type="gramEnd"/>
+      <w:r>
+        <w:rPr>
+          <w:rFonts w:ascii="Cambria Math" w:hAnsi="Cambria Math"/>
+        </w:rPr>
+        <w:t>ID&gt;,2:0]</w:t>
+      </w:r>
+    </w:p>
+    <w:p>
+      <w:pPr>
+        <w:rPr>
+          <w:rFonts w:ascii="Cambria Math" w:hAnsi="Cambria Math"/>
+        </w:rPr>
+      </w:pPr>
+      <w:r>
+        <w:rPr>
+          <w:rFonts w:ascii="Cambria Math" w:hAnsi="Cambria Math"/>
+        </w:rPr>
+        <w:t>[@5,11:12=</w:t>
+      </w:r>
+      <w:proofErr w:type="gramStart"/>
+      <w:r>
+        <w:rPr>
+          <w:rFonts w:ascii="Cambria Math" w:hAnsi="Cambria Math"/>
+        </w:rPr>
+        <w:t>':=',&lt;':=</w:t>
+      </w:r>
+      <w:proofErr w:type="gramEnd"/>
+      <w:r>
+        <w:rPr>
+          <w:rFonts w:ascii="Cambria Math" w:hAnsi="Cambria Math"/>
+        </w:rPr>
+        <w:t>'&gt;,2:2]</w:t>
+      </w:r>
+    </w:p>
+    <w:p>
+      <w:pPr>
+        <w:rPr>
+          <w:rFonts w:ascii="Cambria Math" w:hAnsi="Cambria Math"/>
+        </w:rPr>
+      </w:pPr>
+      <w:r>
+        <w:rPr>
+          <w:rFonts w:ascii="Cambria Math" w:hAnsi="Cambria Math"/>
+        </w:rPr>
+        <w:t>[@6,14:14='3</w:t>
+      </w:r>
+      <w:proofErr w:type="gramStart"/>
+      <w:r>
+        <w:rPr>
+          <w:rFonts w:ascii="Cambria Math" w:hAnsi="Cambria Math"/>
+        </w:rPr>
+        <w:t>',&lt;</w:t>
+      </w:r>
+      <w:proofErr w:type="gramEnd"/>
+      <w:r>
+        <w:rPr>
+          <w:rFonts w:ascii="Cambria Math" w:hAnsi="Cambria Math"/>
+        </w:rPr>
+        <w:t>NUMBER&gt;,2:5]</w:t>
+      </w:r>
+    </w:p>
+    <w:p>
+      <w:pPr>
+        <w:rPr>
+          <w:rFonts w:ascii="Cambria Math" w:hAnsi="Cambria Math"/>
+        </w:rPr>
+      </w:pPr>
+      <w:r>
+        <w:rPr>
+          <w:rFonts w:ascii="Cambria Math" w:hAnsi="Cambria Math"/>
+        </w:rPr>
+        <w:t>[@7,15:15=';</w:t>
+      </w:r>
+      <w:proofErr w:type="gramStart"/>
+      <w:r>
+        <w:rPr>
+          <w:rFonts w:ascii="Cambria Math" w:hAnsi="Cambria Math"/>
+        </w:rPr>
+        <w:t>',&lt;</w:t>
+      </w:r>
+      <w:proofErr w:type="gramEnd"/>
+      <w:r>
+        <w:rPr>
+          <w:rFonts w:ascii="Cambria Math" w:hAnsi="Cambria Math"/>
+        </w:rPr>
+        <w:t>';'&gt;,2:6]</w:t>
+      </w:r>
+    </w:p>
+    <w:p>
+      <w:pPr>
+        <w:rPr>
+          <w:rFonts w:ascii="Cambria Math" w:hAnsi="Cambria Math"/>
+        </w:rPr>
+      </w:pPr>
+      <w:r>
+        <w:rPr>
+          <w:rFonts w:ascii="Cambria Math" w:hAnsi="Cambria Math"/>
+        </w:rPr>
+        <w:t>[@8,18:21='read</w:t>
+      </w:r>
+      <w:proofErr w:type="gramStart"/>
+      <w:r>
+        <w:rPr>
+          <w:rFonts w:ascii="Cambria Math" w:hAnsi="Cambria Math"/>
+        </w:rPr>
+        <w:t>',&lt;</w:t>
+      </w:r>
+      <w:proofErr w:type="gramEnd"/>
+      <w:r>
+        <w:rPr>
+          <w:rFonts w:ascii="Cambria Math" w:hAnsi="Cambria Math"/>
+        </w:rPr>
+        <w:t>'read'&gt;,3:0]</w:t>
+      </w:r>
+    </w:p>
+    <w:p>
+      <w:pPr>
+        <w:rPr>
+          <w:rFonts w:ascii="Cambria Math" w:hAnsi="Cambria Math"/>
+        </w:rPr>
+      </w:pPr>
+      <w:r>
+        <w:rPr>
+          <w:rFonts w:ascii="Cambria Math" w:hAnsi="Cambria Math"/>
+        </w:rPr>
+        <w:t>[@9,22:22='(</w:t>
+      </w:r>
+      <w:proofErr w:type="gramStart"/>
+      <w:r>
+        <w:rPr>
+          <w:rFonts w:ascii="Cambria Math" w:hAnsi="Cambria Math"/>
+        </w:rPr>
+        <w:t>',&lt;</w:t>
+      </w:r>
+      <w:proofErr w:type="gramEnd"/>
+      <w:r>
+        <w:rPr>
+          <w:rFonts w:ascii="Cambria Math" w:hAnsi="Cambria Math"/>
+        </w:rPr>
+        <w:t>'('&gt;,3:4]</w:t>
+      </w:r>
+    </w:p>
+    <w:p>
+      <w:pPr>
+        <w:rPr>
+          <w:rFonts w:ascii="Cambria Math" w:hAnsi="Cambria Math"/>
+        </w:rPr>
+      </w:pPr>
+      <w:r>
+        <w:rPr>
+          <w:rFonts w:ascii="Cambria Math" w:hAnsi="Cambria Math"/>
+        </w:rPr>
+        <w:t>[@10,23:23='a</w:t>
+      </w:r>
+      <w:proofErr w:type="gramStart"/>
+      <w:r>
+        <w:rPr>
+          <w:rFonts w:ascii="Cambria Math" w:hAnsi="Cambria Math"/>
+        </w:rPr>
+        <w:t>',&lt;</w:t>
+      </w:r>
+      <w:proofErr w:type="gramEnd"/>
+      <w:r>
+        <w:rPr>
+          <w:rFonts w:ascii="Cambria Math" w:hAnsi="Cambria Math"/>
+        </w:rPr>
+        <w:t>ID&gt;,3:5]</w:t>
+      </w:r>
+    </w:p>
+    <w:p>
+      <w:pPr>
+        <w:rPr>
+          <w:rFonts w:ascii="Cambria Math" w:hAnsi="Cambria Math"/>
+        </w:rPr>
+      </w:pPr>
+      <w:r>
+        <w:rPr>
+          <w:rFonts w:ascii="Cambria Math" w:hAnsi="Cambria Math"/>
+        </w:rPr>
+        <w:lastRenderedPageBreak/>
+        <w:t>[@11,25:25='b</w:t>
+      </w:r>
+      <w:proofErr w:type="gramStart"/>
+      <w:r>
+        <w:rPr>
+          <w:rFonts w:ascii="Cambria Math" w:hAnsi="Cambria Math"/>
+        </w:rPr>
+        <w:t>',&lt;</w:t>
+      </w:r>
+      <w:proofErr w:type="gramEnd"/>
+      <w:r>
+        <w:rPr>
+          <w:rFonts w:ascii="Cambria Math" w:hAnsi="Cambria Math"/>
+        </w:rPr>
+        <w:t>ID&gt;,3:7]</w:t>
+      </w:r>
+    </w:p>
+    <w:p>
+      <w:pPr>
+        <w:rPr>
+          <w:rFonts w:ascii="Cambria Math" w:hAnsi="Cambria Math"/>
+        </w:rPr>
+      </w:pPr>
+      <w:r>
+        <w:rPr>
+          <w:rFonts w:ascii="Cambria Math" w:hAnsi="Cambria Math"/>
+        </w:rPr>
+        <w:t>[@12,26:26=')</w:t>
+      </w:r>
+      <w:proofErr w:type="gramStart"/>
+      <w:r>
+        <w:rPr>
+          <w:rFonts w:ascii="Cambria Math" w:hAnsi="Cambria Math"/>
+        </w:rPr>
+        <w:t>',&lt;</w:t>
+      </w:r>
+      <w:proofErr w:type="gramEnd"/>
+      <w:r>
+        <w:rPr>
+          <w:rFonts w:ascii="Cambria Math" w:hAnsi="Cambria Math"/>
+        </w:rPr>
+        <w:t>')'&gt;,3:8]</w:t>
+      </w:r>
+    </w:p>
+    <w:p>
+      <w:pPr>
+        <w:rPr>
+          <w:rFonts w:ascii="Cambria Math" w:hAnsi="Cambria Math"/>
+        </w:rPr>
+      </w:pPr>
+      <w:r>
+        <w:rPr>
+          <w:rFonts w:ascii="Cambria Math" w:hAnsi="Cambria Math"/>
+        </w:rPr>
+        <w:t>[@13,27:27=';</w:t>
+      </w:r>
+      <w:proofErr w:type="gramStart"/>
+      <w:r>
+        <w:rPr>
+          <w:rFonts w:ascii="Cambria Math" w:hAnsi="Cambria Math"/>
+        </w:rPr>
+        <w:t>',&lt;</w:t>
+      </w:r>
+      <w:proofErr w:type="gramEnd"/>
+      <w:r>
+        <w:rPr>
+          <w:rFonts w:ascii="Cambria Math" w:hAnsi="Cambria Math"/>
+        </w:rPr>
+        <w:t>';'&gt;,3:9]</w:t>
+      </w:r>
+    </w:p>
+    <w:p>
+      <w:pPr>
+        <w:rPr>
+          <w:rFonts w:ascii="Cambria Math" w:hAnsi="Cambria Math"/>
+        </w:rPr>
+      </w:pPr>
+      <w:r>
+        <w:rPr>
+          <w:rFonts w:ascii="Cambria Math" w:hAnsi="Cambria Math"/>
+        </w:rPr>
+        <w:t>[@14,30:34='write</w:t>
+      </w:r>
+      <w:proofErr w:type="gramStart"/>
+      <w:r>
+        <w:rPr>
+          <w:rFonts w:ascii="Cambria Math" w:hAnsi="Cambria Math"/>
+        </w:rPr>
+        <w:t>',&lt;</w:t>
+      </w:r>
+      <w:proofErr w:type="gramEnd"/>
+      <w:r>
+        <w:rPr>
+          <w:rFonts w:ascii="Cambria Math" w:hAnsi="Cambria Math"/>
+        </w:rPr>
+        <w:t>'write'&gt;,4:0]</w:t>
+      </w:r>
+    </w:p>
+    <w:p>
+      <w:pPr>
+        <w:rPr>
+          <w:rFonts w:ascii="Cambria Math" w:hAnsi="Cambria Math"/>
+        </w:rPr>
+      </w:pPr>
+      <w:r>
+        <w:rPr>
+          <w:rFonts w:ascii="Cambria Math" w:hAnsi="Cambria Math"/>
+        </w:rPr>
+        <w:t>[@15,35:35='(</w:t>
+      </w:r>
+      <w:proofErr w:type="gramStart"/>
+      <w:r>
+        <w:rPr>
+          <w:rFonts w:ascii="Cambria Math" w:hAnsi="Cambria Math"/>
+        </w:rPr>
+        <w:t>',&lt;</w:t>
+      </w:r>
+      <w:proofErr w:type="gramEnd"/>
+      <w:r>
+        <w:rPr>
+          <w:rFonts w:ascii="Cambria Math" w:hAnsi="Cambria Math"/>
+        </w:rPr>
+        <w:t>'('&gt;,4:5]</w:t>
+      </w:r>
+    </w:p>
+    <w:p>
+      <w:pPr>
+        <w:rPr>
+          <w:rFonts w:ascii="Cambria Math" w:hAnsi="Cambria Math"/>
+        </w:rPr>
+      </w:pPr>
+      <w:r>
+        <w:rPr>
+          <w:rFonts w:ascii="Cambria Math" w:hAnsi="Cambria Math"/>
+        </w:rPr>
+        <w:t>[@16,36:36='a</w:t>
+      </w:r>
+      <w:proofErr w:type="gramStart"/>
+      <w:r>
+        <w:rPr>
+          <w:rFonts w:ascii="Cambria Math" w:hAnsi="Cambria Math"/>
+        </w:rPr>
+        <w:t>',&lt;</w:t>
+      </w:r>
+      <w:proofErr w:type="gramEnd"/>
+      <w:r>
+        <w:rPr>
+          <w:rFonts w:ascii="Cambria Math" w:hAnsi="Cambria Math"/>
+        </w:rPr>
+        <w:t>ID&gt;,4:6]</w:t>
+      </w:r>
+    </w:p>
+    <w:p>
+      <w:pPr>
+        <w:rPr>
+          <w:rFonts w:ascii="Cambria Math" w:hAnsi="Cambria Math"/>
+        </w:rPr>
+      </w:pPr>
+      <w:r>
+        <w:rPr>
+          <w:rFonts w:ascii="Cambria Math" w:hAnsi="Cambria Math"/>
+        </w:rPr>
+        <w:t>[@17,37:37=',</w:t>
+      </w:r>
+      <w:proofErr w:type="gramStart"/>
+      <w:r>
+        <w:rPr>
+          <w:rFonts w:ascii="Cambria Math" w:hAnsi="Cambria Math"/>
+        </w:rPr>
+        <w:t>',&lt;</w:t>
+      </w:r>
+      <w:proofErr w:type="gramEnd"/>
+      <w:r>
+        <w:rPr>
+          <w:rFonts w:ascii="Cambria Math" w:hAnsi="Cambria Math"/>
+        </w:rPr>
+        <w:t>','&gt;,4:7]</w:t>
+      </w:r>
+    </w:p>
+    <w:p>
+      <w:pPr>
+        <w:rPr>
+          <w:rFonts w:ascii="Cambria Math" w:hAnsi="Cambria Math"/>
+        </w:rPr>
+      </w:pPr>
+      <w:r>
+        <w:rPr>
+          <w:rFonts w:ascii="Cambria Math" w:hAnsi="Cambria Math"/>
+        </w:rPr>
+        <w:t>[@18,39:39='b</w:t>
+      </w:r>
+      <w:proofErr w:type="gramStart"/>
+      <w:r>
+        <w:rPr>
+          <w:rFonts w:ascii="Cambria Math" w:hAnsi="Cambria Math"/>
+        </w:rPr>
+        <w:t>',&lt;</w:t>
+      </w:r>
+      <w:proofErr w:type="gramEnd"/>
+      <w:r>
+        <w:rPr>
+          <w:rFonts w:ascii="Cambria Math" w:hAnsi="Cambria Math"/>
+        </w:rPr>
+        <w:t>ID&gt;,4:9]</w:t>
+      </w:r>
+    </w:p>
+    <w:p>
+      <w:pPr>
+        <w:rPr>
+          <w:rFonts w:ascii="Cambria Math" w:hAnsi="Cambria Math"/>
+        </w:rPr>
+      </w:pPr>
+      <w:r>
+        <w:rPr>
+          <w:rFonts w:ascii="Cambria Math" w:hAnsi="Cambria Math"/>
+        </w:rPr>
+        <w:t>[@19,40:40=',</w:t>
+      </w:r>
+      <w:proofErr w:type="gramStart"/>
+      <w:r>
+        <w:rPr>
+          <w:rFonts w:ascii="Cambria Math" w:hAnsi="Cambria Math"/>
+        </w:rPr>
+        <w:t>',&lt;</w:t>
+      </w:r>
+      <w:proofErr w:type="gramEnd"/>
+      <w:r>
+        <w:rPr>
+          <w:rFonts w:ascii="Cambria Math" w:hAnsi="Cambria Math"/>
+        </w:rPr>
+        <w:t>','&gt;,4:10]</w:t>
+      </w:r>
+    </w:p>
+    <w:p>
+      <w:pPr>
+        <w:rPr>
+          <w:rFonts w:ascii="Cambria Math" w:hAnsi="Cambria Math"/>
+        </w:rPr>
+      </w:pPr>
+      <w:r>
+        <w:rPr>
+          <w:rFonts w:ascii="Cambria Math" w:hAnsi="Cambria Math"/>
+        </w:rPr>
+        <w:t>[@20,41:41='a</w:t>
+      </w:r>
+      <w:proofErr w:type="gramStart"/>
+      <w:r>
+        <w:rPr>
+          <w:rFonts w:ascii="Cambria Math" w:hAnsi="Cambria Math"/>
+        </w:rPr>
+        <w:t>',&lt;</w:t>
+      </w:r>
+      <w:proofErr w:type="gramEnd"/>
+      <w:r>
+        <w:rPr>
+          <w:rFonts w:ascii="Cambria Math" w:hAnsi="Cambria Math"/>
+        </w:rPr>
+        <w:t>ID&gt;,4:11]</w:t>
+      </w:r>
+    </w:p>
+    <w:p>
+      <w:pPr>
+        <w:rPr>
+          <w:rFonts w:ascii="Cambria Math" w:hAnsi="Cambria Math"/>
+        </w:rPr>
+      </w:pPr>
+      <w:r>
+        <w:rPr>
+          <w:rFonts w:ascii="Cambria Math" w:hAnsi="Cambria Math"/>
+        </w:rPr>
+        <w:t>[@21,42:42='+</w:t>
+      </w:r>
+      <w:proofErr w:type="gramStart"/>
+      <w:r>
+        <w:rPr>
+          <w:rFonts w:ascii="Cambria Math" w:hAnsi="Cambria Math"/>
+        </w:rPr>
+        <w:t>',&lt;</w:t>
+      </w:r>
+      <w:proofErr w:type="gramEnd"/>
+      <w:r>
+        <w:rPr>
+          <w:rFonts w:ascii="Cambria Math" w:hAnsi="Cambria Math"/>
+        </w:rPr>
+        <w:t>'+'&gt;,4:12]</w:t>
+      </w:r>
+    </w:p>
+    <w:p>
+      <w:pPr>
+        <w:rPr>
+          <w:rFonts w:ascii="Cambria Math" w:hAnsi="Cambria Math"/>
+        </w:rPr>
+      </w:pPr>
+      <w:r>
+        <w:rPr>
+          <w:rFonts w:ascii="Cambria Math" w:hAnsi="Cambria Math"/>
+        </w:rPr>
+        <w:t>[@22,43:43='b</w:t>
+      </w:r>
+      <w:proofErr w:type="gramStart"/>
+      <w:r>
+        <w:rPr>
+          <w:rFonts w:ascii="Cambria Math" w:hAnsi="Cambria Math"/>
+        </w:rPr>
+        <w:t>',&lt;</w:t>
+      </w:r>
+      <w:proofErr w:type="gramEnd"/>
+      <w:r>
+        <w:rPr>
+          <w:rFonts w:ascii="Cambria Math" w:hAnsi="Cambria Math"/>
+        </w:rPr>
+        <w:t>ID&gt;,4:13]</w:t>
+      </w:r>
+    </w:p>
+    <w:p>
+      <w:pPr>
+        <w:rPr>
+          <w:rFonts w:ascii="Cambria Math" w:hAnsi="Cambria Math"/>
+        </w:rPr>
+      </w:pPr>
+      <w:r>
+        <w:rPr>
+          <w:rFonts w:ascii="Cambria Math" w:hAnsi="Cambria Math"/>
+        </w:rPr>
+        <w:t>[@23,44:44='*</w:t>
+      </w:r>
+      <w:proofErr w:type="gramStart"/>
+      <w:r>
+        <w:rPr>
+          <w:rFonts w:ascii="Cambria Math" w:hAnsi="Cambria Math"/>
+        </w:rPr>
+        <w:t>',&lt;</w:t>
+      </w:r>
+      <w:proofErr w:type="gramEnd"/>
+      <w:r>
+        <w:rPr>
+          <w:rFonts w:ascii="Cambria Math" w:hAnsi="Cambria Math"/>
+        </w:rPr>
+        <w:t>'*'&gt;,4:14]</w:t>
+      </w:r>
+    </w:p>
+    <w:p>
+      <w:pPr>
+        <w:rPr>
+          <w:rFonts w:ascii="Cambria Math" w:hAnsi="Cambria Math"/>
+        </w:rPr>
+      </w:pPr>
+      <w:r>
+        <w:rPr>
+          <w:rFonts w:ascii="Cambria Math" w:hAnsi="Cambria Math"/>
+        </w:rPr>
+        <w:t>[@24,45:45='(</w:t>
+      </w:r>
+      <w:proofErr w:type="gramStart"/>
+      <w:r>
+        <w:rPr>
+          <w:rFonts w:ascii="Cambria Math" w:hAnsi="Cambria Math"/>
+        </w:rPr>
+        <w:t>',&lt;</w:t>
+      </w:r>
+      <w:proofErr w:type="gramEnd"/>
+      <w:r>
+        <w:rPr>
+          <w:rFonts w:ascii="Cambria Math" w:hAnsi="Cambria Math"/>
+        </w:rPr>
+        <w:t>'('&gt;,4:15]</w:t>
+      </w:r>
+    </w:p>
+    <w:p>
+      <w:pPr>
+        <w:rPr>
+          <w:rFonts w:ascii="Cambria Math" w:hAnsi="Cambria Math"/>
+        </w:rPr>
+      </w:pPr>
+      <w:r>
+        <w:rPr>
+          <w:rFonts w:ascii="Cambria Math" w:hAnsi="Cambria Math"/>
+        </w:rPr>
+        <w:t>[@25,46:46='2</w:t>
+      </w:r>
+      <w:proofErr w:type="gramStart"/>
+      <w:r>
+        <w:rPr>
+          <w:rFonts w:ascii="Cambria Math" w:hAnsi="Cambria Math"/>
+        </w:rPr>
+        <w:t>',&lt;</w:t>
+      </w:r>
+      <w:proofErr w:type="gramEnd"/>
+      <w:r>
+        <w:rPr>
+          <w:rFonts w:ascii="Cambria Math" w:hAnsi="Cambria Math"/>
+        </w:rPr>
+        <w:t>NUMBER&gt;,4:16]</w:t>
+      </w:r>
+    </w:p>
+    <w:p>
+      <w:pPr>
+        <w:rPr>
+          <w:rFonts w:ascii="Cambria Math" w:hAnsi="Cambria Math"/>
+        </w:rPr>
+      </w:pPr>
+      <w:r>
+        <w:rPr>
+          <w:rFonts w:ascii="Cambria Math" w:hAnsi="Cambria Math"/>
+        </w:rPr>
+        <w:t>[@26,47:47='*</w:t>
+      </w:r>
+      <w:proofErr w:type="gramStart"/>
+      <w:r>
+        <w:rPr>
+          <w:rFonts w:ascii="Cambria Math" w:hAnsi="Cambria Math"/>
+        </w:rPr>
+        <w:t>',&lt;</w:t>
+      </w:r>
+      <w:proofErr w:type="gramEnd"/>
+      <w:r>
+        <w:rPr>
+          <w:rFonts w:ascii="Cambria Math" w:hAnsi="Cambria Math"/>
+        </w:rPr>
+        <w:t>'*'&gt;,4:17]</w:t>
+      </w:r>
+    </w:p>
+    <w:p>
+      <w:pPr>
+        <w:rPr>
+          <w:rFonts w:ascii="Cambria Math" w:hAnsi="Cambria Math"/>
+        </w:rPr>
+      </w:pPr>
+      <w:r>
+        <w:rPr>
+          <w:rFonts w:ascii="Cambria Math" w:hAnsi="Cambria Math"/>
+        </w:rPr>
+        <w:t>[@27,48:48='x</w:t>
+      </w:r>
+      <w:proofErr w:type="gramStart"/>
+      <w:r>
+        <w:rPr>
+          <w:rFonts w:ascii="Cambria Math" w:hAnsi="Cambria Math"/>
+        </w:rPr>
+        <w:t>',&lt;</w:t>
+      </w:r>
+      <w:proofErr w:type="gramEnd"/>
+      <w:r>
+        <w:rPr>
+          <w:rFonts w:ascii="Cambria Math" w:hAnsi="Cambria Math"/>
+        </w:rPr>
+        <w:t>ID&gt;,4:18]</w:t>
+      </w:r>
+    </w:p>
+    <w:p>
+      <w:pPr>
+        <w:rPr>
+          <w:rFonts w:ascii="Cambria Math" w:hAnsi="Cambria Math"/>
+        </w:rPr>
+      </w:pPr>
+      <w:r>
+        <w:rPr>
+          <w:rFonts w:ascii="Cambria Math" w:hAnsi="Cambria Math"/>
+        </w:rPr>
+        <w:t>[@28,49:49='/</w:t>
+      </w:r>
+      <w:proofErr w:type="gramStart"/>
+      <w:r>
+        <w:rPr>
+          <w:rFonts w:ascii="Cambria Math" w:hAnsi="Cambria Math"/>
+        </w:rPr>
+        <w:t>',&lt;</w:t>
+      </w:r>
+      <w:proofErr w:type="gramEnd"/>
+      <w:r>
+        <w:rPr>
+          <w:rFonts w:ascii="Cambria Math" w:hAnsi="Cambria Math"/>
+        </w:rPr>
+        <w:t>'/'&gt;,4:19]</w:t>
+      </w:r>
+    </w:p>
+    <w:p>
+      <w:pPr>
+        <w:rPr>
+          <w:rFonts w:ascii="Cambria Math" w:hAnsi="Cambria Math"/>
+        </w:rPr>
+      </w:pPr>
+      <w:r>
+        <w:rPr>
+          <w:rFonts w:ascii="Cambria Math" w:hAnsi="Cambria Math"/>
+        </w:rPr>
+        <w:t>[@29,50:50='y</w:t>
+      </w:r>
+      <w:proofErr w:type="gramStart"/>
+      <w:r>
+        <w:rPr>
+          <w:rFonts w:ascii="Cambria Math" w:hAnsi="Cambria Math"/>
+        </w:rPr>
+        <w:t>',&lt;</w:t>
+      </w:r>
+      <w:proofErr w:type="gramEnd"/>
+      <w:r>
+        <w:rPr>
+          <w:rFonts w:ascii="Cambria Math" w:hAnsi="Cambria Math"/>
+        </w:rPr>
+        <w:t>ID&gt;,4:20]</w:t>
+      </w:r>
+    </w:p>
+    <w:p>
+      <w:pPr>
+        <w:rPr>
+          <w:rFonts w:ascii="Cambria Math" w:hAnsi="Cambria Math"/>
+        </w:rPr>
+      </w:pPr>
+      <w:r>
+        <w:rPr>
+          <w:rFonts w:ascii="Cambria Math" w:hAnsi="Cambria Math"/>
+        </w:rPr>
+        <w:t>[@30,51:51=')</w:t>
+      </w:r>
+      <w:proofErr w:type="gramStart"/>
+      <w:r>
+        <w:rPr>
+          <w:rFonts w:ascii="Cambria Math" w:hAnsi="Cambria Math"/>
+        </w:rPr>
+        <w:t>',&lt;</w:t>
+      </w:r>
+      <w:proofErr w:type="gramEnd"/>
+      <w:r>
+        <w:rPr>
+          <w:rFonts w:ascii="Cambria Math" w:hAnsi="Cambria Math"/>
+        </w:rPr>
+        <w:t>')'&gt;,4:21]</w:t>
+      </w:r>
+    </w:p>
+    <w:p>
+      <w:pPr>
+        <w:rPr>
+          <w:rFonts w:ascii="Cambria Math" w:hAnsi="Cambria Math"/>
+        </w:rPr>
+      </w:pPr>
+      <w:r>
+        <w:rPr>
+          <w:rFonts w:ascii="Cambria Math" w:hAnsi="Cambria Math"/>
+        </w:rPr>
+        <w:t>[@31,52:52=')</w:t>
+      </w:r>
+      <w:proofErr w:type="gramStart"/>
+      <w:r>
+        <w:rPr>
+          <w:rFonts w:ascii="Cambria Math" w:hAnsi="Cambria Math"/>
+        </w:rPr>
+        <w:t>',&lt;</w:t>
+      </w:r>
+      <w:proofErr w:type="gramEnd"/>
+      <w:r>
+        <w:rPr>
+          <w:rFonts w:ascii="Cambria Math" w:hAnsi="Cambria Math"/>
+        </w:rPr>
+        <w:t>')'&gt;,4:22]</w:t>
+      </w:r>
+    </w:p>
+    <w:p>
+      <w:pPr>
+        <w:rPr>
+          <w:rFonts w:ascii="Cambria Math" w:hAnsi="Cambria Math"/>
+        </w:rPr>
+      </w:pPr>
+      <w:r>
+        <w:rPr>
+          <w:rFonts w:ascii="Cambria Math" w:hAnsi="Cambria Math"/>
+        </w:rPr>
+        <w:t>[@32,53:53=';</w:t>
+      </w:r>
+      <w:proofErr w:type="gramStart"/>
+      <w:r>
+        <w:rPr>
+          <w:rFonts w:ascii="Cambria Math" w:hAnsi="Cambria Math"/>
+        </w:rPr>
+        <w:t>',&lt;</w:t>
+      </w:r>
+      <w:proofErr w:type="gramEnd"/>
+      <w:r>
+        <w:rPr>
+          <w:rFonts w:ascii="Cambria Math" w:hAnsi="Cambria Math"/>
+        </w:rPr>
+        <w:t>';'&gt;,4:23]</w:t>
+      </w:r>
+    </w:p>
+    <w:p>
+      <w:pPr>
+        <w:rPr>
+          <w:rFonts w:ascii="Cambria Math" w:hAnsi="Cambria Math"/>
+        </w:rPr>
+      </w:pPr>
+      <w:r>
+        <w:rPr>
+          <w:rFonts w:ascii="Cambria Math" w:hAnsi="Cambria Math"/>
+        </w:rPr>
+        <w:t>[@33,54:53='&lt;EOF&gt;</w:t>
+      </w:r>
+      <w:proofErr w:type="gramStart"/>
+      <w:r>
+        <w:rPr>
+          <w:rFonts w:ascii="Cambria Math" w:hAnsi="Cambria Math"/>
+        </w:rPr>
+        <w:t>',&lt;</w:t>
+      </w:r>
+      <w:proofErr w:type="gramEnd"/>
+      <w:r>
+        <w:rPr>
+          <w:rFonts w:ascii="Cambria Math" w:hAnsi="Cambria Math"/>
+        </w:rPr>
+        <w:t>EOF&gt;,4:24]</w:t>
+      </w:r>
+    </w:p>
+    <w:p>
+      <w:pPr>
+        <w:rPr>
+          <w:rFonts w:ascii="Cambria Math" w:hAnsi="Cambria Math"/>
         </w:rPr>
       </w:pPr>
       <w:r>
@@ -3488,7 +7122,7 @@
                     <pic:cNvPicPr/>
                   </pic:nvPicPr>
                   <pic:blipFill>
-                    <a:blip r:embed="rId9">
+                    <a:blip r:embed="rId10">
                       <a:extLst>
                         <a:ext uri="{28A0092B-C50C-407E-A947-70E740481C1C}">
                           <a14:useLocalDpi xmlns:a14="http://schemas.microsoft.com/office/drawing/2010/main" val="0"/>
@@ -3760,7 +7394,7 @@
         <w:rPr>
           <w:rFonts w:ascii="Cambria Math" w:hAnsi="Cambria Math"/>
         </w:rPr>
-        <w:t>Parse Tree:</w:t>
+        <w:t>line 4:17 mismatched input ')' expecting {ID, NUMBER, '('}</w:t>
       </w:r>
     </w:p>
     <w:p>
@@ -4465,35 +8099,1352 @@
         <w:rPr>
           <w:rFonts w:ascii="Cambria Math" w:hAnsi="Cambria Math"/>
         </w:rPr>
-        <w:t>Errors:</w:t>
-      </w:r>
-    </w:p>
-    <w:p>
-      <w:pPr>
+        <w:t>[@0,0:3='read</w:t>
+      </w:r>
+      <w:proofErr w:type="gramStart"/>
+      <w:r>
+        <w:rPr>
+          <w:rFonts w:ascii="Cambria Math" w:hAnsi="Cambria Math"/>
+        </w:rPr>
+        <w:t>',&lt;</w:t>
+      </w:r>
+      <w:proofErr w:type="gramEnd"/>
+      <w:r>
+        <w:rPr>
+          <w:rFonts w:ascii="Cambria Math" w:hAnsi="Cambria Math"/>
+        </w:rPr>
+        <w:t>'read'&gt;,1:0]</w:t>
+      </w:r>
+    </w:p>
+    <w:p>
+      <w:pPr>
+        <w:rPr>
+          <w:rFonts w:ascii="Cambria Math" w:hAnsi="Cambria Math"/>
+        </w:rPr>
+      </w:pPr>
+      <w:r>
+        <w:rPr>
+          <w:rFonts w:ascii="Cambria Math" w:hAnsi="Cambria Math"/>
+        </w:rPr>
+        <w:t>[@1,4:4='(</w:t>
+      </w:r>
+      <w:proofErr w:type="gramStart"/>
+      <w:r>
+        <w:rPr>
+          <w:rFonts w:ascii="Cambria Math" w:hAnsi="Cambria Math"/>
+        </w:rPr>
+        <w:t>',&lt;</w:t>
+      </w:r>
+      <w:proofErr w:type="gramEnd"/>
+      <w:r>
+        <w:rPr>
+          <w:rFonts w:ascii="Cambria Math" w:hAnsi="Cambria Math"/>
+        </w:rPr>
+        <w:t>'('&gt;,1:4]</w:t>
+      </w:r>
+    </w:p>
+    <w:p>
+      <w:pPr>
+        <w:rPr>
+          <w:rFonts w:ascii="Cambria Math" w:hAnsi="Cambria Math"/>
+        </w:rPr>
+      </w:pPr>
+      <w:r>
+        <w:rPr>
+          <w:rFonts w:ascii="Cambria Math" w:hAnsi="Cambria Math"/>
+        </w:rPr>
+        <w:t>[@2,5:5='x</w:t>
+      </w:r>
+      <w:proofErr w:type="gramStart"/>
+      <w:r>
+        <w:rPr>
+          <w:rFonts w:ascii="Cambria Math" w:hAnsi="Cambria Math"/>
+        </w:rPr>
+        <w:t>',&lt;</w:t>
+      </w:r>
+      <w:proofErr w:type="gramEnd"/>
+      <w:r>
+        <w:rPr>
+          <w:rFonts w:ascii="Cambria Math" w:hAnsi="Cambria Math"/>
+        </w:rPr>
+        <w:t>ID&gt;,1:5]</w:t>
+      </w:r>
+    </w:p>
+    <w:p>
+      <w:pPr>
+        <w:rPr>
+          <w:rFonts w:ascii="Cambria Math" w:hAnsi="Cambria Math"/>
+        </w:rPr>
+      </w:pPr>
+      <w:r>
+        <w:rPr>
+          <w:rFonts w:ascii="Cambria Math" w:hAnsi="Cambria Math"/>
+        </w:rPr>
+        <w:t>[@3,6:6=',</w:t>
+      </w:r>
+      <w:proofErr w:type="gramStart"/>
+      <w:r>
+        <w:rPr>
+          <w:rFonts w:ascii="Cambria Math" w:hAnsi="Cambria Math"/>
+        </w:rPr>
+        <w:t>',&lt;</w:t>
+      </w:r>
+      <w:proofErr w:type="gramEnd"/>
+      <w:r>
+        <w:rPr>
+          <w:rFonts w:ascii="Cambria Math" w:hAnsi="Cambria Math"/>
+        </w:rPr>
+        <w:t>','&gt;,1:6]</w:t>
+      </w:r>
+    </w:p>
+    <w:p>
+      <w:pPr>
+        <w:rPr>
+          <w:rFonts w:ascii="Cambria Math" w:hAnsi="Cambria Math"/>
+        </w:rPr>
+      </w:pPr>
+      <w:r>
+        <w:rPr>
+          <w:rFonts w:ascii="Cambria Math" w:hAnsi="Cambria Math"/>
+        </w:rPr>
+        <w:t>[@4,8:8='y</w:t>
+      </w:r>
+      <w:proofErr w:type="gramStart"/>
+      <w:r>
+        <w:rPr>
+          <w:rFonts w:ascii="Cambria Math" w:hAnsi="Cambria Math"/>
+        </w:rPr>
+        <w:t>',&lt;</w:t>
+      </w:r>
+      <w:proofErr w:type="gramEnd"/>
+      <w:r>
+        <w:rPr>
+          <w:rFonts w:ascii="Cambria Math" w:hAnsi="Cambria Math"/>
+        </w:rPr>
+        <w:t>ID&gt;,1:8]</w:t>
+      </w:r>
+    </w:p>
+    <w:p>
+      <w:pPr>
+        <w:rPr>
+          <w:rFonts w:ascii="Cambria Math" w:hAnsi="Cambria Math"/>
+        </w:rPr>
+      </w:pPr>
+      <w:r>
+        <w:rPr>
+          <w:rFonts w:ascii="Cambria Math" w:hAnsi="Cambria Math"/>
+        </w:rPr>
+        <w:t>[@5,9:9=',</w:t>
+      </w:r>
+      <w:proofErr w:type="gramStart"/>
+      <w:r>
+        <w:rPr>
+          <w:rFonts w:ascii="Cambria Math" w:hAnsi="Cambria Math"/>
+        </w:rPr>
+        <w:t>',&lt;</w:t>
+      </w:r>
+      <w:proofErr w:type="gramEnd"/>
+      <w:r>
+        <w:rPr>
+          <w:rFonts w:ascii="Cambria Math" w:hAnsi="Cambria Math"/>
+        </w:rPr>
+        <w:t>','&gt;,1:9]</w:t>
+      </w:r>
+    </w:p>
+    <w:p>
+      <w:pPr>
+        <w:rPr>
+          <w:rFonts w:ascii="Cambria Math" w:hAnsi="Cambria Math"/>
+        </w:rPr>
+      </w:pPr>
+      <w:r>
+        <w:rPr>
+          <w:rFonts w:ascii="Cambria Math" w:hAnsi="Cambria Math"/>
+        </w:rPr>
+        <w:t>[@6,11:11='z</w:t>
+      </w:r>
+      <w:proofErr w:type="gramStart"/>
+      <w:r>
+        <w:rPr>
+          <w:rFonts w:ascii="Cambria Math" w:hAnsi="Cambria Math"/>
+        </w:rPr>
+        <w:t>',&lt;</w:t>
+      </w:r>
+      <w:proofErr w:type="gramEnd"/>
+      <w:r>
+        <w:rPr>
+          <w:rFonts w:ascii="Cambria Math" w:hAnsi="Cambria Math"/>
+        </w:rPr>
+        <w:t>ID&gt;,1:11]</w:t>
+      </w:r>
+    </w:p>
+    <w:p>
+      <w:pPr>
+        <w:rPr>
+          <w:rFonts w:ascii="Cambria Math" w:hAnsi="Cambria Math"/>
+        </w:rPr>
+      </w:pPr>
+      <w:r>
+        <w:rPr>
+          <w:rFonts w:ascii="Cambria Math" w:hAnsi="Cambria Math"/>
+        </w:rPr>
+        <w:t>[@7,12:12=',</w:t>
+      </w:r>
+      <w:proofErr w:type="gramStart"/>
+      <w:r>
+        <w:rPr>
+          <w:rFonts w:ascii="Cambria Math" w:hAnsi="Cambria Math"/>
+        </w:rPr>
+        <w:t>',&lt;</w:t>
+      </w:r>
+      <w:proofErr w:type="gramEnd"/>
+      <w:r>
+        <w:rPr>
+          <w:rFonts w:ascii="Cambria Math" w:hAnsi="Cambria Math"/>
+        </w:rPr>
+        <w:t>','&gt;,1:12]</w:t>
+      </w:r>
+    </w:p>
+    <w:p>
+      <w:pPr>
+        <w:rPr>
+          <w:rFonts w:ascii="Cambria Math" w:hAnsi="Cambria Math"/>
+        </w:rPr>
+      </w:pPr>
+      <w:r>
+        <w:rPr>
+          <w:rFonts w:ascii="Cambria Math" w:hAnsi="Cambria Math"/>
+        </w:rPr>
+        <w:t>[@8,14:14='v</w:t>
+      </w:r>
+      <w:proofErr w:type="gramStart"/>
+      <w:r>
+        <w:rPr>
+          <w:rFonts w:ascii="Cambria Math" w:hAnsi="Cambria Math"/>
+        </w:rPr>
+        <w:t>',&lt;</w:t>
+      </w:r>
+      <w:proofErr w:type="gramEnd"/>
+      <w:r>
+        <w:rPr>
+          <w:rFonts w:ascii="Cambria Math" w:hAnsi="Cambria Math"/>
+        </w:rPr>
+        <w:t>ID&gt;,1:14]</w:t>
+      </w:r>
+    </w:p>
+    <w:p>
+      <w:pPr>
+        <w:rPr>
+          <w:rFonts w:ascii="Cambria Math" w:hAnsi="Cambria Math"/>
+        </w:rPr>
+      </w:pPr>
+      <w:r>
+        <w:rPr>
+          <w:rFonts w:ascii="Cambria Math" w:hAnsi="Cambria Math"/>
+        </w:rPr>
+        <w:t>[@9,15:15=')</w:t>
+      </w:r>
+      <w:proofErr w:type="gramStart"/>
+      <w:r>
+        <w:rPr>
+          <w:rFonts w:ascii="Cambria Math" w:hAnsi="Cambria Math"/>
+        </w:rPr>
+        <w:t>',&lt;</w:t>
+      </w:r>
+      <w:proofErr w:type="gramEnd"/>
+      <w:r>
+        <w:rPr>
+          <w:rFonts w:ascii="Cambria Math" w:hAnsi="Cambria Math"/>
+        </w:rPr>
+        <w:t>')'&gt;,1:15]</w:t>
+      </w:r>
+    </w:p>
+    <w:p>
+      <w:pPr>
+        <w:rPr>
+          <w:rFonts w:ascii="Cambria Math" w:hAnsi="Cambria Math"/>
+        </w:rPr>
+      </w:pPr>
+      <w:r>
+        <w:rPr>
+          <w:rFonts w:ascii="Cambria Math" w:hAnsi="Cambria Math"/>
+        </w:rPr>
+        <w:lastRenderedPageBreak/>
+        <w:t>[@10,16:16=';</w:t>
+      </w:r>
+      <w:proofErr w:type="gramStart"/>
+      <w:r>
+        <w:rPr>
+          <w:rFonts w:ascii="Cambria Math" w:hAnsi="Cambria Math"/>
+        </w:rPr>
+        <w:t>',&lt;</w:t>
+      </w:r>
+      <w:proofErr w:type="gramEnd"/>
+      <w:r>
+        <w:rPr>
+          <w:rFonts w:ascii="Cambria Math" w:hAnsi="Cambria Math"/>
+        </w:rPr>
+        <w:t>';'&gt;,1:16]</w:t>
+      </w:r>
+    </w:p>
+    <w:p>
+      <w:pPr>
+        <w:rPr>
+          <w:rFonts w:ascii="Cambria Math" w:hAnsi="Cambria Math"/>
+        </w:rPr>
+      </w:pPr>
+      <w:r>
+        <w:rPr>
+          <w:rFonts w:ascii="Cambria Math" w:hAnsi="Cambria Math"/>
+        </w:rPr>
+        <w:t>[@11,19:22='read</w:t>
+      </w:r>
+      <w:proofErr w:type="gramStart"/>
+      <w:r>
+        <w:rPr>
+          <w:rFonts w:ascii="Cambria Math" w:hAnsi="Cambria Math"/>
+        </w:rPr>
+        <w:t>',&lt;</w:t>
+      </w:r>
+      <w:proofErr w:type="gramEnd"/>
+      <w:r>
+        <w:rPr>
+          <w:rFonts w:ascii="Cambria Math" w:hAnsi="Cambria Math"/>
+        </w:rPr>
+        <w:t>'read'&gt;,2:0]</w:t>
+      </w:r>
+    </w:p>
+    <w:p>
+      <w:pPr>
+        <w:rPr>
+          <w:rFonts w:ascii="Cambria Math" w:hAnsi="Cambria Math"/>
+        </w:rPr>
+      </w:pPr>
+      <w:r>
+        <w:rPr>
+          <w:rFonts w:ascii="Cambria Math" w:hAnsi="Cambria Math"/>
+        </w:rPr>
+        <w:t>[@12,23:23='(</w:t>
+      </w:r>
+      <w:proofErr w:type="gramStart"/>
+      <w:r>
+        <w:rPr>
+          <w:rFonts w:ascii="Cambria Math" w:hAnsi="Cambria Math"/>
+        </w:rPr>
+        <w:t>',&lt;</w:t>
+      </w:r>
+      <w:proofErr w:type="gramEnd"/>
+      <w:r>
+        <w:rPr>
+          <w:rFonts w:ascii="Cambria Math" w:hAnsi="Cambria Math"/>
+        </w:rPr>
+        <w:t>'('&gt;,2:4]</w:t>
+      </w:r>
+    </w:p>
+    <w:p>
+      <w:pPr>
+        <w:rPr>
+          <w:rFonts w:ascii="Cambria Math" w:hAnsi="Cambria Math"/>
+        </w:rPr>
+      </w:pPr>
+      <w:r>
+        <w:rPr>
+          <w:rFonts w:ascii="Cambria Math" w:hAnsi="Cambria Math"/>
+        </w:rPr>
+        <w:t>[@13,25:25='c</w:t>
+      </w:r>
+      <w:proofErr w:type="gramStart"/>
+      <w:r>
+        <w:rPr>
+          <w:rFonts w:ascii="Cambria Math" w:hAnsi="Cambria Math"/>
+        </w:rPr>
+        <w:t>',&lt;</w:t>
+      </w:r>
+      <w:proofErr w:type="gramEnd"/>
+      <w:r>
+        <w:rPr>
+          <w:rFonts w:ascii="Cambria Math" w:hAnsi="Cambria Math"/>
+        </w:rPr>
+        <w:t>ID&gt;,2:6]</w:t>
+      </w:r>
+    </w:p>
+    <w:p>
+      <w:pPr>
+        <w:rPr>
+          <w:rFonts w:ascii="Cambria Math" w:hAnsi="Cambria Math"/>
+        </w:rPr>
+      </w:pPr>
+      <w:r>
+        <w:rPr>
+          <w:rFonts w:ascii="Cambria Math" w:hAnsi="Cambria Math"/>
+        </w:rPr>
+        <w:t>[@14,27:27=')</w:t>
+      </w:r>
+      <w:proofErr w:type="gramStart"/>
+      <w:r>
+        <w:rPr>
+          <w:rFonts w:ascii="Cambria Math" w:hAnsi="Cambria Math"/>
+        </w:rPr>
+        <w:t>',&lt;</w:t>
+      </w:r>
+      <w:proofErr w:type="gramEnd"/>
+      <w:r>
+        <w:rPr>
+          <w:rFonts w:ascii="Cambria Math" w:hAnsi="Cambria Math"/>
+        </w:rPr>
+        <w:t>')'&gt;,2:8]</w:t>
+      </w:r>
+    </w:p>
+    <w:p>
+      <w:pPr>
+        <w:rPr>
+          <w:rFonts w:ascii="Cambria Math" w:hAnsi="Cambria Math"/>
+        </w:rPr>
+      </w:pPr>
+      <w:r>
+        <w:rPr>
+          <w:rFonts w:ascii="Cambria Math" w:hAnsi="Cambria Math"/>
+        </w:rPr>
+        <w:t>[@15,28:28=';</w:t>
+      </w:r>
+      <w:proofErr w:type="gramStart"/>
+      <w:r>
+        <w:rPr>
+          <w:rFonts w:ascii="Cambria Math" w:hAnsi="Cambria Math"/>
+        </w:rPr>
+        <w:t>',&lt;</w:t>
+      </w:r>
+      <w:proofErr w:type="gramEnd"/>
+      <w:r>
+        <w:rPr>
+          <w:rFonts w:ascii="Cambria Math" w:hAnsi="Cambria Math"/>
+        </w:rPr>
+        <w:t>';'&gt;,2:9]</w:t>
+      </w:r>
+    </w:p>
+    <w:p>
+      <w:pPr>
+        <w:rPr>
+          <w:rFonts w:ascii="Cambria Math" w:hAnsi="Cambria Math"/>
+        </w:rPr>
+      </w:pPr>
+      <w:r>
+        <w:rPr>
+          <w:rFonts w:ascii="Cambria Math" w:hAnsi="Cambria Math"/>
+        </w:rPr>
+        <w:t>[@16,30:33='temp</w:t>
+      </w:r>
+      <w:proofErr w:type="gramStart"/>
+      <w:r>
+        <w:rPr>
+          <w:rFonts w:ascii="Cambria Math" w:hAnsi="Cambria Math"/>
+        </w:rPr>
+        <w:t>',&lt;</w:t>
+      </w:r>
+      <w:proofErr w:type="gramEnd"/>
+      <w:r>
+        <w:rPr>
+          <w:rFonts w:ascii="Cambria Math" w:hAnsi="Cambria Math"/>
+        </w:rPr>
+        <w:t>ID&gt;,2:11]</w:t>
+      </w:r>
+    </w:p>
+    <w:p>
+      <w:pPr>
+        <w:rPr>
+          <w:rFonts w:ascii="Cambria Math" w:hAnsi="Cambria Math"/>
+        </w:rPr>
+      </w:pPr>
+      <w:r>
+        <w:rPr>
+          <w:rFonts w:ascii="Cambria Math" w:hAnsi="Cambria Math"/>
+        </w:rPr>
+        <w:t>[@17,35:36=</w:t>
+      </w:r>
+      <w:proofErr w:type="gramStart"/>
+      <w:r>
+        <w:rPr>
+          <w:rFonts w:ascii="Cambria Math" w:hAnsi="Cambria Math"/>
+        </w:rPr>
+        <w:t>':=',&lt;':=</w:t>
+      </w:r>
+      <w:proofErr w:type="gramEnd"/>
+      <w:r>
+        <w:rPr>
+          <w:rFonts w:ascii="Cambria Math" w:hAnsi="Cambria Math"/>
+        </w:rPr>
+        <w:t>'&gt;,2:16]</w:t>
+      </w:r>
+    </w:p>
+    <w:p>
+      <w:pPr>
+        <w:rPr>
+          <w:rFonts w:ascii="Cambria Math" w:hAnsi="Cambria Math"/>
+        </w:rPr>
+      </w:pPr>
+      <w:r>
+        <w:rPr>
+          <w:rFonts w:ascii="Cambria Math" w:hAnsi="Cambria Math"/>
+        </w:rPr>
+        <w:t>[@18,38:38='(</w:t>
+      </w:r>
+      <w:proofErr w:type="gramStart"/>
+      <w:r>
+        <w:rPr>
+          <w:rFonts w:ascii="Cambria Math" w:hAnsi="Cambria Math"/>
+        </w:rPr>
+        <w:t>',&lt;</w:t>
+      </w:r>
+      <w:proofErr w:type="gramEnd"/>
+      <w:r>
+        <w:rPr>
+          <w:rFonts w:ascii="Cambria Math" w:hAnsi="Cambria Math"/>
+        </w:rPr>
+        <w:t>'('&gt;,2:19]</w:t>
+      </w:r>
+    </w:p>
+    <w:p>
+      <w:pPr>
+        <w:rPr>
+          <w:rFonts w:ascii="Cambria Math" w:hAnsi="Cambria Math"/>
+        </w:rPr>
+      </w:pPr>
+      <w:r>
+        <w:rPr>
+          <w:rFonts w:ascii="Cambria Math" w:hAnsi="Cambria Math"/>
+        </w:rPr>
+        <w:t>[@19,39:39='x</w:t>
+      </w:r>
+      <w:proofErr w:type="gramStart"/>
+      <w:r>
+        <w:rPr>
+          <w:rFonts w:ascii="Cambria Math" w:hAnsi="Cambria Math"/>
+        </w:rPr>
+        <w:t>',&lt;</w:t>
+      </w:r>
+      <w:proofErr w:type="gramEnd"/>
+      <w:r>
+        <w:rPr>
+          <w:rFonts w:ascii="Cambria Math" w:hAnsi="Cambria Math"/>
+        </w:rPr>
+        <w:t>ID&gt;,2:20]</w:t>
+      </w:r>
+    </w:p>
+    <w:p>
+      <w:pPr>
+        <w:rPr>
+          <w:rFonts w:ascii="Cambria Math" w:hAnsi="Cambria Math"/>
+        </w:rPr>
+      </w:pPr>
+      <w:r>
+        <w:rPr>
+          <w:rFonts w:ascii="Cambria Math" w:hAnsi="Cambria Math"/>
+        </w:rPr>
+        <w:t>[@20,41:41='-</w:t>
+      </w:r>
+      <w:proofErr w:type="gramStart"/>
+      <w:r>
+        <w:rPr>
+          <w:rFonts w:ascii="Cambria Math" w:hAnsi="Cambria Math"/>
+        </w:rPr>
+        <w:t>',&lt;</w:t>
+      </w:r>
+      <w:proofErr w:type="gramEnd"/>
+      <w:r>
+        <w:rPr>
+          <w:rFonts w:ascii="Cambria Math" w:hAnsi="Cambria Math"/>
+        </w:rPr>
+        <w:t>'-'&gt;,2:22]</w:t>
+      </w:r>
+    </w:p>
+    <w:p>
+      <w:pPr>
+        <w:rPr>
+          <w:rFonts w:ascii="Cambria Math" w:hAnsi="Cambria Math"/>
+        </w:rPr>
+      </w:pPr>
+      <w:r>
+        <w:rPr>
+          <w:rFonts w:ascii="Cambria Math" w:hAnsi="Cambria Math"/>
+        </w:rPr>
+        <w:t>[@21,43:43='y</w:t>
+      </w:r>
+      <w:proofErr w:type="gramStart"/>
+      <w:r>
+        <w:rPr>
+          <w:rFonts w:ascii="Cambria Math" w:hAnsi="Cambria Math"/>
+        </w:rPr>
+        <w:t>',&lt;</w:t>
+      </w:r>
+      <w:proofErr w:type="gramEnd"/>
+      <w:r>
+        <w:rPr>
+          <w:rFonts w:ascii="Cambria Math" w:hAnsi="Cambria Math"/>
+        </w:rPr>
+        <w:t>ID&gt;,2:24]</w:t>
+      </w:r>
+    </w:p>
+    <w:p>
+      <w:pPr>
+        <w:rPr>
+          <w:rFonts w:ascii="Cambria Math" w:hAnsi="Cambria Math"/>
+        </w:rPr>
+      </w:pPr>
+      <w:r>
+        <w:rPr>
+          <w:rFonts w:ascii="Cambria Math" w:hAnsi="Cambria Math"/>
+        </w:rPr>
+        <w:t>[@22,44:44=')</w:t>
+      </w:r>
+      <w:proofErr w:type="gramStart"/>
+      <w:r>
+        <w:rPr>
+          <w:rFonts w:ascii="Cambria Math" w:hAnsi="Cambria Math"/>
+        </w:rPr>
+        <w:t>',&lt;</w:t>
+      </w:r>
+      <w:proofErr w:type="gramEnd"/>
+      <w:r>
+        <w:rPr>
+          <w:rFonts w:ascii="Cambria Math" w:hAnsi="Cambria Math"/>
+        </w:rPr>
+        <w:t>')'&gt;,2:25]</w:t>
+      </w:r>
+    </w:p>
+    <w:p>
+      <w:pPr>
+        <w:rPr>
+          <w:rFonts w:ascii="Cambria Math" w:hAnsi="Cambria Math"/>
+        </w:rPr>
+      </w:pPr>
+      <w:r>
+        <w:rPr>
+          <w:rFonts w:ascii="Cambria Math" w:hAnsi="Cambria Math"/>
+        </w:rPr>
+        <w:t>[@23,45:45='*</w:t>
+      </w:r>
+      <w:proofErr w:type="gramStart"/>
+      <w:r>
+        <w:rPr>
+          <w:rFonts w:ascii="Cambria Math" w:hAnsi="Cambria Math"/>
+        </w:rPr>
+        <w:t>',&lt;</w:t>
+      </w:r>
+      <w:proofErr w:type="gramEnd"/>
+      <w:r>
+        <w:rPr>
+          <w:rFonts w:ascii="Cambria Math" w:hAnsi="Cambria Math"/>
+        </w:rPr>
+        <w:t>'*'&gt;,2:26]</w:t>
+      </w:r>
+    </w:p>
+    <w:p>
+      <w:pPr>
+        <w:rPr>
+          <w:rFonts w:ascii="Cambria Math" w:hAnsi="Cambria Math"/>
+        </w:rPr>
+      </w:pPr>
+      <w:r>
+        <w:rPr>
+          <w:rFonts w:ascii="Cambria Math" w:hAnsi="Cambria Math"/>
+        </w:rPr>
+        <w:t>[@24,46:46='(</w:t>
+      </w:r>
+      <w:proofErr w:type="gramStart"/>
+      <w:r>
+        <w:rPr>
+          <w:rFonts w:ascii="Cambria Math" w:hAnsi="Cambria Math"/>
+        </w:rPr>
+        <w:t>',&lt;</w:t>
+      </w:r>
+      <w:proofErr w:type="gramEnd"/>
+      <w:r>
+        <w:rPr>
+          <w:rFonts w:ascii="Cambria Math" w:hAnsi="Cambria Math"/>
+        </w:rPr>
+        <w:t>'('&gt;,2:27]</w:t>
+      </w:r>
+    </w:p>
+    <w:p>
+      <w:pPr>
+        <w:rPr>
+          <w:rFonts w:ascii="Cambria Math" w:hAnsi="Cambria Math"/>
+        </w:rPr>
+      </w:pPr>
+      <w:r>
+        <w:rPr>
+          <w:rFonts w:ascii="Cambria Math" w:hAnsi="Cambria Math"/>
+        </w:rPr>
+        <w:t>[@25,47:47='2</w:t>
+      </w:r>
+      <w:proofErr w:type="gramStart"/>
+      <w:r>
+        <w:rPr>
+          <w:rFonts w:ascii="Cambria Math" w:hAnsi="Cambria Math"/>
+        </w:rPr>
+        <w:t>',&lt;</w:t>
+      </w:r>
+      <w:proofErr w:type="gramEnd"/>
+      <w:r>
+        <w:rPr>
+          <w:rFonts w:ascii="Cambria Math" w:hAnsi="Cambria Math"/>
+        </w:rPr>
+        <w:t>NUMBER&gt;,2:28]</w:t>
+      </w:r>
+    </w:p>
+    <w:p>
+      <w:pPr>
+        <w:rPr>
+          <w:rFonts w:ascii="Cambria Math" w:hAnsi="Cambria Math"/>
+        </w:rPr>
+      </w:pPr>
+      <w:r>
+        <w:rPr>
+          <w:rFonts w:ascii="Cambria Math" w:hAnsi="Cambria Math"/>
+        </w:rPr>
+        <w:t>[@26,48:48='*</w:t>
+      </w:r>
+      <w:proofErr w:type="gramStart"/>
+      <w:r>
+        <w:rPr>
+          <w:rFonts w:ascii="Cambria Math" w:hAnsi="Cambria Math"/>
+        </w:rPr>
+        <w:t>',&lt;</w:t>
+      </w:r>
+      <w:proofErr w:type="gramEnd"/>
+      <w:r>
+        <w:rPr>
+          <w:rFonts w:ascii="Cambria Math" w:hAnsi="Cambria Math"/>
+        </w:rPr>
+        <w:t>'*'&gt;,2:29]</w:t>
+      </w:r>
+    </w:p>
+    <w:p>
+      <w:pPr>
+        <w:rPr>
+          <w:rFonts w:ascii="Cambria Math" w:hAnsi="Cambria Math"/>
+        </w:rPr>
+      </w:pPr>
+      <w:r>
+        <w:rPr>
+          <w:rFonts w:ascii="Cambria Math" w:hAnsi="Cambria Math"/>
+        </w:rPr>
+        <w:t>[@27,49:49='x</w:t>
+      </w:r>
+      <w:proofErr w:type="gramStart"/>
+      <w:r>
+        <w:rPr>
+          <w:rFonts w:ascii="Cambria Math" w:hAnsi="Cambria Math"/>
+        </w:rPr>
+        <w:t>',&lt;</w:t>
+      </w:r>
+      <w:proofErr w:type="gramEnd"/>
+      <w:r>
+        <w:rPr>
+          <w:rFonts w:ascii="Cambria Math" w:hAnsi="Cambria Math"/>
+        </w:rPr>
+        <w:t>ID&gt;,2:30]</w:t>
+      </w:r>
+    </w:p>
+    <w:p>
+      <w:pPr>
+        <w:rPr>
+          <w:rFonts w:ascii="Cambria Math" w:hAnsi="Cambria Math"/>
+        </w:rPr>
+      </w:pPr>
+      <w:r>
+        <w:rPr>
+          <w:rFonts w:ascii="Cambria Math" w:hAnsi="Cambria Math"/>
+        </w:rPr>
+        <w:t>[@28,51:51='+</w:t>
+      </w:r>
+      <w:proofErr w:type="gramStart"/>
+      <w:r>
+        <w:rPr>
+          <w:rFonts w:ascii="Cambria Math" w:hAnsi="Cambria Math"/>
+        </w:rPr>
+        <w:t>',&lt;</w:t>
+      </w:r>
+      <w:proofErr w:type="gramEnd"/>
+      <w:r>
+        <w:rPr>
+          <w:rFonts w:ascii="Cambria Math" w:hAnsi="Cambria Math"/>
+        </w:rPr>
+        <w:t>'+'&gt;,2:32]</w:t>
+      </w:r>
+    </w:p>
+    <w:p>
+      <w:pPr>
+        <w:rPr>
+          <w:rFonts w:ascii="Cambria Math" w:hAnsi="Cambria Math"/>
+        </w:rPr>
+      </w:pPr>
+      <w:r>
+        <w:rPr>
+          <w:rFonts w:ascii="Cambria Math" w:hAnsi="Cambria Math"/>
+        </w:rPr>
+        <w:t>[@29,53:53='z</w:t>
+      </w:r>
+      <w:proofErr w:type="gramStart"/>
+      <w:r>
+        <w:rPr>
+          <w:rFonts w:ascii="Cambria Math" w:hAnsi="Cambria Math"/>
+        </w:rPr>
+        <w:t>',&lt;</w:t>
+      </w:r>
+      <w:proofErr w:type="gramEnd"/>
+      <w:r>
+        <w:rPr>
+          <w:rFonts w:ascii="Cambria Math" w:hAnsi="Cambria Math"/>
+        </w:rPr>
+        <w:t>ID&gt;,2:34]</w:t>
+      </w:r>
+    </w:p>
+    <w:p>
+      <w:pPr>
+        <w:rPr>
+          <w:rFonts w:ascii="Cambria Math" w:hAnsi="Cambria Math"/>
+        </w:rPr>
+      </w:pPr>
+      <w:r>
+        <w:rPr>
+          <w:rFonts w:ascii="Cambria Math" w:hAnsi="Cambria Math"/>
+        </w:rPr>
+        <w:t>[@30,54:54='/</w:t>
+      </w:r>
+      <w:proofErr w:type="gramStart"/>
+      <w:r>
+        <w:rPr>
+          <w:rFonts w:ascii="Cambria Math" w:hAnsi="Cambria Math"/>
+        </w:rPr>
+        <w:t>',&lt;</w:t>
+      </w:r>
+      <w:proofErr w:type="gramEnd"/>
+      <w:r>
+        <w:rPr>
+          <w:rFonts w:ascii="Cambria Math" w:hAnsi="Cambria Math"/>
+        </w:rPr>
+        <w:t>'/'&gt;,2:35]</w:t>
+      </w:r>
+    </w:p>
+    <w:p>
+      <w:pPr>
+        <w:rPr>
+          <w:rFonts w:ascii="Cambria Math" w:hAnsi="Cambria Math"/>
+        </w:rPr>
+      </w:pPr>
+      <w:r>
+        <w:rPr>
+          <w:rFonts w:ascii="Cambria Math" w:hAnsi="Cambria Math"/>
+        </w:rPr>
+        <w:t>[@31,55:55='4</w:t>
+      </w:r>
+      <w:proofErr w:type="gramStart"/>
+      <w:r>
+        <w:rPr>
+          <w:rFonts w:ascii="Cambria Math" w:hAnsi="Cambria Math"/>
+        </w:rPr>
+        <w:t>',&lt;</w:t>
+      </w:r>
+      <w:proofErr w:type="gramEnd"/>
+      <w:r>
+        <w:rPr>
+          <w:rFonts w:ascii="Cambria Math" w:hAnsi="Cambria Math"/>
+        </w:rPr>
+        <w:t>NUMBER&gt;,2:36]</w:t>
+      </w:r>
+    </w:p>
+    <w:p>
+      <w:pPr>
+        <w:rPr>
+          <w:rFonts w:ascii="Cambria Math" w:hAnsi="Cambria Math"/>
+        </w:rPr>
+      </w:pPr>
+      <w:r>
+        <w:rPr>
+          <w:rFonts w:ascii="Cambria Math" w:hAnsi="Cambria Math"/>
+        </w:rPr>
+        <w:t>[@32,56:56=')</w:t>
+      </w:r>
+      <w:proofErr w:type="gramStart"/>
+      <w:r>
+        <w:rPr>
+          <w:rFonts w:ascii="Cambria Math" w:hAnsi="Cambria Math"/>
+        </w:rPr>
+        <w:t>',&lt;</w:t>
+      </w:r>
+      <w:proofErr w:type="gramEnd"/>
+      <w:r>
+        <w:rPr>
+          <w:rFonts w:ascii="Cambria Math" w:hAnsi="Cambria Math"/>
+        </w:rPr>
+        <w:t>')'&gt;,2:37]</w:t>
+      </w:r>
+    </w:p>
+    <w:p>
+      <w:pPr>
+        <w:rPr>
+          <w:rFonts w:ascii="Cambria Math" w:hAnsi="Cambria Math"/>
+        </w:rPr>
+      </w:pPr>
+      <w:r>
+        <w:rPr>
+          <w:rFonts w:ascii="Cambria Math" w:hAnsi="Cambria Math"/>
+        </w:rPr>
+        <w:t>[@33,58:58='/</w:t>
+      </w:r>
+      <w:proofErr w:type="gramStart"/>
+      <w:r>
+        <w:rPr>
+          <w:rFonts w:ascii="Cambria Math" w:hAnsi="Cambria Math"/>
+        </w:rPr>
+        <w:t>',&lt;</w:t>
+      </w:r>
+      <w:proofErr w:type="gramEnd"/>
+      <w:r>
+        <w:rPr>
+          <w:rFonts w:ascii="Cambria Math" w:hAnsi="Cambria Math"/>
+        </w:rPr>
+        <w:t>'/'&gt;,2:39]</w:t>
+      </w:r>
+    </w:p>
+    <w:p>
+      <w:pPr>
+        <w:rPr>
+          <w:rFonts w:ascii="Cambria Math" w:hAnsi="Cambria Math"/>
+        </w:rPr>
+      </w:pPr>
+      <w:r>
+        <w:rPr>
+          <w:rFonts w:ascii="Cambria Math" w:hAnsi="Cambria Math"/>
+        </w:rPr>
+        <w:t>[@34,59:59='v</w:t>
+      </w:r>
+      <w:proofErr w:type="gramStart"/>
+      <w:r>
+        <w:rPr>
+          <w:rFonts w:ascii="Cambria Math" w:hAnsi="Cambria Math"/>
+        </w:rPr>
+        <w:t>',&lt;</w:t>
+      </w:r>
+      <w:proofErr w:type="gramEnd"/>
+      <w:r>
+        <w:rPr>
+          <w:rFonts w:ascii="Cambria Math" w:hAnsi="Cambria Math"/>
+        </w:rPr>
+        <w:t>ID&gt;,2:40]</w:t>
+      </w:r>
+    </w:p>
+    <w:p>
+      <w:pPr>
+        <w:rPr>
+          <w:rFonts w:ascii="Cambria Math" w:hAnsi="Cambria Math"/>
+        </w:rPr>
+      </w:pPr>
+      <w:r>
+        <w:rPr>
+          <w:rFonts w:ascii="Cambria Math" w:hAnsi="Cambria Math"/>
+        </w:rPr>
+        <w:t>[@35,60:60=';</w:t>
+      </w:r>
+      <w:proofErr w:type="gramStart"/>
+      <w:r>
+        <w:rPr>
+          <w:rFonts w:ascii="Cambria Math" w:hAnsi="Cambria Math"/>
+        </w:rPr>
+        <w:t>',&lt;</w:t>
+      </w:r>
+      <w:proofErr w:type="gramEnd"/>
+      <w:r>
+        <w:rPr>
+          <w:rFonts w:ascii="Cambria Math" w:hAnsi="Cambria Math"/>
+        </w:rPr>
+        <w:t>';'&gt;,2:41]</w:t>
+      </w:r>
+    </w:p>
+    <w:p>
+      <w:pPr>
+        <w:rPr>
+          <w:rFonts w:ascii="Cambria Math" w:hAnsi="Cambria Math"/>
+        </w:rPr>
+      </w:pPr>
+      <w:r>
+        <w:rPr>
+          <w:rFonts w:ascii="Cambria Math" w:hAnsi="Cambria Math"/>
+        </w:rPr>
+        <w:t>[@36,63:63='a</w:t>
+      </w:r>
+      <w:proofErr w:type="gramStart"/>
+      <w:r>
+        <w:rPr>
+          <w:rFonts w:ascii="Cambria Math" w:hAnsi="Cambria Math"/>
+        </w:rPr>
+        <w:t>',&lt;</w:t>
+      </w:r>
+      <w:proofErr w:type="gramEnd"/>
+      <w:r>
+        <w:rPr>
+          <w:rFonts w:ascii="Cambria Math" w:hAnsi="Cambria Math"/>
+        </w:rPr>
+        <w:t>ID&gt;,3:0]</w:t>
+      </w:r>
+    </w:p>
+    <w:p>
+      <w:pPr>
+        <w:rPr>
+          <w:rFonts w:ascii="Cambria Math" w:hAnsi="Cambria Math"/>
+        </w:rPr>
+      </w:pPr>
+      <w:r>
+        <w:rPr>
+          <w:rFonts w:ascii="Cambria Math" w:hAnsi="Cambria Math"/>
+        </w:rPr>
+        <w:lastRenderedPageBreak/>
+        <w:t>[@37,65:66=</w:t>
+      </w:r>
+      <w:proofErr w:type="gramStart"/>
+      <w:r>
+        <w:rPr>
+          <w:rFonts w:ascii="Cambria Math" w:hAnsi="Cambria Math"/>
+        </w:rPr>
+        <w:t>':=',&lt;':=</w:t>
+      </w:r>
+      <w:proofErr w:type="gramEnd"/>
+      <w:r>
+        <w:rPr>
+          <w:rFonts w:ascii="Cambria Math" w:hAnsi="Cambria Math"/>
+        </w:rPr>
+        <w:t>'&gt;,3:2]</w:t>
+      </w:r>
+    </w:p>
+    <w:p>
+      <w:pPr>
+        <w:rPr>
+          <w:rFonts w:ascii="Cambria Math" w:hAnsi="Cambria Math"/>
+        </w:rPr>
+      </w:pPr>
+      <w:r>
+        <w:rPr>
+          <w:rFonts w:ascii="Cambria Math" w:hAnsi="Cambria Math"/>
+        </w:rPr>
+        <w:t>[@38,69:69='(</w:t>
+      </w:r>
+      <w:proofErr w:type="gramStart"/>
+      <w:r>
+        <w:rPr>
+          <w:rFonts w:ascii="Cambria Math" w:hAnsi="Cambria Math"/>
+        </w:rPr>
+        <w:t>',&lt;</w:t>
+      </w:r>
+      <w:proofErr w:type="gramEnd"/>
+      <w:r>
+        <w:rPr>
+          <w:rFonts w:ascii="Cambria Math" w:hAnsi="Cambria Math"/>
+        </w:rPr>
+        <w:t>'('&gt;,3:6]</w:t>
+      </w:r>
+    </w:p>
+    <w:p>
+      <w:pPr>
+        <w:rPr>
+          <w:rFonts w:ascii="Cambria Math" w:hAnsi="Cambria Math"/>
+        </w:rPr>
+      </w:pPr>
+      <w:r>
+        <w:rPr>
+          <w:rFonts w:ascii="Cambria Math" w:hAnsi="Cambria Math"/>
+        </w:rPr>
+        <w:t>[@39,70:70='c</w:t>
+      </w:r>
+      <w:proofErr w:type="gramStart"/>
+      <w:r>
+        <w:rPr>
+          <w:rFonts w:ascii="Cambria Math" w:hAnsi="Cambria Math"/>
+        </w:rPr>
+        <w:t>',&lt;</w:t>
+      </w:r>
+      <w:proofErr w:type="gramEnd"/>
+      <w:r>
+        <w:rPr>
+          <w:rFonts w:ascii="Cambria Math" w:hAnsi="Cambria Math"/>
+        </w:rPr>
+        <w:t>ID&gt;,3:7]</w:t>
+      </w:r>
+    </w:p>
+    <w:p>
+      <w:pPr>
+        <w:rPr>
+          <w:rFonts w:ascii="Cambria Math" w:hAnsi="Cambria Math"/>
+        </w:rPr>
+      </w:pPr>
+      <w:r>
+        <w:rPr>
+          <w:rFonts w:ascii="Cambria Math" w:hAnsi="Cambria Math"/>
+        </w:rPr>
+        <w:t>[@40,71:71=')</w:t>
+      </w:r>
+      <w:proofErr w:type="gramStart"/>
+      <w:r>
+        <w:rPr>
+          <w:rFonts w:ascii="Cambria Math" w:hAnsi="Cambria Math"/>
+        </w:rPr>
+        <w:t>',&lt;</w:t>
+      </w:r>
+      <w:proofErr w:type="gramEnd"/>
+      <w:r>
+        <w:rPr>
+          <w:rFonts w:ascii="Cambria Math" w:hAnsi="Cambria Math"/>
+        </w:rPr>
+        <w:t>')'&gt;,3:8]</w:t>
+      </w:r>
+    </w:p>
+    <w:p>
+      <w:pPr>
+        <w:rPr>
+          <w:rFonts w:ascii="Cambria Math" w:hAnsi="Cambria Math"/>
+        </w:rPr>
+      </w:pPr>
+      <w:r>
+        <w:rPr>
+          <w:rFonts w:ascii="Cambria Math" w:hAnsi="Cambria Math"/>
+        </w:rPr>
+        <w:t>[@41,72:72=';</w:t>
+      </w:r>
+      <w:proofErr w:type="gramStart"/>
+      <w:r>
+        <w:rPr>
+          <w:rFonts w:ascii="Cambria Math" w:hAnsi="Cambria Math"/>
+        </w:rPr>
+        <w:t>',&lt;</w:t>
+      </w:r>
+      <w:proofErr w:type="gramEnd"/>
+      <w:r>
+        <w:rPr>
+          <w:rFonts w:ascii="Cambria Math" w:hAnsi="Cambria Math"/>
+        </w:rPr>
+        <w:t>';'&gt;,3:9]</w:t>
+      </w:r>
+    </w:p>
+    <w:p>
+      <w:pPr>
+        <w:rPr>
+          <w:rFonts w:ascii="Cambria Math" w:hAnsi="Cambria Math"/>
+        </w:rPr>
+      </w:pPr>
+      <w:r>
+        <w:rPr>
+          <w:rFonts w:ascii="Cambria Math" w:hAnsi="Cambria Math"/>
+        </w:rPr>
+        <w:t>[@42,75:79='write</w:t>
+      </w:r>
+      <w:proofErr w:type="gramStart"/>
+      <w:r>
+        <w:rPr>
+          <w:rFonts w:ascii="Cambria Math" w:hAnsi="Cambria Math"/>
+        </w:rPr>
+        <w:t>',&lt;</w:t>
+      </w:r>
+      <w:proofErr w:type="gramEnd"/>
+      <w:r>
+        <w:rPr>
+          <w:rFonts w:ascii="Cambria Math" w:hAnsi="Cambria Math"/>
+        </w:rPr>
+        <w:t>'write'&gt;,4:0]</w:t>
+      </w:r>
+    </w:p>
+    <w:p>
+      <w:pPr>
+        <w:rPr>
+          <w:rFonts w:ascii="Cambria Math" w:hAnsi="Cambria Math"/>
+        </w:rPr>
+      </w:pPr>
+      <w:r>
+        <w:rPr>
+          <w:rFonts w:ascii="Cambria Math" w:hAnsi="Cambria Math"/>
+        </w:rPr>
+        <w:t>[@43,80:80='(</w:t>
+      </w:r>
+      <w:proofErr w:type="gramStart"/>
+      <w:r>
+        <w:rPr>
+          <w:rFonts w:ascii="Cambria Math" w:hAnsi="Cambria Math"/>
+        </w:rPr>
+        <w:t>',&lt;</w:t>
+      </w:r>
+      <w:proofErr w:type="gramEnd"/>
+      <w:r>
+        <w:rPr>
+          <w:rFonts w:ascii="Cambria Math" w:hAnsi="Cambria Math"/>
+        </w:rPr>
+        <w:t>'('&gt;,4:5]</w:t>
+      </w:r>
+    </w:p>
+    <w:p>
+      <w:pPr>
+        <w:rPr>
+          <w:rFonts w:ascii="Cambria Math" w:hAnsi="Cambria Math"/>
+        </w:rPr>
+      </w:pPr>
+      <w:r>
+        <w:rPr>
+          <w:rFonts w:ascii="Cambria Math" w:hAnsi="Cambria Math"/>
+        </w:rPr>
+        <w:t>[@44,82:85='temp</w:t>
+      </w:r>
+      <w:proofErr w:type="gramStart"/>
+      <w:r>
+        <w:rPr>
+          <w:rFonts w:ascii="Cambria Math" w:hAnsi="Cambria Math"/>
+        </w:rPr>
+        <w:t>',&lt;</w:t>
+      </w:r>
+      <w:proofErr w:type="gramEnd"/>
+      <w:r>
+        <w:rPr>
+          <w:rFonts w:ascii="Cambria Math" w:hAnsi="Cambria Math"/>
+        </w:rPr>
+        <w:t>ID&gt;,4:7]</w:t>
+      </w:r>
+    </w:p>
+    <w:p>
+      <w:pPr>
+        <w:rPr>
+          <w:rFonts w:ascii="Cambria Math" w:hAnsi="Cambria Math"/>
+        </w:rPr>
+      </w:pPr>
+      <w:r>
+        <w:rPr>
+          <w:rFonts w:ascii="Cambria Math" w:hAnsi="Cambria Math"/>
+        </w:rPr>
+        <w:t>[@45,87:87='/</w:t>
+      </w:r>
+      <w:proofErr w:type="gramStart"/>
+      <w:r>
+        <w:rPr>
+          <w:rFonts w:ascii="Cambria Math" w:hAnsi="Cambria Math"/>
+        </w:rPr>
+        <w:t>',&lt;</w:t>
+      </w:r>
+      <w:proofErr w:type="gramEnd"/>
+      <w:r>
+        <w:rPr>
+          <w:rFonts w:ascii="Cambria Math" w:hAnsi="Cambria Math"/>
+        </w:rPr>
+        <w:t>'/'&gt;,4:12]</w:t>
+      </w:r>
+    </w:p>
+    <w:p>
+      <w:pPr>
+        <w:rPr>
+          <w:rFonts w:ascii="Cambria Math" w:hAnsi="Cambria Math"/>
+        </w:rPr>
+      </w:pPr>
+      <w:r>
+        <w:rPr>
+          <w:rFonts w:ascii="Cambria Math" w:hAnsi="Cambria Math"/>
+        </w:rPr>
+        <w:t>[@46,92:92=')</w:t>
+      </w:r>
+      <w:proofErr w:type="gramStart"/>
+      <w:r>
+        <w:rPr>
+          <w:rFonts w:ascii="Cambria Math" w:hAnsi="Cambria Math"/>
+        </w:rPr>
+        <w:t>',&lt;</w:t>
+      </w:r>
+      <w:proofErr w:type="gramEnd"/>
+      <w:r>
+        <w:rPr>
+          <w:rFonts w:ascii="Cambria Math" w:hAnsi="Cambria Math"/>
+        </w:rPr>
+        <w:t>')'&gt;,4:17]</w:t>
+      </w:r>
+    </w:p>
+    <w:p>
+      <w:pPr>
+        <w:rPr>
+          <w:rFonts w:ascii="Cambria Math" w:hAnsi="Cambria Math"/>
+        </w:rPr>
+      </w:pPr>
+      <w:r>
+        <w:rPr>
+          <w:rFonts w:ascii="Cambria Math" w:hAnsi="Cambria Math"/>
+        </w:rPr>
+        <w:t>[@47,93:93=';</w:t>
+      </w:r>
+      <w:proofErr w:type="gramStart"/>
+      <w:r>
+        <w:rPr>
+          <w:rFonts w:ascii="Cambria Math" w:hAnsi="Cambria Math"/>
+        </w:rPr>
+        <w:t>',&lt;</w:t>
+      </w:r>
+      <w:proofErr w:type="gramEnd"/>
+      <w:r>
+        <w:rPr>
+          <w:rFonts w:ascii="Cambria Math" w:hAnsi="Cambria Math"/>
+        </w:rPr>
+        <w:t>';'&gt;,4:18]</w:t>
+      </w:r>
+    </w:p>
+    <w:p>
+      <w:pPr>
+        <w:rPr>
+          <w:rFonts w:ascii="Cambria Math" w:hAnsi="Cambria Math"/>
+        </w:rPr>
+      </w:pPr>
+      <w:r>
+        <w:rPr>
+          <w:rFonts w:ascii="Cambria Math" w:hAnsi="Cambria Math"/>
+        </w:rPr>
+        <w:t>[@48,94:93='&lt;EOF&gt;</w:t>
+      </w:r>
+      <w:proofErr w:type="gramStart"/>
+      <w:r>
+        <w:rPr>
+          <w:rFonts w:ascii="Cambria Math" w:hAnsi="Cambria Math"/>
+        </w:rPr>
+        <w:t>',&lt;</w:t>
+      </w:r>
+      <w:proofErr w:type="gramEnd"/>
+      <w:r>
+        <w:rPr>
+          <w:rFonts w:ascii="Cambria Math" w:hAnsi="Cambria Math"/>
+        </w:rPr>
+        <w:t>EOF&gt;,4:19]</w:t>
+      </w:r>
+    </w:p>
+    <w:p>
+      <w:pPr>
+        <w:rPr>
+          <w:rFonts w:ascii="Cambria Math" w:hAnsi="Cambria Math"/>
+        </w:rPr>
+      </w:pPr>
+      <w:r>
+        <w:rPr>
+          <w:rFonts w:ascii="Cambria Math" w:hAnsi="Cambria Math"/>
+        </w:rPr>
+        <w:t>line 4:17 mismatched input ')' expecting {ID, NUMBER, '('}</w:t>
+      </w:r>
+    </w:p>
+    <w:p>
+      <w:pPr>
+        <w:rPr>
+          <w:rFonts w:ascii="Cambria Math" w:hAnsi="Cambria Math"/>
+        </w:rPr>
+      </w:pPr>
+    </w:p>
+    <w:p>
+      <w:pPr>
+        <w:rPr>
+          <w:rFonts w:ascii="Cambria Math" w:hAnsi="Cambria Math"/>
+        </w:rPr>
+      </w:pPr>
+      <w:r>
         <w:rPr>
           <w:rFonts w:ascii="Cambria Math" w:hAnsi="Cambria Math"/>
           <w:noProof/>
         </w:rPr>
-      </w:pPr>
-      <w:r>
-        <w:rPr>
-          <w:rFonts w:ascii="Cambria Math" w:hAnsi="Cambria Math"/>
-        </w:rPr>
-        <w:t>line 4:17 mismatched input ')' expecting {ID, NUMBER, '('}</w:t>
-      </w:r>
-    </w:p>
-    <w:p>
-      <w:pPr>
-        <w:rPr>
-          <w:rFonts w:ascii="Cambria Math" w:hAnsi="Cambria Math"/>
-        </w:rPr>
-      </w:pPr>
-      <w:r>
-        <w:rPr>
-          <w:rFonts w:ascii="Cambria Math" w:hAnsi="Cambria Math"/>
-          <w:noProof/>
-        </w:rPr>
-        <w:lastRenderedPageBreak/>
         <w:drawing>
           <wp:inline distT="0" distB="0" distL="0" distR="0" wp14:anchorId="1355CDD5" wp14:editId="064D1047">
             <wp:extent cx="6592422" cy="3062377"/>
@@ -4510,7 +9461,7 @@
                     <pic:cNvPicPr/>
                   </pic:nvPicPr>
                   <pic:blipFill>
-                    <a:blip r:embed="rId10">
+                    <a:blip r:embed="rId11">
                       <a:extLst>
                         <a:ext uri="{28A0092B-C50C-407E-A947-70E740481C1C}">
                           <a14:useLocalDpi xmlns:a14="http://schemas.microsoft.com/office/drawing/2010/main" val="0"/>
@@ -4538,7 +9489,7 @@
       </w:r>
     </w:p>
     <w:sectPr>
-      <w:headerReference w:type="default" r:id="rId11"/>
+      <w:headerReference w:type="default" r:id="rId12"/>
       <w:pgSz w:w="12240" w:h="15840"/>
       <w:pgMar w:top="1440" w:right="1440" w:bottom="1440" w:left="1440" w:header="720" w:footer="720" w:gutter="0"/>
       <w:cols w:space="720"/>
@@ -5953,4 +10904,16 @@
     </a:ext>
   </a:extLst>
 </a:theme>
+</file>
+
+<file path=customXml/item1.xml><?xml version="1.0" encoding="utf-8"?>
+<b:Sources xmlns:b="http://schemas.openxmlformats.org/officeDocument/2006/bibliography" xmlns="http://schemas.openxmlformats.org/officeDocument/2006/bibliography" SelectedStyle="\APASixthEditionOfficeOnline.xsl" StyleName="APA" Version="6"/>
+</file>
+
+<file path=customXml/itemProps1.xml><?xml version="1.0" encoding="utf-8"?>
+<ds:datastoreItem xmlns:ds="http://schemas.openxmlformats.org/officeDocument/2006/customXml" ds:itemID="{7BB76E99-867F-4013-B3BF-E0D91E0FCEE0}">
+  <ds:schemaRefs>
+    <ds:schemaRef ds:uri="http://schemas.openxmlformats.org/officeDocument/2006/bibliography"/>
+  </ds:schemaRefs>
+</ds:datastoreItem>
 </file>